--- a/data/outputs/v2/General_Science/SS1.1_Introduction_to_General_Science/General_Science_Introduction_to_General_Science_CBE_LessonSequence.docx
+++ b/data/outputs/v2/General_Science/SS1.1_Introduction_to_General_Science/General_Science_Introduction_to_General_Science_CBE_LessonSequence.docx
@@ -2939,32 +2939,32 @@
         <w:tc>
           <w:tcPr>
             <w:tcW w:type="dxa" w:w="1520"/>
-            <w:shd w:fill="F2F2F2" w:color="auto" w:val="clear"/>
-            <w:tcMar>
-              <w:top w:type="dxa" w:w="60"/>
-              <w:left w:type="dxa" w:w="120"/>
-              <w:bottom w:type="dxa" w:w="60"/>
-              <w:right w:type="dxa" w:w="120"/>
-            </w:tcMar>
-            <w:vAlign w:val="top"/>
-          </w:tcPr>
-          <w:p>
-            <w:pPr>
-              <w:spacing w:after="40" w:before="0"/>
-              <w:jc w:val="left"/>
-            </w:pPr>
-            <w:r>
-              <w:rPr>
-                <w:rFonts w:ascii="Arial" w:cs="Arial" w:eastAsia="Arial" w:hAnsi="Arial"/>
-                <w:b/>
-                <w:bCs/>
-                <w:i w:val="false"/>
-                <w:iCs w:val="false"/>
-                <w:color w:val="000000"/>
-                <w:sz w:val="18"/>
-                <w:szCs w:val="18"/>
-              </w:rPr>
-              <w:t xml:space="preserve">1 — PREDICT (Prior Knowledge Activation)</w:t>
+            <w:shd w:fill="EAD1F5" w:color="auto" w:val="clear"/>
+            <w:tcMar>
+              <w:top w:type="dxa" w:w="60"/>
+              <w:left w:type="dxa" w:w="120"/>
+              <w:bottom w:type="dxa" w:w="60"/>
+              <w:right w:type="dxa" w:w="120"/>
+            </w:tcMar>
+            <w:vAlign w:val="top"/>
+          </w:tcPr>
+          <w:p>
+            <w:pPr>
+              <w:spacing w:after="40" w:before="0"/>
+              <w:jc w:val="left"/>
+            </w:pPr>
+            <w:r>
+              <w:rPr>
+                <w:rFonts w:ascii="Arial" w:cs="Arial" w:eastAsia="Arial" w:hAnsi="Arial"/>
+                <w:b/>
+                <w:bCs/>
+                <w:i w:val="false"/>
+                <w:iCs w:val="false"/>
+                <w:color w:val="000000"/>
+                <w:sz w:val="18"/>
+                <w:szCs w:val="18"/>
+              </w:rPr>
+              <w:t xml:space="preserve">Predict Phase</w:t>
             </w:r>
           </w:p>
           <w:p>
@@ -2987,7 +2987,7 @@
             <w:pPr>
               <w:spacing w:after="20" w:before="0"/>
             </w:pPr>
-            <w:hyperlink w:history="1" r:id="rIdn_a8xtednmzrumnozbdnd">
+            <w:hyperlink w:history="1" r:id="rIdraah7z97jarioaxifd_ou">
               <w:r>
                 <w:rPr>
                   <w:rFonts w:ascii="Arial" w:cs="Arial" w:eastAsia="Arial" w:hAnsi="Arial"/>
@@ -3020,7 +3020,7 @@
               <w:spacing w:after="10" w:before="0"/>
               <w:ind w:left="120"/>
             </w:pPr>
-            <w:hyperlink w:history="1" r:id="rIdyqinm9nd3v5xncmhmfhoi">
+            <w:hyperlink w:history="1" r:id="rId8lj994qbhghcng4-i0kdd">
               <w:r>
                 <w:rPr>
                   <w:rFonts w:ascii="Arial" w:cs="Arial" w:eastAsia="Arial" w:hAnsi="Arial"/>
@@ -3065,7 +3065,7 @@
             <w:pPr>
               <w:spacing w:after="20" w:before="0"/>
             </w:pPr>
-            <w:hyperlink w:history="1" r:id="rIdhmpnsu2pxqcmbttr2xvzk">
+            <w:hyperlink w:history="1" r:id="rIdocpeetkzkjofkrxavfp-w">
               <w:r>
                 <w:rPr>
                   <w:rFonts w:ascii="Arial" w:cs="Arial" w:eastAsia="Arial" w:hAnsi="Arial"/>
@@ -3098,7 +3098,7 @@
               <w:spacing w:after="10" w:before="0"/>
               <w:ind w:left="120"/>
             </w:pPr>
-            <w:hyperlink w:history="1" r:id="rIdj1v10l0fgaco030xqqhtg">
+            <w:hyperlink w:history="1" r:id="rIdvckjiudednh476hqidwth">
               <w:r>
                 <w:rPr>
                   <w:rFonts w:ascii="Arial" w:cs="Arial" w:eastAsia="Arial" w:hAnsi="Arial"/>
@@ -3245,32 +3245,32 @@
         <w:tc>
           <w:tcPr>
             <w:tcW w:type="dxa" w:w="1520"/>
-            <w:shd w:fill="F2F2F2" w:color="auto" w:val="clear"/>
-            <w:tcMar>
-              <w:top w:type="dxa" w:w="60"/>
-              <w:left w:type="dxa" w:w="120"/>
-              <w:bottom w:type="dxa" w:w="60"/>
-              <w:right w:type="dxa" w:w="120"/>
-            </w:tcMar>
-            <w:vAlign w:val="top"/>
-          </w:tcPr>
-          <w:p>
-            <w:pPr>
-              <w:spacing w:after="40" w:before="0"/>
-              <w:jc w:val="left"/>
-            </w:pPr>
-            <w:r>
-              <w:rPr>
-                <w:rFonts w:ascii="Arial" w:cs="Arial" w:eastAsia="Arial" w:hAnsi="Arial"/>
-                <w:b/>
-                <w:bCs/>
-                <w:i w:val="false"/>
-                <w:iCs w:val="false"/>
-                <w:color w:val="000000"/>
-                <w:sz w:val="18"/>
-                <w:szCs w:val="18"/>
-              </w:rPr>
-              <w:t xml:space="preserve">2 — OBSERVE (Sharing &amp; Recording All Predictions — Anchor Chart Construction)</w:t>
+            <w:shd w:fill="D9EEF1" w:color="auto" w:val="clear"/>
+            <w:tcMar>
+              <w:top w:type="dxa" w:w="60"/>
+              <w:left w:type="dxa" w:w="120"/>
+              <w:bottom w:type="dxa" w:w="60"/>
+              <w:right w:type="dxa" w:w="120"/>
+            </w:tcMar>
+            <w:vAlign w:val="top"/>
+          </w:tcPr>
+          <w:p>
+            <w:pPr>
+              <w:spacing w:after="40" w:before="0"/>
+              <w:jc w:val="left"/>
+            </w:pPr>
+            <w:r>
+              <w:rPr>
+                <w:rFonts w:ascii="Arial" w:cs="Arial" w:eastAsia="Arial" w:hAnsi="Arial"/>
+                <w:b/>
+                <w:bCs/>
+                <w:i w:val="false"/>
+                <w:iCs w:val="false"/>
+                <w:color w:val="000000"/>
+                <w:sz w:val="18"/>
+                <w:szCs w:val="18"/>
+              </w:rPr>
+              <w:t xml:space="preserve">Observe Phase</w:t>
             </w:r>
           </w:p>
           <w:p>
@@ -3293,7 +3293,7 @@
             <w:pPr>
               <w:spacing w:after="20" w:before="0"/>
             </w:pPr>
-            <w:hyperlink w:history="1" r:id="rIdzotul-9jgqa0u6hr12hbl">
+            <w:hyperlink w:history="1" r:id="rIdsqeaepbfiqwznnit4uj56">
               <w:r>
                 <w:rPr>
                   <w:rFonts w:ascii="Arial" w:cs="Arial" w:eastAsia="Arial" w:hAnsi="Arial"/>
@@ -3326,7 +3326,7 @@
               <w:spacing w:after="10" w:before="0"/>
               <w:ind w:left="120"/>
             </w:pPr>
-            <w:hyperlink w:history="1" r:id="rIdtseypj9e3dgfq4uzqkhvk">
+            <w:hyperlink w:history="1" r:id="rIdrztw3rkylltzqvz_bhvdz">
               <w:r>
                 <w:rPr>
                   <w:rFonts w:ascii="Arial" w:cs="Arial" w:eastAsia="Arial" w:hAnsi="Arial"/>
@@ -3371,7 +3371,7 @@
             <w:pPr>
               <w:spacing w:after="20" w:before="0"/>
             </w:pPr>
-            <w:hyperlink w:history="1" r:id="rIdu5jqqi1zlhmiwvxp4j8lm">
+            <w:hyperlink w:history="1" r:id="rId3rqdxe-bfaejgvanehdml">
               <w:r>
                 <w:rPr>
                   <w:rFonts w:ascii="Arial" w:cs="Arial" w:eastAsia="Arial" w:hAnsi="Arial"/>
@@ -3404,7 +3404,7 @@
               <w:spacing w:after="10" w:before="0"/>
               <w:ind w:left="120"/>
             </w:pPr>
-            <w:hyperlink w:history="1" r:id="rIdkaxuwbbrue4nacxffl5pf">
+            <w:hyperlink w:history="1" r:id="rIdca6lstkmn8rrezscwub36">
               <w:r>
                 <w:rPr>
                   <w:rFonts w:ascii="Arial" w:cs="Arial" w:eastAsia="Arial" w:hAnsi="Arial"/>
@@ -3551,32 +3551,32 @@
         <w:tc>
           <w:tcPr>
             <w:tcW w:type="dxa" w:w="1520"/>
-            <w:shd w:fill="F2F2F2" w:color="auto" w:val="clear"/>
-            <w:tcMar>
-              <w:top w:type="dxa" w:w="60"/>
-              <w:left w:type="dxa" w:w="120"/>
-              <w:bottom w:type="dxa" w:w="60"/>
-              <w:right w:type="dxa" w:w="120"/>
-            </w:tcMar>
-            <w:vAlign w:val="top"/>
-          </w:tcPr>
-          <w:p>
-            <w:pPr>
-              <w:spacing w:after="40" w:before="0"/>
-              <w:jc w:val="left"/>
-            </w:pPr>
-            <w:r>
-              <w:rPr>
-                <w:rFonts w:ascii="Arial" w:cs="Arial" w:eastAsia="Arial" w:hAnsi="Arial"/>
-                <w:b/>
-                <w:bCs/>
-                <w:i w:val="false"/>
-                <w:iCs w:val="false"/>
-                <w:color w:val="000000"/>
-                <w:sz w:val="18"/>
-                <w:szCs w:val="18"/>
-              </w:rPr>
-              <w:t xml:space="preserve">3 — EXPLAIN (Introducing the Central Puzzle — 'Seeing Is Not Always Believing')</w:t>
+            <w:shd w:fill="E2EFDA" w:color="auto" w:val="clear"/>
+            <w:tcMar>
+              <w:top w:type="dxa" w:w="60"/>
+              <w:left w:type="dxa" w:w="120"/>
+              <w:bottom w:type="dxa" w:w="60"/>
+              <w:right w:type="dxa" w:w="120"/>
+            </w:tcMar>
+            <w:vAlign w:val="top"/>
+          </w:tcPr>
+          <w:p>
+            <w:pPr>
+              <w:spacing w:after="40" w:before="0"/>
+              <w:jc w:val="left"/>
+            </w:pPr>
+            <w:r>
+              <w:rPr>
+                <w:rFonts w:ascii="Arial" w:cs="Arial" w:eastAsia="Arial" w:hAnsi="Arial"/>
+                <w:b/>
+                <w:bCs/>
+                <w:i w:val="false"/>
+                <w:iCs w:val="false"/>
+                <w:color w:val="000000"/>
+                <w:sz w:val="18"/>
+                <w:szCs w:val="18"/>
+              </w:rPr>
+              <w:t xml:space="preserve">Explain Phase</w:t>
             </w:r>
           </w:p>
           <w:p>
@@ -3599,7 +3599,7 @@
             <w:pPr>
               <w:spacing w:after="20" w:before="0"/>
             </w:pPr>
-            <w:hyperlink w:history="1" r:id="rIdbt9k3ldhq6zxpl6kjgz_z">
+            <w:hyperlink w:history="1" r:id="rIdjpywf7bhn9kaitfcjq9le">
               <w:r>
                 <w:rPr>
                   <w:rFonts w:ascii="Arial" w:cs="Arial" w:eastAsia="Arial" w:hAnsi="Arial"/>
@@ -3632,7 +3632,7 @@
               <w:spacing w:after="10" w:before="0"/>
               <w:ind w:left="120"/>
             </w:pPr>
-            <w:hyperlink w:history="1" r:id="rIdzt-n8bx8urm6oqh4h2ipd">
+            <w:hyperlink w:history="1" r:id="rIdwgrs5hyumwmnetkham7ut">
               <w:r>
                 <w:rPr>
                   <w:rFonts w:ascii="Arial" w:cs="Arial" w:eastAsia="Arial" w:hAnsi="Arial"/>
@@ -3677,7 +3677,7 @@
             <w:pPr>
               <w:spacing w:after="20" w:before="0"/>
             </w:pPr>
-            <w:hyperlink w:history="1" r:id="rIdrecedniofh6d5hf8pemao">
+            <w:hyperlink w:history="1" r:id="rIdro1gp3neyeiddkm6v7_1b">
               <w:r>
                 <w:rPr>
                   <w:rFonts w:ascii="Arial" w:cs="Arial" w:eastAsia="Arial" w:hAnsi="Arial"/>
@@ -3710,7 +3710,7 @@
               <w:spacing w:after="10" w:before="0"/>
               <w:ind w:left="120"/>
             </w:pPr>
-            <w:hyperlink w:history="1" r:id="rId5rttbuoy9txic39ng3vow">
+            <w:hyperlink w:history="1" r:id="rIdczqih5zdg7-znostjpgbm">
               <w:r>
                 <w:rPr>
                   <w:rFonts w:ascii="Arial" w:cs="Arial" w:eastAsia="Arial" w:hAnsi="Arial"/>
@@ -3857,32 +3857,32 @@
         <w:tc>
           <w:tcPr>
             <w:tcW w:type="dxa" w:w="1520"/>
-            <w:shd w:fill="F2F2F2" w:color="auto" w:val="clear"/>
-            <w:tcMar>
-              <w:top w:type="dxa" w:w="60"/>
-              <w:left w:type="dxa" w:w="120"/>
-              <w:bottom w:type="dxa" w:w="60"/>
-              <w:right w:type="dxa" w:w="120"/>
-            </w:tcMar>
-            <w:vAlign w:val="top"/>
-          </w:tcPr>
-          <w:p>
-            <w:pPr>
-              <w:spacing w:after="40" w:before="0"/>
-              <w:jc w:val="left"/>
-            </w:pPr>
-            <w:r>
-              <w:rPr>
-                <w:rFonts w:ascii="Arial" w:cs="Arial" w:eastAsia="Arial" w:hAnsi="Arial"/>
-                <w:b/>
-                <w:bCs/>
-                <w:i w:val="false"/>
-                <w:iCs w:val="false"/>
-                <w:color w:val="000000"/>
-                <w:sz w:val="18"/>
-                <w:szCs w:val="18"/>
-              </w:rPr>
-              <w:t xml:space="preserve">4 — DRIVING QUESTION BOARD (DQB) Creation</w:t>
+            <w:shd w:fill="FCE4D6" w:color="auto" w:val="clear"/>
+            <w:tcMar>
+              <w:top w:type="dxa" w:w="60"/>
+              <w:left w:type="dxa" w:w="120"/>
+              <w:bottom w:type="dxa" w:w="60"/>
+              <w:right w:type="dxa" w:w="120"/>
+            </w:tcMar>
+            <w:vAlign w:val="top"/>
+          </w:tcPr>
+          <w:p>
+            <w:pPr>
+              <w:spacing w:after="40" w:before="0"/>
+              <w:jc w:val="left"/>
+            </w:pPr>
+            <w:r>
+              <w:rPr>
+                <w:rFonts w:ascii="Arial" w:cs="Arial" w:eastAsia="Arial" w:hAnsi="Arial"/>
+                <w:b/>
+                <w:bCs/>
+                <w:i w:val="false"/>
+                <w:iCs w:val="false"/>
+                <w:color w:val="000000"/>
+                <w:sz w:val="18"/>
+                <w:szCs w:val="18"/>
+              </w:rPr>
+              <w:t xml:space="preserve">Driving Question Board (DQB) Creation</w:t>
             </w:r>
           </w:p>
           <w:p>
@@ -3905,7 +3905,7 @@
             <w:pPr>
               <w:spacing w:after="20" w:before="0"/>
             </w:pPr>
-            <w:hyperlink w:history="1" r:id="rIda68achcxgrnvgqqi1ml9e">
+            <w:hyperlink w:history="1" r:id="rId133gyprydggpcp8dw3rax">
               <w:r>
                 <w:rPr>
                   <w:rFonts w:ascii="Arial" w:cs="Arial" w:eastAsia="Arial" w:hAnsi="Arial"/>
@@ -3938,7 +3938,7 @@
               <w:spacing w:after="10" w:before="0"/>
               <w:ind w:left="120"/>
             </w:pPr>
-            <w:hyperlink w:history="1" r:id="rIdhssaok3vvhqxwn3z0rq9n">
+            <w:hyperlink w:history="1" r:id="rIdeyjz6sbff45kkuvad6d04">
               <w:r>
                 <w:rPr>
                   <w:rFonts w:ascii="Arial" w:cs="Arial" w:eastAsia="Arial" w:hAnsi="Arial"/>
@@ -3983,7 +3983,7 @@
             <w:pPr>
               <w:spacing w:after="20" w:before="0"/>
             </w:pPr>
-            <w:hyperlink w:history="1" r:id="rIdbyeqk4kmzwvfls6s_ulks">
+            <w:hyperlink w:history="1" r:id="rIdokkw-d2hkaboxb6ffkq4r">
               <w:r>
                 <w:rPr>
                   <w:rFonts w:ascii="Arial" w:cs="Arial" w:eastAsia="Arial" w:hAnsi="Arial"/>
@@ -4016,7 +4016,7 @@
               <w:spacing w:after="10" w:before="0"/>
               <w:ind w:left="120"/>
             </w:pPr>
-            <w:hyperlink w:history="1" r:id="rIdkr0ilxxn0bkkqttdtpr8a">
+            <w:hyperlink w:history="1" r:id="rId1vyupsxim7vgi9uf1fa2m">
               <w:r>
                 <w:rPr>
                   <w:rFonts w:ascii="Arial" w:cs="Arial" w:eastAsia="Arial" w:hAnsi="Arial"/>
@@ -4163,32 +4163,32 @@
         <w:tc>
           <w:tcPr>
             <w:tcW w:type="dxa" w:w="1520"/>
-            <w:shd w:fill="F2F2F2" w:color="auto" w:val="clear"/>
-            <w:tcMar>
-              <w:top w:type="dxa" w:w="60"/>
-              <w:left w:type="dxa" w:w="120"/>
-              <w:bottom w:type="dxa" w:w="60"/>
-              <w:right w:type="dxa" w:w="120"/>
-            </w:tcMar>
-            <w:vAlign w:val="top"/>
-          </w:tcPr>
-          <w:p>
-            <w:pPr>
-              <w:spacing w:after="40" w:before="0"/>
-              <w:jc w:val="left"/>
-            </w:pPr>
-            <w:r>
-              <w:rPr>
-                <w:rFonts w:ascii="Arial" w:cs="Arial" w:eastAsia="Arial" w:hAnsi="Arial"/>
-                <w:b/>
-                <w:bCs/>
-                <w:i w:val="false"/>
-                <w:iCs w:val="false"/>
-                <w:color w:val="000000"/>
-                <w:sz w:val="18"/>
-                <w:szCs w:val="18"/>
-              </w:rPr>
-              <w:t xml:space="preserve">5 — MODEL BUILDING (Initial Mental Model — 'How a Scientist Knows')</w:t>
+            <w:shd w:fill="D5E8F0" w:color="auto" w:val="clear"/>
+            <w:tcMar>
+              <w:top w:type="dxa" w:w="60"/>
+              <w:left w:type="dxa" w:w="120"/>
+              <w:bottom w:type="dxa" w:w="60"/>
+              <w:right w:type="dxa" w:w="120"/>
+            </w:tcMar>
+            <w:vAlign w:val="top"/>
+          </w:tcPr>
+          <w:p>
+            <w:pPr>
+              <w:spacing w:after="40" w:before="0"/>
+              <w:jc w:val="left"/>
+            </w:pPr>
+            <w:r>
+              <w:rPr>
+                <w:rFonts w:ascii="Arial" w:cs="Arial" w:eastAsia="Arial" w:hAnsi="Arial"/>
+                <w:b/>
+                <w:bCs/>
+                <w:i w:val="false"/>
+                <w:iCs w:val="false"/>
+                <w:color w:val="000000"/>
+                <w:sz w:val="18"/>
+                <w:szCs w:val="18"/>
+              </w:rPr>
+              <w:t xml:space="preserve">Model Building Phase</w:t>
             </w:r>
           </w:p>
           <w:p>
@@ -4211,7 +4211,7 @@
             <w:pPr>
               <w:spacing w:after="20" w:before="0"/>
             </w:pPr>
-            <w:hyperlink w:history="1" r:id="rIdacdlll2yjzloxrnfoebqs">
+            <w:hyperlink w:history="1" r:id="rId3hkzfggwxorxg4j_prcq3">
               <w:r>
                 <w:rPr>
                   <w:rFonts w:ascii="Arial" w:cs="Arial" w:eastAsia="Arial" w:hAnsi="Arial"/>
@@ -4244,7 +4244,7 @@
               <w:spacing w:after="10" w:before="0"/>
               <w:ind w:left="120"/>
             </w:pPr>
-            <w:hyperlink w:history="1" r:id="rId-dr8clw70xumguc-w-pu_">
+            <w:hyperlink w:history="1" r:id="rIdfnj5yycymtqbf-w2d_-im">
               <w:r>
                 <w:rPr>
                   <w:rFonts w:ascii="Arial" w:cs="Arial" w:eastAsia="Arial" w:hAnsi="Arial"/>
@@ -4289,7 +4289,7 @@
             <w:pPr>
               <w:spacing w:after="20" w:before="0"/>
             </w:pPr>
-            <w:hyperlink w:history="1" r:id="rIdjqqcdcjo_e0jmfs0xnmvc">
+            <w:hyperlink w:history="1" r:id="rIdytjtdhrtc4ng-u2c-w8os">
               <w:r>
                 <w:rPr>
                   <w:rFonts w:ascii="Arial" w:cs="Arial" w:eastAsia="Arial" w:hAnsi="Arial"/>
@@ -4322,7 +4322,7 @@
               <w:spacing w:after="10" w:before="0"/>
               <w:ind w:left="120"/>
             </w:pPr>
-            <w:hyperlink w:history="1" r:id="rId_awgye9a6_vnbz1vgwn7k">
+            <w:hyperlink w:history="1" r:id="rIdy44ac6slovwctcqvabzbm">
               <w:r>
                 <w:rPr>
                   <w:rFonts w:ascii="Arial" w:cs="Arial" w:eastAsia="Arial" w:hAnsi="Arial"/>
@@ -5761,32 +5761,32 @@
         <w:tc>
           <w:tcPr>
             <w:tcW w:type="dxa" w:w="1520"/>
-            <w:shd w:fill="F2F2F2" w:color="auto" w:val="clear"/>
-            <w:tcMar>
-              <w:top w:type="dxa" w:w="60"/>
-              <w:left w:type="dxa" w:w="120"/>
-              <w:bottom w:type="dxa" w:w="60"/>
-              <w:right w:type="dxa" w:w="120"/>
-            </w:tcMar>
-            <w:vAlign w:val="top"/>
-          </w:tcPr>
-          <w:p>
-            <w:pPr>
-              <w:spacing w:after="40" w:before="0"/>
-              <w:jc w:val="left"/>
-            </w:pPr>
-            <w:r>
-              <w:rPr>
-                <w:rFonts w:ascii="Arial" w:cs="Arial" w:eastAsia="Arial" w:hAnsi="Arial"/>
-                <w:b/>
-                <w:bCs/>
-                <w:i w:val="false"/>
-                <w:iCs w:val="false"/>
-                <w:color w:val="000000"/>
-                <w:sz w:val="18"/>
-                <w:szCs w:val="18"/>
-              </w:rPr>
-              <w:t xml:space="preserve">1 — Predict</w:t>
+            <w:shd w:fill="EAD1F5" w:color="auto" w:val="clear"/>
+            <w:tcMar>
+              <w:top w:type="dxa" w:w="60"/>
+              <w:left w:type="dxa" w:w="120"/>
+              <w:bottom w:type="dxa" w:w="60"/>
+              <w:right w:type="dxa" w:w="120"/>
+            </w:tcMar>
+            <w:vAlign w:val="top"/>
+          </w:tcPr>
+          <w:p>
+            <w:pPr>
+              <w:spacing w:after="40" w:before="0"/>
+              <w:jc w:val="left"/>
+            </w:pPr>
+            <w:r>
+              <w:rPr>
+                <w:rFonts w:ascii="Arial" w:cs="Arial" w:eastAsia="Arial" w:hAnsi="Arial"/>
+                <w:b/>
+                <w:bCs/>
+                <w:i w:val="false"/>
+                <w:iCs w:val="false"/>
+                <w:color w:val="000000"/>
+                <w:sz w:val="18"/>
+                <w:szCs w:val="18"/>
+              </w:rPr>
+              <w:t xml:space="preserve">Predict Phase</w:t>
             </w:r>
           </w:p>
           <w:p>
@@ -5809,7 +5809,7 @@
             <w:pPr>
               <w:spacing w:after="20" w:before="0"/>
             </w:pPr>
-            <w:hyperlink w:history="1" r:id="rIdxsawocl52s38tty3wujpn">
+            <w:hyperlink w:history="1" r:id="rIdjcvek48ahcmjfifemle8c">
               <w:r>
                 <w:rPr>
                   <w:rFonts w:ascii="Arial" w:cs="Arial" w:eastAsia="Arial" w:hAnsi="Arial"/>
@@ -5842,7 +5842,7 @@
               <w:spacing w:after="10" w:before="0"/>
               <w:ind w:left="120"/>
             </w:pPr>
-            <w:hyperlink w:history="1" r:id="rIdcgg6jvu0hink4ci4x9f9w">
+            <w:hyperlink w:history="1" r:id="rIdbyy_3u_gqmtzb9a5itnea">
               <w:r>
                 <w:rPr>
                   <w:rFonts w:ascii="Arial" w:cs="Arial" w:eastAsia="Arial" w:hAnsi="Arial"/>
@@ -5887,7 +5887,7 @@
             <w:pPr>
               <w:spacing w:after="20" w:before="0"/>
             </w:pPr>
-            <w:hyperlink w:history="1" r:id="rIda2j3yxew9pu3mscennl_a">
+            <w:hyperlink w:history="1" r:id="rIdzriuaxtsxopjkvdz2odv0">
               <w:r>
                 <w:rPr>
                   <w:rFonts w:ascii="Arial" w:cs="Arial" w:eastAsia="Arial" w:hAnsi="Arial"/>
@@ -5920,7 +5920,7 @@
               <w:spacing w:after="10" w:before="0"/>
               <w:ind w:left="120"/>
             </w:pPr>
-            <w:hyperlink w:history="1" r:id="rId_wkdg43uaa71ckyev55ih">
+            <w:hyperlink w:history="1" r:id="rIdzdotmbwqhfjgyyt8q8jx3">
               <w:r>
                 <w:rPr>
                   <w:rFonts w:ascii="Arial" w:cs="Arial" w:eastAsia="Arial" w:hAnsi="Arial"/>
@@ -6067,32 +6067,32 @@
         <w:tc>
           <w:tcPr>
             <w:tcW w:type="dxa" w:w="1520"/>
-            <w:shd w:fill="F2F2F2" w:color="auto" w:val="clear"/>
-            <w:tcMar>
-              <w:top w:type="dxa" w:w="60"/>
-              <w:left w:type="dxa" w:w="120"/>
-              <w:bottom w:type="dxa" w:w="60"/>
-              <w:right w:type="dxa" w:w="120"/>
-            </w:tcMar>
-            <w:vAlign w:val="top"/>
-          </w:tcPr>
-          <w:p>
-            <w:pPr>
-              <w:spacing w:after="40" w:before="0"/>
-              <w:jc w:val="left"/>
-            </w:pPr>
-            <w:r>
-              <w:rPr>
-                <w:rFonts w:ascii="Arial" w:cs="Arial" w:eastAsia="Arial" w:hAnsi="Arial"/>
-                <w:b/>
-                <w:bCs/>
-                <w:i w:val="false"/>
-                <w:iCs w:val="false"/>
-                <w:color w:val="000000"/>
-                <w:sz w:val="18"/>
-                <w:szCs w:val="18"/>
-              </w:rPr>
-              <w:t xml:space="preserve">2 — Observe (Research)</w:t>
+            <w:shd w:fill="D9EEF1" w:color="auto" w:val="clear"/>
+            <w:tcMar>
+              <w:top w:type="dxa" w:w="60"/>
+              <w:left w:type="dxa" w:w="120"/>
+              <w:bottom w:type="dxa" w:w="60"/>
+              <w:right w:type="dxa" w:w="120"/>
+            </w:tcMar>
+            <w:vAlign w:val="top"/>
+          </w:tcPr>
+          <w:p>
+            <w:pPr>
+              <w:spacing w:after="40" w:before="0"/>
+              <w:jc w:val="left"/>
+            </w:pPr>
+            <w:r>
+              <w:rPr>
+                <w:rFonts w:ascii="Arial" w:cs="Arial" w:eastAsia="Arial" w:hAnsi="Arial"/>
+                <w:b/>
+                <w:bCs/>
+                <w:i w:val="false"/>
+                <w:iCs w:val="false"/>
+                <w:color w:val="000000"/>
+                <w:sz w:val="18"/>
+                <w:szCs w:val="18"/>
+              </w:rPr>
+              <w:t xml:space="preserve">Observe Phase</w:t>
             </w:r>
           </w:p>
           <w:p>
@@ -6115,7 +6115,7 @@
             <w:pPr>
               <w:spacing w:after="20" w:before="0"/>
             </w:pPr>
-            <w:hyperlink w:history="1" r:id="rIdpnh-032xgxdabumoewlgk">
+            <w:hyperlink w:history="1" r:id="rIdj_z3qodquhg227pjf3j94">
               <w:r>
                 <w:rPr>
                   <w:rFonts w:ascii="Arial" w:cs="Arial" w:eastAsia="Arial" w:hAnsi="Arial"/>
@@ -6148,7 +6148,7 @@
               <w:spacing w:after="10" w:before="0"/>
               <w:ind w:left="120"/>
             </w:pPr>
-            <w:hyperlink w:history="1" r:id="rIdlldltdexihiv44xwu-b3v">
+            <w:hyperlink w:history="1" r:id="rIdwrwhpxgm_9pwda8vhecds">
               <w:r>
                 <w:rPr>
                   <w:rFonts w:ascii="Arial" w:cs="Arial" w:eastAsia="Arial" w:hAnsi="Arial"/>
@@ -6193,7 +6193,7 @@
             <w:pPr>
               <w:spacing w:after="20" w:before="0"/>
             </w:pPr>
-            <w:hyperlink w:history="1" r:id="rIda60hsax8fgemwie93ejcv">
+            <w:hyperlink w:history="1" r:id="rId84omx7w5_ocg1ruaz4k4z">
               <w:r>
                 <w:rPr>
                   <w:rFonts w:ascii="Arial" w:cs="Arial" w:eastAsia="Arial" w:hAnsi="Arial"/>
@@ -6226,7 +6226,7 @@
               <w:spacing w:after="10" w:before="0"/>
               <w:ind w:left="120"/>
             </w:pPr>
-            <w:hyperlink w:history="1" r:id="rId5sipxd8lowuyobw5n7e4i">
+            <w:hyperlink w:history="1" r:id="rIdicrjersngrgtkmjf0-b-g">
               <w:r>
                 <w:rPr>
                   <w:rFonts w:ascii="Arial" w:cs="Arial" w:eastAsia="Arial" w:hAnsi="Arial"/>
@@ -6373,32 +6373,32 @@
         <w:tc>
           <w:tcPr>
             <w:tcW w:type="dxa" w:w="1520"/>
-            <w:shd w:fill="F2F2F2" w:color="auto" w:val="clear"/>
-            <w:tcMar>
-              <w:top w:type="dxa" w:w="60"/>
-              <w:left w:type="dxa" w:w="120"/>
-              <w:bottom w:type="dxa" w:w="60"/>
-              <w:right w:type="dxa" w:w="120"/>
-            </w:tcMar>
-            <w:vAlign w:val="top"/>
-          </w:tcPr>
-          <w:p>
-            <w:pPr>
-              <w:spacing w:after="40" w:before="0"/>
-              <w:jc w:val="left"/>
-            </w:pPr>
-            <w:r>
-              <w:rPr>
-                <w:rFonts w:ascii="Arial" w:cs="Arial" w:eastAsia="Arial" w:hAnsi="Arial"/>
-                <w:b/>
-                <w:bCs/>
-                <w:i w:val="false"/>
-                <w:iCs w:val="false"/>
-                <w:color w:val="000000"/>
-                <w:sz w:val="18"/>
-                <w:szCs w:val="18"/>
-              </w:rPr>
-              <w:t xml:space="preserve">3 — Explain (Sensemaking)</w:t>
+            <w:shd w:fill="E2EFDA" w:color="auto" w:val="clear"/>
+            <w:tcMar>
+              <w:top w:type="dxa" w:w="60"/>
+              <w:left w:type="dxa" w:w="120"/>
+              <w:bottom w:type="dxa" w:w="60"/>
+              <w:right w:type="dxa" w:w="120"/>
+            </w:tcMar>
+            <w:vAlign w:val="top"/>
+          </w:tcPr>
+          <w:p>
+            <w:pPr>
+              <w:spacing w:after="40" w:before="0"/>
+              <w:jc w:val="left"/>
+            </w:pPr>
+            <w:r>
+              <w:rPr>
+                <w:rFonts w:ascii="Arial" w:cs="Arial" w:eastAsia="Arial" w:hAnsi="Arial"/>
+                <w:b/>
+                <w:bCs/>
+                <w:i w:val="false"/>
+                <w:iCs w:val="false"/>
+                <w:color w:val="000000"/>
+                <w:sz w:val="18"/>
+                <w:szCs w:val="18"/>
+              </w:rPr>
+              <w:t xml:space="preserve">Explain Phase</w:t>
             </w:r>
           </w:p>
           <w:p>
@@ -6421,7 +6421,7 @@
             <w:pPr>
               <w:spacing w:after="20" w:before="0"/>
             </w:pPr>
-            <w:hyperlink w:history="1" r:id="rIdquqiz3xqasyrguq2wwihy">
+            <w:hyperlink w:history="1" r:id="rIdz19um88dnwykzez7xfofn">
               <w:r>
                 <w:rPr>
                   <w:rFonts w:ascii="Arial" w:cs="Arial" w:eastAsia="Arial" w:hAnsi="Arial"/>
@@ -6454,7 +6454,7 @@
               <w:spacing w:after="10" w:before="0"/>
               <w:ind w:left="120"/>
             </w:pPr>
-            <w:hyperlink w:history="1" r:id="rId7yu_49bxixhvbthypsbtt">
+            <w:hyperlink w:history="1" r:id="rId5n8nb1spgwc5vbdcszlzn">
               <w:r>
                 <w:rPr>
                   <w:rFonts w:ascii="Arial" w:cs="Arial" w:eastAsia="Arial" w:hAnsi="Arial"/>
@@ -6499,7 +6499,7 @@
             <w:pPr>
               <w:spacing w:after="20" w:before="0"/>
             </w:pPr>
-            <w:hyperlink w:history="1" r:id="rId7coqcueq7qsfc-7hgk0mh">
+            <w:hyperlink w:history="1" r:id="rIdd91kr7ggpv5eg82ryqhaz">
               <w:r>
                 <w:rPr>
                   <w:rFonts w:ascii="Arial" w:cs="Arial" w:eastAsia="Arial" w:hAnsi="Arial"/>
@@ -6532,7 +6532,7 @@
               <w:spacing w:after="10" w:before="0"/>
               <w:ind w:left="120"/>
             </w:pPr>
-            <w:hyperlink w:history="1" r:id="rIdx8hiodokgedbn8bxuruei">
+            <w:hyperlink w:history="1" r:id="rIdwopbuzqy2zx6uczimywag">
               <w:r>
                 <w:rPr>
                   <w:rFonts w:ascii="Arial" w:cs="Arial" w:eastAsia="Arial" w:hAnsi="Arial"/>
@@ -6679,32 +6679,32 @@
         <w:tc>
           <w:tcPr>
             <w:tcW w:type="dxa" w:w="1520"/>
-            <w:shd w:fill="F2F2F2" w:color="auto" w:val="clear"/>
-            <w:tcMar>
-              <w:top w:type="dxa" w:w="60"/>
-              <w:left w:type="dxa" w:w="120"/>
-              <w:bottom w:type="dxa" w:w="60"/>
-              <w:right w:type="dxa" w:w="120"/>
-            </w:tcMar>
-            <w:vAlign w:val="top"/>
-          </w:tcPr>
-          <w:p>
-            <w:pPr>
-              <w:spacing w:after="40" w:before="0"/>
-              <w:jc w:val="left"/>
-            </w:pPr>
-            <w:r>
-              <w:rPr>
-                <w:rFonts w:ascii="Arial" w:cs="Arial" w:eastAsia="Arial" w:hAnsi="Arial"/>
-                <w:b/>
-                <w:bCs/>
-                <w:i w:val="false"/>
-                <w:iCs w:val="false"/>
-                <w:color w:val="000000"/>
-                <w:sz w:val="18"/>
-                <w:szCs w:val="18"/>
-              </w:rPr>
-              <w:t xml:space="preserve">4 — Driving Question Board (DQB) Update</w:t>
+            <w:shd w:fill="FCE4D6" w:color="auto" w:val="clear"/>
+            <w:tcMar>
+              <w:top w:type="dxa" w:w="60"/>
+              <w:left w:type="dxa" w:w="120"/>
+              <w:bottom w:type="dxa" w:w="60"/>
+              <w:right w:type="dxa" w:w="120"/>
+            </w:tcMar>
+            <w:vAlign w:val="top"/>
+          </w:tcPr>
+          <w:p>
+            <w:pPr>
+              <w:spacing w:after="40" w:before="0"/>
+              <w:jc w:val="left"/>
+            </w:pPr>
+            <w:r>
+              <w:rPr>
+                <w:rFonts w:ascii="Arial" w:cs="Arial" w:eastAsia="Arial" w:hAnsi="Arial"/>
+                <w:b/>
+                <w:bCs/>
+                <w:i w:val="false"/>
+                <w:iCs w:val="false"/>
+                <w:color w:val="000000"/>
+                <w:sz w:val="18"/>
+                <w:szCs w:val="18"/>
+              </w:rPr>
+              <w:t xml:space="preserve">Driving Question Board (DQB) Creation</w:t>
             </w:r>
           </w:p>
           <w:p>
@@ -6727,7 +6727,7 @@
             <w:pPr>
               <w:spacing w:after="20" w:before="0"/>
             </w:pPr>
-            <w:hyperlink w:history="1" r:id="rIdrekn_jmfykuezsni9t1fp">
+            <w:hyperlink w:history="1" r:id="rId7nuz3flolnqvywujxeopq">
               <w:r>
                 <w:rPr>
                   <w:rFonts w:ascii="Arial" w:cs="Arial" w:eastAsia="Arial" w:hAnsi="Arial"/>
@@ -6760,7 +6760,7 @@
               <w:spacing w:after="10" w:before="0"/>
               <w:ind w:left="120"/>
             </w:pPr>
-            <w:hyperlink w:history="1" r:id="rIdtcyyup31ngrxrqltrmsnw">
+            <w:hyperlink w:history="1" r:id="rIdhycly5hxxdsq0ypegr2uo">
               <w:r>
                 <w:rPr>
                   <w:rFonts w:ascii="Arial" w:cs="Arial" w:eastAsia="Arial" w:hAnsi="Arial"/>
@@ -6805,7 +6805,7 @@
             <w:pPr>
               <w:spacing w:after="20" w:before="0"/>
             </w:pPr>
-            <w:hyperlink w:history="1" r:id="rIdpcqmh5pwlziknozottn59">
+            <w:hyperlink w:history="1" r:id="rIddpwa8krdiiwxicsmv78a_">
               <w:r>
                 <w:rPr>
                   <w:rFonts w:ascii="Arial" w:cs="Arial" w:eastAsia="Arial" w:hAnsi="Arial"/>
@@ -6838,7 +6838,7 @@
               <w:spacing w:after="10" w:before="0"/>
               <w:ind w:left="120"/>
             </w:pPr>
-            <w:hyperlink w:history="1" r:id="rId013f-wnzyo48xv6xyxudm">
+            <w:hyperlink w:history="1" r:id="rId-s1ransrhj5-lfoj6djn-">
               <w:r>
                 <w:rPr>
                   <w:rFonts w:ascii="Arial" w:cs="Arial" w:eastAsia="Arial" w:hAnsi="Arial"/>
@@ -6985,32 +6985,32 @@
         <w:tc>
           <w:tcPr>
             <w:tcW w:type="dxa" w:w="1520"/>
-            <w:shd w:fill="F2F2F2" w:color="auto" w:val="clear"/>
-            <w:tcMar>
-              <w:top w:type="dxa" w:w="60"/>
-              <w:left w:type="dxa" w:w="120"/>
-              <w:bottom w:type="dxa" w:w="60"/>
-              <w:right w:type="dxa" w:w="120"/>
-            </w:tcMar>
-            <w:vAlign w:val="top"/>
-          </w:tcPr>
-          <w:p>
-            <w:pPr>
-              <w:spacing w:after="40" w:before="0"/>
-              <w:jc w:val="left"/>
-            </w:pPr>
-            <w:r>
-              <w:rPr>
-                <w:rFonts w:ascii="Arial" w:cs="Arial" w:eastAsia="Arial" w:hAnsi="Arial"/>
-                <w:b/>
-                <w:bCs/>
-                <w:i w:val="false"/>
-                <w:iCs w:val="false"/>
-                <w:color w:val="000000"/>
-                <w:sz w:val="18"/>
-                <w:szCs w:val="18"/>
-              </w:rPr>
-              <w:t xml:space="preserve">5 — Model Building</w:t>
+            <w:shd w:fill="D5E8F0" w:color="auto" w:val="clear"/>
+            <w:tcMar>
+              <w:top w:type="dxa" w:w="60"/>
+              <w:left w:type="dxa" w:w="120"/>
+              <w:bottom w:type="dxa" w:w="60"/>
+              <w:right w:type="dxa" w:w="120"/>
+            </w:tcMar>
+            <w:vAlign w:val="top"/>
+          </w:tcPr>
+          <w:p>
+            <w:pPr>
+              <w:spacing w:after="40" w:before="0"/>
+              <w:jc w:val="left"/>
+            </w:pPr>
+            <w:r>
+              <w:rPr>
+                <w:rFonts w:ascii="Arial" w:cs="Arial" w:eastAsia="Arial" w:hAnsi="Arial"/>
+                <w:b/>
+                <w:bCs/>
+                <w:i w:val="false"/>
+                <w:iCs w:val="false"/>
+                <w:color w:val="000000"/>
+                <w:sz w:val="18"/>
+                <w:szCs w:val="18"/>
+              </w:rPr>
+              <w:t xml:space="preserve">Model Building Phase</w:t>
             </w:r>
           </w:p>
           <w:p>
@@ -7033,7 +7033,7 @@
             <w:pPr>
               <w:spacing w:after="20" w:before="0"/>
             </w:pPr>
-            <w:hyperlink w:history="1" r:id="rIdl4hhmdhueu4tzxg_0wj0i">
+            <w:hyperlink w:history="1" r:id="rId9qintshoejeryzt9fxjo9">
               <w:r>
                 <w:rPr>
                   <w:rFonts w:ascii="Arial" w:cs="Arial" w:eastAsia="Arial" w:hAnsi="Arial"/>
@@ -7066,7 +7066,7 @@
               <w:spacing w:after="10" w:before="0"/>
               <w:ind w:left="120"/>
             </w:pPr>
-            <w:hyperlink w:history="1" r:id="rIdi-xibfbnnkpoqnj9moywu">
+            <w:hyperlink w:history="1" r:id="rIdaosf7pqdhvcx0jjv5ooyy">
               <w:r>
                 <w:rPr>
                   <w:rFonts w:ascii="Arial" w:cs="Arial" w:eastAsia="Arial" w:hAnsi="Arial"/>
@@ -7111,7 +7111,7 @@
             <w:pPr>
               <w:spacing w:after="20" w:before="0"/>
             </w:pPr>
-            <w:hyperlink w:history="1" r:id="rIdy7hzgpjp_6vxdock_9kbh">
+            <w:hyperlink w:history="1" r:id="rId9cijdj0pqggzmmmuhbllp">
               <w:r>
                 <w:rPr>
                   <w:rFonts w:ascii="Arial" w:cs="Arial" w:eastAsia="Arial" w:hAnsi="Arial"/>
@@ -7144,7 +7144,7 @@
               <w:spacing w:after="10" w:before="0"/>
               <w:ind w:left="120"/>
             </w:pPr>
-            <w:hyperlink w:history="1" r:id="rIdooxhh2cfkz3povwjmrjmx">
+            <w:hyperlink w:history="1" r:id="rIdqnuhromssb7zr9kyxrtok">
               <w:r>
                 <w:rPr>
                   <w:rFonts w:ascii="Arial" w:cs="Arial" w:eastAsia="Arial" w:hAnsi="Arial"/>
@@ -8583,32 +8583,32 @@
         <w:tc>
           <w:tcPr>
             <w:tcW w:type="dxa" w:w="1520"/>
-            <w:shd w:fill="F2F2F2" w:color="auto" w:val="clear"/>
-            <w:tcMar>
-              <w:top w:type="dxa" w:w="60"/>
-              <w:left w:type="dxa" w:w="120"/>
-              <w:bottom w:type="dxa" w:w="60"/>
-              <w:right w:type="dxa" w:w="120"/>
-            </w:tcMar>
-            <w:vAlign w:val="top"/>
-          </w:tcPr>
-          <w:p>
-            <w:pPr>
-              <w:spacing w:after="40" w:before="0"/>
-              <w:jc w:val="left"/>
-            </w:pPr>
-            <w:r>
-              <w:rPr>
-                <w:rFonts w:ascii="Arial" w:cs="Arial" w:eastAsia="Arial" w:hAnsi="Arial"/>
-                <w:b/>
-                <w:bCs/>
-                <w:i w:val="false"/>
-                <w:iCs w:val="false"/>
-                <w:color w:val="000000"/>
-                <w:sz w:val="18"/>
-                <w:szCs w:val="18"/>
-              </w:rPr>
-              <w:t xml:space="preserve">1 — Predict Phase</w:t>
+            <w:shd w:fill="EAD1F5" w:color="auto" w:val="clear"/>
+            <w:tcMar>
+              <w:top w:type="dxa" w:w="60"/>
+              <w:left w:type="dxa" w:w="120"/>
+              <w:bottom w:type="dxa" w:w="60"/>
+              <w:right w:type="dxa" w:w="120"/>
+            </w:tcMar>
+            <w:vAlign w:val="top"/>
+          </w:tcPr>
+          <w:p>
+            <w:pPr>
+              <w:spacing w:after="40" w:before="0"/>
+              <w:jc w:val="left"/>
+            </w:pPr>
+            <w:r>
+              <w:rPr>
+                <w:rFonts w:ascii="Arial" w:cs="Arial" w:eastAsia="Arial" w:hAnsi="Arial"/>
+                <w:b/>
+                <w:bCs/>
+                <w:i w:val="false"/>
+                <w:iCs w:val="false"/>
+                <w:color w:val="000000"/>
+                <w:sz w:val="18"/>
+                <w:szCs w:val="18"/>
+              </w:rPr>
+              <w:t xml:space="preserve">Predict Phase</w:t>
             </w:r>
           </w:p>
           <w:p>
@@ -8631,7 +8631,7 @@
             <w:pPr>
               <w:spacing w:after="20" w:before="0"/>
             </w:pPr>
-            <w:hyperlink w:history="1" r:id="rIdaujk9itxx9q4cm_gzymkl">
+            <w:hyperlink w:history="1" r:id="rId4gfvd8ebztq9y5pr4i1vc">
               <w:r>
                 <w:rPr>
                   <w:rFonts w:ascii="Arial" w:cs="Arial" w:eastAsia="Arial" w:hAnsi="Arial"/>
@@ -8664,7 +8664,7 @@
               <w:spacing w:after="10" w:before="0"/>
               <w:ind w:left="120"/>
             </w:pPr>
-            <w:hyperlink w:history="1" r:id="rIdcdn1kabkw8y8w2bpvjak2">
+            <w:hyperlink w:history="1" r:id="rIdhe7abarjdorwenmj7mgxx">
               <w:r>
                 <w:rPr>
                   <w:rFonts w:ascii="Arial" w:cs="Arial" w:eastAsia="Arial" w:hAnsi="Arial"/>
@@ -8709,7 +8709,7 @@
             <w:pPr>
               <w:spacing w:after="20" w:before="0"/>
             </w:pPr>
-            <w:hyperlink w:history="1" r:id="rIde4f4w_xp6srce5udggrjl">
+            <w:hyperlink w:history="1" r:id="rIdor68brotjrzpiyn_grwgn">
               <w:r>
                 <w:rPr>
                   <w:rFonts w:ascii="Arial" w:cs="Arial" w:eastAsia="Arial" w:hAnsi="Arial"/>
@@ -8742,7 +8742,7 @@
               <w:spacing w:after="10" w:before="0"/>
               <w:ind w:left="120"/>
             </w:pPr>
-            <w:hyperlink w:history="1" r:id="rIde73ng_ug6yfscaxrc4vic">
+            <w:hyperlink w:history="1" r:id="rIdqa8yj4mw3cap8iq4bxwkc">
               <w:r>
                 <w:rPr>
                   <w:rFonts w:ascii="Arial" w:cs="Arial" w:eastAsia="Arial" w:hAnsi="Arial"/>
@@ -8889,32 +8889,32 @@
         <w:tc>
           <w:tcPr>
             <w:tcW w:type="dxa" w:w="1520"/>
-            <w:shd w:fill="F2F2F2" w:color="auto" w:val="clear"/>
-            <w:tcMar>
-              <w:top w:type="dxa" w:w="60"/>
-              <w:left w:type="dxa" w:w="120"/>
-              <w:bottom w:type="dxa" w:w="60"/>
-              <w:right w:type="dxa" w:w="120"/>
-            </w:tcMar>
-            <w:vAlign w:val="top"/>
-          </w:tcPr>
-          <w:p>
-            <w:pPr>
-              <w:spacing w:after="40" w:before="0"/>
-              <w:jc w:val="left"/>
-            </w:pPr>
-            <w:r>
-              <w:rPr>
-                <w:rFonts w:ascii="Arial" w:cs="Arial" w:eastAsia="Arial" w:hAnsi="Arial"/>
-                <w:b/>
-                <w:bCs/>
-                <w:i w:val="false"/>
-                <w:iCs w:val="false"/>
-                <w:color w:val="000000"/>
-                <w:sz w:val="18"/>
-                <w:szCs w:val="18"/>
-              </w:rPr>
-              <w:t xml:space="preserve">2 — Observe Phase (Discussion &amp; Media Research)</w:t>
+            <w:shd w:fill="D9EEF1" w:color="auto" w:val="clear"/>
+            <w:tcMar>
+              <w:top w:type="dxa" w:w="60"/>
+              <w:left w:type="dxa" w:w="120"/>
+              <w:bottom w:type="dxa" w:w="60"/>
+              <w:right w:type="dxa" w:w="120"/>
+            </w:tcMar>
+            <w:vAlign w:val="top"/>
+          </w:tcPr>
+          <w:p>
+            <w:pPr>
+              <w:spacing w:after="40" w:before="0"/>
+              <w:jc w:val="left"/>
+            </w:pPr>
+            <w:r>
+              <w:rPr>
+                <w:rFonts w:ascii="Arial" w:cs="Arial" w:eastAsia="Arial" w:hAnsi="Arial"/>
+                <w:b/>
+                <w:bCs/>
+                <w:i w:val="false"/>
+                <w:iCs w:val="false"/>
+                <w:color w:val="000000"/>
+                <w:sz w:val="18"/>
+                <w:szCs w:val="18"/>
+              </w:rPr>
+              <w:t xml:space="preserve">Observe Phase</w:t>
             </w:r>
           </w:p>
           <w:p>
@@ -8937,7 +8937,7 @@
             <w:pPr>
               <w:spacing w:after="20" w:before="0"/>
             </w:pPr>
-            <w:hyperlink w:history="1" r:id="rIdwoyjaws6s_wkwavnsjisp">
+            <w:hyperlink w:history="1" r:id="rIdp7l3bsidmklovds-1rzx0">
               <w:r>
                 <w:rPr>
                   <w:rFonts w:ascii="Arial" w:cs="Arial" w:eastAsia="Arial" w:hAnsi="Arial"/>
@@ -8970,7 +8970,7 @@
               <w:spacing w:after="10" w:before="0"/>
               <w:ind w:left="120"/>
             </w:pPr>
-            <w:hyperlink w:history="1" r:id="rIdkjgkvmbyprmgkvhy-qisx">
+            <w:hyperlink w:history="1" r:id="rIdtlkierzktj9ahdg2mfi-u">
               <w:r>
                 <w:rPr>
                   <w:rFonts w:ascii="Arial" w:cs="Arial" w:eastAsia="Arial" w:hAnsi="Arial"/>
@@ -9015,7 +9015,7 @@
             <w:pPr>
               <w:spacing w:after="20" w:before="0"/>
             </w:pPr>
-            <w:hyperlink w:history="1" r:id="rIdpws_xrav8fu0t9tcc--qz">
+            <w:hyperlink w:history="1" r:id="rIdlzbidcptsuxhsm_ky4atj">
               <w:r>
                 <w:rPr>
                   <w:rFonts w:ascii="Arial" w:cs="Arial" w:eastAsia="Arial" w:hAnsi="Arial"/>
@@ -9048,7 +9048,7 @@
               <w:spacing w:after="10" w:before="0"/>
               <w:ind w:left="120"/>
             </w:pPr>
-            <w:hyperlink w:history="1" r:id="rIdhxqat_oj3bidg_j-kyb8l">
+            <w:hyperlink w:history="1" r:id="rIdurufhekmrgsdjtx4oyhee">
               <w:r>
                 <w:rPr>
                   <w:rFonts w:ascii="Arial" w:cs="Arial" w:eastAsia="Arial" w:hAnsi="Arial"/>
@@ -9195,32 +9195,32 @@
         <w:tc>
           <w:tcPr>
             <w:tcW w:type="dxa" w:w="1520"/>
-            <w:shd w:fill="F2F2F2" w:color="auto" w:val="clear"/>
-            <w:tcMar>
-              <w:top w:type="dxa" w:w="60"/>
-              <w:left w:type="dxa" w:w="120"/>
-              <w:bottom w:type="dxa" w:w="60"/>
-              <w:right w:type="dxa" w:w="120"/>
-            </w:tcMar>
-            <w:vAlign w:val="top"/>
-          </w:tcPr>
-          <w:p>
-            <w:pPr>
-              <w:spacing w:after="40" w:before="0"/>
-              <w:jc w:val="left"/>
-            </w:pPr>
-            <w:r>
-              <w:rPr>
-                <w:rFonts w:ascii="Arial" w:cs="Arial" w:eastAsia="Arial" w:hAnsi="Arial"/>
-                <w:b/>
-                <w:bCs/>
-                <w:i w:val="false"/>
-                <w:iCs w:val="false"/>
-                <w:color w:val="000000"/>
-                <w:sz w:val="18"/>
-                <w:szCs w:val="18"/>
-              </w:rPr>
-              <w:t xml:space="preserve">3 — Explain Phase (Gallery Presentations &amp; Teacher Anchoring)</w:t>
+            <w:shd w:fill="E2EFDA" w:color="auto" w:val="clear"/>
+            <w:tcMar>
+              <w:top w:type="dxa" w:w="60"/>
+              <w:left w:type="dxa" w:w="120"/>
+              <w:bottom w:type="dxa" w:w="60"/>
+              <w:right w:type="dxa" w:w="120"/>
+            </w:tcMar>
+            <w:vAlign w:val="top"/>
+          </w:tcPr>
+          <w:p>
+            <w:pPr>
+              <w:spacing w:after="40" w:before="0"/>
+              <w:jc w:val="left"/>
+            </w:pPr>
+            <w:r>
+              <w:rPr>
+                <w:rFonts w:ascii="Arial" w:cs="Arial" w:eastAsia="Arial" w:hAnsi="Arial"/>
+                <w:b/>
+                <w:bCs/>
+                <w:i w:val="false"/>
+                <w:iCs w:val="false"/>
+                <w:color w:val="000000"/>
+                <w:sz w:val="18"/>
+                <w:szCs w:val="18"/>
+              </w:rPr>
+              <w:t xml:space="preserve">Explain Phase</w:t>
             </w:r>
           </w:p>
           <w:p>
@@ -9243,7 +9243,7 @@
             <w:pPr>
               <w:spacing w:after="20" w:before="0"/>
             </w:pPr>
-            <w:hyperlink w:history="1" r:id="rIdpyzfcdd-wuzc7_n6ccicu">
+            <w:hyperlink w:history="1" r:id="rIdtgzl2c56ejxklewpdwvtg">
               <w:r>
                 <w:rPr>
                   <w:rFonts w:ascii="Arial" w:cs="Arial" w:eastAsia="Arial" w:hAnsi="Arial"/>
@@ -9276,7 +9276,7 @@
               <w:spacing w:after="10" w:before="0"/>
               <w:ind w:left="120"/>
             </w:pPr>
-            <w:hyperlink w:history="1" r:id="rIdenbr-dgh7ccnny5l_3p58">
+            <w:hyperlink w:history="1" r:id="rIdhiwotiszkahia7sv2a7ur">
               <w:r>
                 <w:rPr>
                   <w:rFonts w:ascii="Arial" w:cs="Arial" w:eastAsia="Arial" w:hAnsi="Arial"/>
@@ -9321,7 +9321,7 @@
             <w:pPr>
               <w:spacing w:after="20" w:before="0"/>
             </w:pPr>
-            <w:hyperlink w:history="1" r:id="rId-gwrumb0l-eo4vryoxv6h">
+            <w:hyperlink w:history="1" r:id="rIdlgwjvt-obtcio27fao9kt">
               <w:r>
                 <w:rPr>
                   <w:rFonts w:ascii="Arial" w:cs="Arial" w:eastAsia="Arial" w:hAnsi="Arial"/>
@@ -9354,7 +9354,7 @@
               <w:spacing w:after="10" w:before="0"/>
               <w:ind w:left="120"/>
             </w:pPr>
-            <w:hyperlink w:history="1" r:id="rIduc3vcnaun31241-1aas_0">
+            <w:hyperlink w:history="1" r:id="rIde1kj17qgiu4lo-wxocvf3">
               <w:r>
                 <w:rPr>
                   <w:rFonts w:ascii="Arial" w:cs="Arial" w:eastAsia="Arial" w:hAnsi="Arial"/>
@@ -9501,32 +9501,32 @@
         <w:tc>
           <w:tcPr>
             <w:tcW w:type="dxa" w:w="1520"/>
-            <w:shd w:fill="F2F2F2" w:color="auto" w:val="clear"/>
-            <w:tcMar>
-              <w:top w:type="dxa" w:w="60"/>
-              <w:left w:type="dxa" w:w="120"/>
-              <w:bottom w:type="dxa" w:w="60"/>
-              <w:right w:type="dxa" w:w="120"/>
-            </w:tcMar>
-            <w:vAlign w:val="top"/>
-          </w:tcPr>
-          <w:p>
-            <w:pPr>
-              <w:spacing w:after="40" w:before="0"/>
-              <w:jc w:val="left"/>
-            </w:pPr>
-            <w:r>
-              <w:rPr>
-                <w:rFonts w:ascii="Arial" w:cs="Arial" w:eastAsia="Arial" w:hAnsi="Arial"/>
-                <w:b/>
-                <w:bCs/>
-                <w:i w:val="false"/>
-                <w:iCs w:val="false"/>
-                <w:color w:val="000000"/>
-                <w:sz w:val="18"/>
-                <w:szCs w:val="18"/>
-              </w:rPr>
-              <w:t xml:space="preserve">4 — Driving Question Board (DQB) Update</w:t>
+            <w:shd w:fill="FCE4D6" w:color="auto" w:val="clear"/>
+            <w:tcMar>
+              <w:top w:type="dxa" w:w="60"/>
+              <w:left w:type="dxa" w:w="120"/>
+              <w:bottom w:type="dxa" w:w="60"/>
+              <w:right w:type="dxa" w:w="120"/>
+            </w:tcMar>
+            <w:vAlign w:val="top"/>
+          </w:tcPr>
+          <w:p>
+            <w:pPr>
+              <w:spacing w:after="40" w:before="0"/>
+              <w:jc w:val="left"/>
+            </w:pPr>
+            <w:r>
+              <w:rPr>
+                <w:rFonts w:ascii="Arial" w:cs="Arial" w:eastAsia="Arial" w:hAnsi="Arial"/>
+                <w:b/>
+                <w:bCs/>
+                <w:i w:val="false"/>
+                <w:iCs w:val="false"/>
+                <w:color w:val="000000"/>
+                <w:sz w:val="18"/>
+                <w:szCs w:val="18"/>
+              </w:rPr>
+              <w:t xml:space="preserve">Driving Question Board (DQB) Creation</w:t>
             </w:r>
           </w:p>
           <w:p>
@@ -9549,7 +9549,7 @@
             <w:pPr>
               <w:spacing w:after="20" w:before="0"/>
             </w:pPr>
-            <w:hyperlink w:history="1" r:id="rId6tzlbcd3ytakyeezg9n8m">
+            <w:hyperlink w:history="1" r:id="rIdrofvmz1_6_drp7cpwfboj">
               <w:r>
                 <w:rPr>
                   <w:rFonts w:ascii="Arial" w:cs="Arial" w:eastAsia="Arial" w:hAnsi="Arial"/>
@@ -9582,7 +9582,7 @@
               <w:spacing w:after="10" w:before="0"/>
               <w:ind w:left="120"/>
             </w:pPr>
-            <w:hyperlink w:history="1" r:id="rId9vfu_mvasa_1tz2anumgk">
+            <w:hyperlink w:history="1" r:id="rIdkr0pfxizv-04ayt89u_sq">
               <w:r>
                 <w:rPr>
                   <w:rFonts w:ascii="Arial" w:cs="Arial" w:eastAsia="Arial" w:hAnsi="Arial"/>
@@ -9627,7 +9627,7 @@
             <w:pPr>
               <w:spacing w:after="20" w:before="0"/>
             </w:pPr>
-            <w:hyperlink w:history="1" r:id="rIduf7ccjtrdwaq0noxi-t0e">
+            <w:hyperlink w:history="1" r:id="rIdyvajbjvxwpyixyxgl2qwh">
               <w:r>
                 <w:rPr>
                   <w:rFonts w:ascii="Arial" w:cs="Arial" w:eastAsia="Arial" w:hAnsi="Arial"/>
@@ -9660,7 +9660,7 @@
               <w:spacing w:after="10" w:before="0"/>
               <w:ind w:left="120"/>
             </w:pPr>
-            <w:hyperlink w:history="1" r:id="rIdeg49vlgpkjqh-bwx9yukg">
+            <w:hyperlink w:history="1" r:id="rId3juxfappzs_ecw7i7wg1f">
               <w:r>
                 <w:rPr>
                   <w:rFonts w:ascii="Arial" w:cs="Arial" w:eastAsia="Arial" w:hAnsi="Arial"/>
@@ -9807,32 +9807,32 @@
         <w:tc>
           <w:tcPr>
             <w:tcW w:type="dxa" w:w="1520"/>
-            <w:shd w:fill="F2F2F2" w:color="auto" w:val="clear"/>
-            <w:tcMar>
-              <w:top w:type="dxa" w:w="60"/>
-              <w:left w:type="dxa" w:w="120"/>
-              <w:bottom w:type="dxa" w:w="60"/>
-              <w:right w:type="dxa" w:w="120"/>
-            </w:tcMar>
-            <w:vAlign w:val="top"/>
-          </w:tcPr>
-          <w:p>
-            <w:pPr>
-              <w:spacing w:after="40" w:before="0"/>
-              <w:jc w:val="left"/>
-            </w:pPr>
-            <w:r>
-              <w:rPr>
-                <w:rFonts w:ascii="Arial" w:cs="Arial" w:eastAsia="Arial" w:hAnsi="Arial"/>
-                <w:b/>
-                <w:bCs/>
-                <w:i w:val="false"/>
-                <w:iCs w:val="false"/>
-                <w:color w:val="000000"/>
-                <w:sz w:val="18"/>
-                <w:szCs w:val="18"/>
-              </w:rPr>
-              <w:t xml:space="preserve">5 — Model Building Phase (Cumulative Model Revision)</w:t>
+            <w:shd w:fill="D5E8F0" w:color="auto" w:val="clear"/>
+            <w:tcMar>
+              <w:top w:type="dxa" w:w="60"/>
+              <w:left w:type="dxa" w:w="120"/>
+              <w:bottom w:type="dxa" w:w="60"/>
+              <w:right w:type="dxa" w:w="120"/>
+            </w:tcMar>
+            <w:vAlign w:val="top"/>
+          </w:tcPr>
+          <w:p>
+            <w:pPr>
+              <w:spacing w:after="40" w:before="0"/>
+              <w:jc w:val="left"/>
+            </w:pPr>
+            <w:r>
+              <w:rPr>
+                <w:rFonts w:ascii="Arial" w:cs="Arial" w:eastAsia="Arial" w:hAnsi="Arial"/>
+                <w:b/>
+                <w:bCs/>
+                <w:i w:val="false"/>
+                <w:iCs w:val="false"/>
+                <w:color w:val="000000"/>
+                <w:sz w:val="18"/>
+                <w:szCs w:val="18"/>
+              </w:rPr>
+              <w:t xml:space="preserve">Model Building Phase</w:t>
             </w:r>
           </w:p>
           <w:p>
@@ -9855,7 +9855,7 @@
             <w:pPr>
               <w:spacing w:after="20" w:before="0"/>
             </w:pPr>
-            <w:hyperlink w:history="1" r:id="rIdpo7iyuql-vpsj_xi0gul9">
+            <w:hyperlink w:history="1" r:id="rIdi0ku8ca4k3ctuv2oty0fm">
               <w:r>
                 <w:rPr>
                   <w:rFonts w:ascii="Arial" w:cs="Arial" w:eastAsia="Arial" w:hAnsi="Arial"/>
@@ -9888,7 +9888,7 @@
               <w:spacing w:after="10" w:before="0"/>
               <w:ind w:left="120"/>
             </w:pPr>
-            <w:hyperlink w:history="1" r:id="rId84lil0tpjukx8ycibwqov">
+            <w:hyperlink w:history="1" r:id="rIdglffdq8ift_rxc_0czgdf">
               <w:r>
                 <w:rPr>
                   <w:rFonts w:ascii="Arial" w:cs="Arial" w:eastAsia="Arial" w:hAnsi="Arial"/>
@@ -9933,7 +9933,7 @@
             <w:pPr>
               <w:spacing w:after="20" w:before="0"/>
             </w:pPr>
-            <w:hyperlink w:history="1" r:id="rIdqp62cwhnjgvpijfzvrqtv">
+            <w:hyperlink w:history="1" r:id="rIdxawlseysxy3cdsxjbw2l1">
               <w:r>
                 <w:rPr>
                   <w:rFonts w:ascii="Arial" w:cs="Arial" w:eastAsia="Arial" w:hAnsi="Arial"/>
@@ -9966,7 +9966,7 @@
               <w:spacing w:after="10" w:before="0"/>
               <w:ind w:left="120"/>
             </w:pPr>
-            <w:hyperlink w:history="1" r:id="rIdlse27wvqqezjhcjqnkllu">
+            <w:hyperlink w:history="1" r:id="rId7tgdcyuott6logoh_gvku">
               <w:r>
                 <w:rPr>
                   <w:rFonts w:ascii="Arial" w:cs="Arial" w:eastAsia="Arial" w:hAnsi="Arial"/>
@@ -11405,32 +11405,32 @@
         <w:tc>
           <w:tcPr>
             <w:tcW w:type="dxa" w:w="1520"/>
-            <w:shd w:fill="F2F2F2" w:color="auto" w:val="clear"/>
-            <w:tcMar>
-              <w:top w:type="dxa" w:w="60"/>
-              <w:left w:type="dxa" w:w="120"/>
-              <w:bottom w:type="dxa" w:w="60"/>
-              <w:right w:type="dxa" w:w="120"/>
-            </w:tcMar>
-            <w:vAlign w:val="top"/>
-          </w:tcPr>
-          <w:p>
-            <w:pPr>
-              <w:spacing w:after="40" w:before="0"/>
-              <w:jc w:val="left"/>
-            </w:pPr>
-            <w:r>
-              <w:rPr>
-                <w:rFonts w:ascii="Arial" w:cs="Arial" w:eastAsia="Arial" w:hAnsi="Arial"/>
-                <w:b/>
-                <w:bCs/>
-                <w:i w:val="false"/>
-                <w:iCs w:val="false"/>
-                <w:color w:val="000000"/>
-                <w:sz w:val="18"/>
-                <w:szCs w:val="18"/>
-              </w:rPr>
-              <w:t xml:space="preserve">Phase 1 — Predict (Phenomenon Reconnect &amp; Career Prediction)</w:t>
+            <w:shd w:fill="EAD1F5" w:color="auto" w:val="clear"/>
+            <w:tcMar>
+              <w:top w:type="dxa" w:w="60"/>
+              <w:left w:type="dxa" w:w="120"/>
+              <w:bottom w:type="dxa" w:w="60"/>
+              <w:right w:type="dxa" w:w="120"/>
+            </w:tcMar>
+            <w:vAlign w:val="top"/>
+          </w:tcPr>
+          <w:p>
+            <w:pPr>
+              <w:spacing w:after="40" w:before="0"/>
+              <w:jc w:val="left"/>
+            </w:pPr>
+            <w:r>
+              <w:rPr>
+                <w:rFonts w:ascii="Arial" w:cs="Arial" w:eastAsia="Arial" w:hAnsi="Arial"/>
+                <w:b/>
+                <w:bCs/>
+                <w:i w:val="false"/>
+                <w:iCs w:val="false"/>
+                <w:color w:val="000000"/>
+                <w:sz w:val="18"/>
+                <w:szCs w:val="18"/>
+              </w:rPr>
+              <w:t xml:space="preserve">Predict Phase</w:t>
             </w:r>
           </w:p>
           <w:p>
@@ -11453,7 +11453,7 @@
             <w:pPr>
               <w:spacing w:after="20" w:before="0"/>
             </w:pPr>
-            <w:hyperlink w:history="1" r:id="rId4hyurx1bxpm-xjl6u5rkj">
+            <w:hyperlink w:history="1" r:id="rId1fyeo0hx5n9_oku-efbkj">
               <w:r>
                 <w:rPr>
                   <w:rFonts w:ascii="Arial" w:cs="Arial" w:eastAsia="Arial" w:hAnsi="Arial"/>
@@ -11486,7 +11486,7 @@
               <w:spacing w:after="10" w:before="0"/>
               <w:ind w:left="120"/>
             </w:pPr>
-            <w:hyperlink w:history="1" r:id="rIdbxk8nsr7xbsbat4fwbgni">
+            <w:hyperlink w:history="1" r:id="rIdx5uycogek-zavqoaytbq5">
               <w:r>
                 <w:rPr>
                   <w:rFonts w:ascii="Arial" w:cs="Arial" w:eastAsia="Arial" w:hAnsi="Arial"/>
@@ -11531,7 +11531,7 @@
             <w:pPr>
               <w:spacing w:after="20" w:before="0"/>
             </w:pPr>
-            <w:hyperlink w:history="1" r:id="rId84ry4lhmmqeukwijo0ltn">
+            <w:hyperlink w:history="1" r:id="rIdknx8gjwi_zbf59zyqtta7">
               <w:r>
                 <w:rPr>
                   <w:rFonts w:ascii="Arial" w:cs="Arial" w:eastAsia="Arial" w:hAnsi="Arial"/>
@@ -11564,7 +11564,7 @@
               <w:spacing w:after="10" w:before="0"/>
               <w:ind w:left="120"/>
             </w:pPr>
-            <w:hyperlink w:history="1" r:id="rIdo4rauykbkhyiewnpahom9">
+            <w:hyperlink w:history="1" r:id="rIdnf4hxnni9y9dv4qvgidg-">
               <w:r>
                 <w:rPr>
                   <w:rFonts w:ascii="Arial" w:cs="Arial" w:eastAsia="Arial" w:hAnsi="Arial"/>
@@ -11711,32 +11711,32 @@
         <w:tc>
           <w:tcPr>
             <w:tcW w:type="dxa" w:w="1520"/>
-            <w:shd w:fill="F2F2F2" w:color="auto" w:val="clear"/>
-            <w:tcMar>
-              <w:top w:type="dxa" w:w="60"/>
-              <w:left w:type="dxa" w:w="120"/>
-              <w:bottom w:type="dxa" w:w="60"/>
-              <w:right w:type="dxa" w:w="120"/>
-            </w:tcMar>
-            <w:vAlign w:val="top"/>
-          </w:tcPr>
-          <w:p>
-            <w:pPr>
-              <w:spacing w:after="40" w:before="0"/>
-              <w:jc w:val="left"/>
-            </w:pPr>
-            <w:r>
-              <w:rPr>
-                <w:rFonts w:ascii="Arial" w:cs="Arial" w:eastAsia="Arial" w:hAnsi="Arial"/>
-                <w:b/>
-                <w:bCs/>
-                <w:i w:val="false"/>
-                <w:iCs w:val="false"/>
-                <w:color w:val="000000"/>
-                <w:sz w:val="18"/>
-                <w:szCs w:val="18"/>
-              </w:rPr>
-              <w:t xml:space="preserve">Phase 2 — Observe (Career Research Using Digital / Print Media)</w:t>
+            <w:shd w:fill="D9EEF1" w:color="auto" w:val="clear"/>
+            <w:tcMar>
+              <w:top w:type="dxa" w:w="60"/>
+              <w:left w:type="dxa" w:w="120"/>
+              <w:bottom w:type="dxa" w:w="60"/>
+              <w:right w:type="dxa" w:w="120"/>
+            </w:tcMar>
+            <w:vAlign w:val="top"/>
+          </w:tcPr>
+          <w:p>
+            <w:pPr>
+              <w:spacing w:after="40" w:before="0"/>
+              <w:jc w:val="left"/>
+            </w:pPr>
+            <w:r>
+              <w:rPr>
+                <w:rFonts w:ascii="Arial" w:cs="Arial" w:eastAsia="Arial" w:hAnsi="Arial"/>
+                <w:b/>
+                <w:bCs/>
+                <w:i w:val="false"/>
+                <w:iCs w:val="false"/>
+                <w:color w:val="000000"/>
+                <w:sz w:val="18"/>
+                <w:szCs w:val="18"/>
+              </w:rPr>
+              <w:t xml:space="preserve">Observe Phase</w:t>
             </w:r>
           </w:p>
           <w:p>
@@ -11759,7 +11759,7 @@
             <w:pPr>
               <w:spacing w:after="20" w:before="0"/>
             </w:pPr>
-            <w:hyperlink w:history="1" r:id="rIds8usm0uthcovhz1ny4gsx">
+            <w:hyperlink w:history="1" r:id="rIdo1ht_sr9fyimwodqq5yhz">
               <w:r>
                 <w:rPr>
                   <w:rFonts w:ascii="Arial" w:cs="Arial" w:eastAsia="Arial" w:hAnsi="Arial"/>
@@ -11792,7 +11792,7 @@
               <w:spacing w:after="10" w:before="0"/>
               <w:ind w:left="120"/>
             </w:pPr>
-            <w:hyperlink w:history="1" r:id="rIdyygkoddyo3g_caoyi14b5">
+            <w:hyperlink w:history="1" r:id="rIdocv-ai-c5gmqo5amyf5yj">
               <w:r>
                 <w:rPr>
                   <w:rFonts w:ascii="Arial" w:cs="Arial" w:eastAsia="Arial" w:hAnsi="Arial"/>
@@ -11837,7 +11837,7 @@
             <w:pPr>
               <w:spacing w:after="20" w:before="0"/>
             </w:pPr>
-            <w:hyperlink w:history="1" r:id="rIdpryhfiim67vcsm8ru5bym">
+            <w:hyperlink w:history="1" r:id="rIdjsjhtz9ukjxq8dprn9umt">
               <w:r>
                 <w:rPr>
                   <w:rFonts w:ascii="Arial" w:cs="Arial" w:eastAsia="Arial" w:hAnsi="Arial"/>
@@ -11870,7 +11870,7 @@
               <w:spacing w:after="10" w:before="0"/>
               <w:ind w:left="120"/>
             </w:pPr>
-            <w:hyperlink w:history="1" r:id="rIdatbhewplng-saqpohjba2">
+            <w:hyperlink w:history="1" r:id="rIdtgp6m_snbrav5rjpa-y8l">
               <w:r>
                 <w:rPr>
                   <w:rFonts w:ascii="Arial" w:cs="Arial" w:eastAsia="Arial" w:hAnsi="Arial"/>
@@ -12017,32 +12017,32 @@
         <w:tc>
           <w:tcPr>
             <w:tcW w:type="dxa" w:w="1520"/>
-            <w:shd w:fill="F2F2F2" w:color="auto" w:val="clear"/>
-            <w:tcMar>
-              <w:top w:type="dxa" w:w="60"/>
-              <w:left w:type="dxa" w:w="120"/>
-              <w:bottom w:type="dxa" w:w="60"/>
-              <w:right w:type="dxa" w:w="120"/>
-            </w:tcMar>
-            <w:vAlign w:val="top"/>
-          </w:tcPr>
-          <w:p>
-            <w:pPr>
-              <w:spacing w:after="40" w:before="0"/>
-              <w:jc w:val="left"/>
-            </w:pPr>
-            <w:r>
-              <w:rPr>
-                <w:rFonts w:ascii="Arial" w:cs="Arial" w:eastAsia="Arial" w:hAnsi="Arial"/>
-                <w:b/>
-                <w:bCs/>
-                <w:i w:val="false"/>
-                <w:iCs w:val="false"/>
-                <w:color w:val="000000"/>
-                <w:sz w:val="18"/>
-                <w:szCs w:val="18"/>
-              </w:rPr>
-              <w:t xml:space="preserve">Phase 3 — Explain (Career-Path Chart Making, Justification Writing &amp; Gallery Walk)</w:t>
+            <w:shd w:fill="E2EFDA" w:color="auto" w:val="clear"/>
+            <w:tcMar>
+              <w:top w:type="dxa" w:w="60"/>
+              <w:left w:type="dxa" w:w="120"/>
+              <w:bottom w:type="dxa" w:w="60"/>
+              <w:right w:type="dxa" w:w="120"/>
+            </w:tcMar>
+            <w:vAlign w:val="top"/>
+          </w:tcPr>
+          <w:p>
+            <w:pPr>
+              <w:spacing w:after="40" w:before="0"/>
+              <w:jc w:val="left"/>
+            </w:pPr>
+            <w:r>
+              <w:rPr>
+                <w:rFonts w:ascii="Arial" w:cs="Arial" w:eastAsia="Arial" w:hAnsi="Arial"/>
+                <w:b/>
+                <w:bCs/>
+                <w:i w:val="false"/>
+                <w:iCs w:val="false"/>
+                <w:color w:val="000000"/>
+                <w:sz w:val="18"/>
+                <w:szCs w:val="18"/>
+              </w:rPr>
+              <w:t xml:space="preserve">Explain Phase</w:t>
             </w:r>
           </w:p>
           <w:p>
@@ -12065,7 +12065,7 @@
             <w:pPr>
               <w:spacing w:after="20" w:before="0"/>
             </w:pPr>
-            <w:hyperlink w:history="1" r:id="rIdblqyvlmtskqzuzeizygdr">
+            <w:hyperlink w:history="1" r:id="rIdhg-_4oi8yclp6vroxotu-">
               <w:r>
                 <w:rPr>
                   <w:rFonts w:ascii="Arial" w:cs="Arial" w:eastAsia="Arial" w:hAnsi="Arial"/>
@@ -12098,7 +12098,7 @@
               <w:spacing w:after="10" w:before="0"/>
               <w:ind w:left="120"/>
             </w:pPr>
-            <w:hyperlink w:history="1" r:id="rIdpfw2gtbamq8qrrdms6miz">
+            <w:hyperlink w:history="1" r:id="rIdstdl5x12gbuqvjdk5j0ya">
               <w:r>
                 <w:rPr>
                   <w:rFonts w:ascii="Arial" w:cs="Arial" w:eastAsia="Arial" w:hAnsi="Arial"/>
@@ -12143,7 +12143,7 @@
             <w:pPr>
               <w:spacing w:after="20" w:before="0"/>
             </w:pPr>
-            <w:hyperlink w:history="1" r:id="rIdeksmah-uqneh4wmta-mjd">
+            <w:hyperlink w:history="1" r:id="rId4dw-k-oqs3lcz3jr9hzhg">
               <w:r>
                 <w:rPr>
                   <w:rFonts w:ascii="Arial" w:cs="Arial" w:eastAsia="Arial" w:hAnsi="Arial"/>
@@ -12176,7 +12176,7 @@
               <w:spacing w:after="10" w:before="0"/>
               <w:ind w:left="120"/>
             </w:pPr>
-            <w:hyperlink w:history="1" r:id="rId7l9xbtqzvsoiq9adljwzx">
+            <w:hyperlink w:history="1" r:id="rIdo0cqhupf_ro6waqmajqbg">
               <w:r>
                 <w:rPr>
                   <w:rFonts w:ascii="Arial" w:cs="Arial" w:eastAsia="Arial" w:hAnsi="Arial"/>
@@ -12323,32 +12323,32 @@
         <w:tc>
           <w:tcPr>
             <w:tcW w:type="dxa" w:w="1520"/>
-            <w:shd w:fill="F2F2F2" w:color="auto" w:val="clear"/>
-            <w:tcMar>
-              <w:top w:type="dxa" w:w="60"/>
-              <w:left w:type="dxa" w:w="120"/>
-              <w:bottom w:type="dxa" w:w="60"/>
-              <w:right w:type="dxa" w:w="120"/>
-            </w:tcMar>
-            <w:vAlign w:val="top"/>
-          </w:tcPr>
-          <w:p>
-            <w:pPr>
-              <w:spacing w:after="40" w:before="0"/>
-              <w:jc w:val="left"/>
-            </w:pPr>
-            <w:r>
-              <w:rPr>
-                <w:rFonts w:ascii="Arial" w:cs="Arial" w:eastAsia="Arial" w:hAnsi="Arial"/>
-                <w:b/>
-                <w:bCs/>
-                <w:i w:val="false"/>
-                <w:iCs w:val="false"/>
-                <w:color w:val="000000"/>
-                <w:sz w:val="18"/>
-                <w:szCs w:val="18"/>
-              </w:rPr>
-              <w:t xml:space="preserve">Phase 4 — Driving Question Board (DQB) Update</w:t>
+            <w:shd w:fill="FCE4D6" w:color="auto" w:val="clear"/>
+            <w:tcMar>
+              <w:top w:type="dxa" w:w="60"/>
+              <w:left w:type="dxa" w:w="120"/>
+              <w:bottom w:type="dxa" w:w="60"/>
+              <w:right w:type="dxa" w:w="120"/>
+            </w:tcMar>
+            <w:vAlign w:val="top"/>
+          </w:tcPr>
+          <w:p>
+            <w:pPr>
+              <w:spacing w:after="40" w:before="0"/>
+              <w:jc w:val="left"/>
+            </w:pPr>
+            <w:r>
+              <w:rPr>
+                <w:rFonts w:ascii="Arial" w:cs="Arial" w:eastAsia="Arial" w:hAnsi="Arial"/>
+                <w:b/>
+                <w:bCs/>
+                <w:i w:val="false"/>
+                <w:iCs w:val="false"/>
+                <w:color w:val="000000"/>
+                <w:sz w:val="18"/>
+                <w:szCs w:val="18"/>
+              </w:rPr>
+              <w:t xml:space="preserve">Driving Question Board (DQB) Creation</w:t>
             </w:r>
           </w:p>
           <w:p>
@@ -12371,7 +12371,7 @@
             <w:pPr>
               <w:spacing w:after="20" w:before="0"/>
             </w:pPr>
-            <w:hyperlink w:history="1" r:id="rIdur_b6jcdu0_eeh_g5zid1">
+            <w:hyperlink w:history="1" r:id="rIdvijuovrysox5c_spawo5a">
               <w:r>
                 <w:rPr>
                   <w:rFonts w:ascii="Arial" w:cs="Arial" w:eastAsia="Arial" w:hAnsi="Arial"/>
@@ -12404,7 +12404,7 @@
               <w:spacing w:after="10" w:before="0"/>
               <w:ind w:left="120"/>
             </w:pPr>
-            <w:hyperlink w:history="1" r:id="rId6pm-fxulf0li3bh8hpiyv">
+            <w:hyperlink w:history="1" r:id="rIda3irnxysmt8tkmycrjqnb">
               <w:r>
                 <w:rPr>
                   <w:rFonts w:ascii="Arial" w:cs="Arial" w:eastAsia="Arial" w:hAnsi="Arial"/>
@@ -12449,7 +12449,7 @@
             <w:pPr>
               <w:spacing w:after="20" w:before="0"/>
             </w:pPr>
-            <w:hyperlink w:history="1" r:id="rIdtpvbxyj7v4pwuy4og9p1x">
+            <w:hyperlink w:history="1" r:id="rIdndonmslrihgn962-jpkz_">
               <w:r>
                 <w:rPr>
                   <w:rFonts w:ascii="Arial" w:cs="Arial" w:eastAsia="Arial" w:hAnsi="Arial"/>
@@ -12482,7 +12482,7 @@
               <w:spacing w:after="10" w:before="0"/>
               <w:ind w:left="120"/>
             </w:pPr>
-            <w:hyperlink w:history="1" r:id="rId9k-0yui71inareny57ggh">
+            <w:hyperlink w:history="1" r:id="rId1llektakcfkngwfzkq0--">
               <w:r>
                 <w:rPr>
                   <w:rFonts w:ascii="Arial" w:cs="Arial" w:eastAsia="Arial" w:hAnsi="Arial"/>
@@ -12629,32 +12629,32 @@
         <w:tc>
           <w:tcPr>
             <w:tcW w:type="dxa" w:w="1520"/>
-            <w:shd w:fill="F2F2F2" w:color="auto" w:val="clear"/>
-            <w:tcMar>
-              <w:top w:type="dxa" w:w="60"/>
-              <w:left w:type="dxa" w:w="120"/>
-              <w:bottom w:type="dxa" w:w="60"/>
-              <w:right w:type="dxa" w:w="120"/>
-            </w:tcMar>
-            <w:vAlign w:val="top"/>
-          </w:tcPr>
-          <w:p>
-            <w:pPr>
-              <w:spacing w:after="40" w:before="0"/>
-              <w:jc w:val="left"/>
-            </w:pPr>
-            <w:r>
-              <w:rPr>
-                <w:rFonts w:ascii="Arial" w:cs="Arial" w:eastAsia="Arial" w:hAnsi="Arial"/>
-                <w:b/>
-                <w:bCs/>
-                <w:i w:val="false"/>
-                <w:iCs w:val="false"/>
-                <w:color w:val="000000"/>
-                <w:sz w:val="18"/>
-                <w:szCs w:val="18"/>
-              </w:rPr>
-              <w:t xml:space="preserve">Phase 5 — Model Building (Career-Inference Connection Map)</w:t>
+            <w:shd w:fill="D5E8F0" w:color="auto" w:val="clear"/>
+            <w:tcMar>
+              <w:top w:type="dxa" w:w="60"/>
+              <w:left w:type="dxa" w:w="120"/>
+              <w:bottom w:type="dxa" w:w="60"/>
+              <w:right w:type="dxa" w:w="120"/>
+            </w:tcMar>
+            <w:vAlign w:val="top"/>
+          </w:tcPr>
+          <w:p>
+            <w:pPr>
+              <w:spacing w:after="40" w:before="0"/>
+              <w:jc w:val="left"/>
+            </w:pPr>
+            <w:r>
+              <w:rPr>
+                <w:rFonts w:ascii="Arial" w:cs="Arial" w:eastAsia="Arial" w:hAnsi="Arial"/>
+                <w:b/>
+                <w:bCs/>
+                <w:i w:val="false"/>
+                <w:iCs w:val="false"/>
+                <w:color w:val="000000"/>
+                <w:sz w:val="18"/>
+                <w:szCs w:val="18"/>
+              </w:rPr>
+              <w:t xml:space="preserve">Model Building Phase</w:t>
             </w:r>
           </w:p>
           <w:p>
@@ -12677,7 +12677,7 @@
             <w:pPr>
               <w:spacing w:after="20" w:before="0"/>
             </w:pPr>
-            <w:hyperlink w:history="1" r:id="rIdhac42uswgvqoqzkpzpkwj">
+            <w:hyperlink w:history="1" r:id="rIdftresdcd2a_blypkjj32c">
               <w:r>
                 <w:rPr>
                   <w:rFonts w:ascii="Arial" w:cs="Arial" w:eastAsia="Arial" w:hAnsi="Arial"/>
@@ -12710,7 +12710,7 @@
               <w:spacing w:after="10" w:before="0"/>
               <w:ind w:left="120"/>
             </w:pPr>
-            <w:hyperlink w:history="1" r:id="rIdbks4nxtghs4pd0xpu_re0">
+            <w:hyperlink w:history="1" r:id="rIdaczx5lz92rdsshg_yyi4w">
               <w:r>
                 <w:rPr>
                   <w:rFonts w:ascii="Arial" w:cs="Arial" w:eastAsia="Arial" w:hAnsi="Arial"/>
@@ -12755,7 +12755,7 @@
             <w:pPr>
               <w:spacing w:after="20" w:before="0"/>
             </w:pPr>
-            <w:hyperlink w:history="1" r:id="rId3f4t_vbd2sxjbfofkk93k">
+            <w:hyperlink w:history="1" r:id="rIdfg2h-tz4xfubsd1b3bl2g">
               <w:r>
                 <w:rPr>
                   <w:rFonts w:ascii="Arial" w:cs="Arial" w:eastAsia="Arial" w:hAnsi="Arial"/>
@@ -12788,7 +12788,7 @@
               <w:spacing w:after="10" w:before="0"/>
               <w:ind w:left="120"/>
             </w:pPr>
-            <w:hyperlink w:history="1" r:id="rIdw-kp_ui_hszjfkguuplks">
+            <w:hyperlink w:history="1" r:id="rIdbergv7t2rxqtw-bxpm1mb">
               <w:r>
                 <w:rPr>
                   <w:rFonts w:ascii="Arial" w:cs="Arial" w:eastAsia="Arial" w:hAnsi="Arial"/>
@@ -14341,32 +14341,32 @@
         <w:tc>
           <w:tcPr>
             <w:tcW w:type="dxa" w:w="1520"/>
-            <w:shd w:fill="F2F2F2" w:color="auto" w:val="clear"/>
-            <w:tcMar>
-              <w:top w:type="dxa" w:w="60"/>
-              <w:left w:type="dxa" w:w="120"/>
-              <w:bottom w:type="dxa" w:w="60"/>
-              <w:right w:type="dxa" w:w="120"/>
-            </w:tcMar>
-            <w:vAlign w:val="top"/>
-          </w:tcPr>
-          <w:p>
-            <w:pPr>
-              <w:spacing w:after="40" w:before="0"/>
-              <w:jc w:val="left"/>
-            </w:pPr>
-            <w:r>
-              <w:rPr>
-                <w:rFonts w:ascii="Arial" w:cs="Arial" w:eastAsia="Arial" w:hAnsi="Arial"/>
-                <w:b/>
-                <w:bCs/>
-                <w:i w:val="false"/>
-                <w:iCs w:val="false"/>
-                <w:color w:val="000000"/>
-                <w:sz w:val="18"/>
-                <w:szCs w:val="18"/>
-              </w:rPr>
-              <w:t xml:space="preserve">1 — Predict Phase (Re-engagement &amp; Activation)</w:t>
+            <w:shd w:fill="EAD1F5" w:color="auto" w:val="clear"/>
+            <w:tcMar>
+              <w:top w:type="dxa" w:w="60"/>
+              <w:left w:type="dxa" w:w="120"/>
+              <w:bottom w:type="dxa" w:w="60"/>
+              <w:right w:type="dxa" w:w="120"/>
+            </w:tcMar>
+            <w:vAlign w:val="top"/>
+          </w:tcPr>
+          <w:p>
+            <w:pPr>
+              <w:spacing w:after="40" w:before="0"/>
+              <w:jc w:val="left"/>
+            </w:pPr>
+            <w:r>
+              <w:rPr>
+                <w:rFonts w:ascii="Arial" w:cs="Arial" w:eastAsia="Arial" w:hAnsi="Arial"/>
+                <w:b/>
+                <w:bCs/>
+                <w:i w:val="false"/>
+                <w:iCs w:val="false"/>
+                <w:color w:val="000000"/>
+                <w:sz w:val="18"/>
+                <w:szCs w:val="18"/>
+              </w:rPr>
+              <w:t xml:space="preserve">Predict Phase</w:t>
             </w:r>
           </w:p>
           <w:p>
@@ -14389,7 +14389,7 @@
             <w:pPr>
               <w:spacing w:after="20" w:before="0"/>
             </w:pPr>
-            <w:hyperlink w:history="1" r:id="rIdeyjwxba4f1yzwiy-j7yqx">
+            <w:hyperlink w:history="1" r:id="rIduf_ibioe5wk7ivuslecac">
               <w:r>
                 <w:rPr>
                   <w:rFonts w:ascii="Arial" w:cs="Arial" w:eastAsia="Arial" w:hAnsi="Arial"/>
@@ -14422,7 +14422,7 @@
               <w:spacing w:after="10" w:before="0"/>
               <w:ind w:left="120"/>
             </w:pPr>
-            <w:hyperlink w:history="1" r:id="rId4vcxan3kbgekb-bhk-ppb">
+            <w:hyperlink w:history="1" r:id="rIdaswu3fvpubhtbju1li_do">
               <w:r>
                 <w:rPr>
                   <w:rFonts w:ascii="Arial" w:cs="Arial" w:eastAsia="Arial" w:hAnsi="Arial"/>
@@ -14467,7 +14467,7 @@
             <w:pPr>
               <w:spacing w:after="20" w:before="0"/>
             </w:pPr>
-            <w:hyperlink w:history="1" r:id="rIdchophwzgg77crvcxfq_ys">
+            <w:hyperlink w:history="1" r:id="rIdqngdj4uv_qiwxxwgzbwt-">
               <w:r>
                 <w:rPr>
                   <w:rFonts w:ascii="Arial" w:cs="Arial" w:eastAsia="Arial" w:hAnsi="Arial"/>
@@ -14500,7 +14500,7 @@
               <w:spacing w:after="10" w:before="0"/>
               <w:ind w:left="120"/>
             </w:pPr>
-            <w:hyperlink w:history="1" r:id="rIdtfztu29armz0pgyz1ckpx">
+            <w:hyperlink w:history="1" r:id="rIdabssuucfrvcxcvdmlcgfs">
               <w:r>
                 <w:rPr>
                   <w:rFonts w:ascii="Arial" w:cs="Arial" w:eastAsia="Arial" w:hAnsi="Arial"/>
@@ -14647,32 +14647,32 @@
         <w:tc>
           <w:tcPr>
             <w:tcW w:type="dxa" w:w="1520"/>
-            <w:shd w:fill="F2F2F2" w:color="auto" w:val="clear"/>
-            <w:tcMar>
-              <w:top w:type="dxa" w:w="60"/>
-              <w:left w:type="dxa" w:w="120"/>
-              <w:bottom w:type="dxa" w:w="60"/>
-              <w:right w:type="dxa" w:w="120"/>
-            </w:tcMar>
-            <w:vAlign w:val="top"/>
-          </w:tcPr>
-          <w:p>
-            <w:pPr>
-              <w:spacing w:after="40" w:before="0"/>
-              <w:jc w:val="left"/>
-            </w:pPr>
-            <w:r>
-              <w:rPr>
-                <w:rFonts w:ascii="Arial" w:cs="Arial" w:eastAsia="Arial" w:hAnsi="Arial"/>
-                <w:b/>
-                <w:bCs/>
-                <w:i w:val="false"/>
-                <w:iCs w:val="false"/>
-                <w:color w:val="000000"/>
-                <w:sz w:val="18"/>
-                <w:szCs w:val="18"/>
-              </w:rPr>
-              <w:t xml:space="preserve">2 — Observe Phase (Evidence Gathering via Structured Scenario Analysis)</w:t>
+            <w:shd w:fill="D9EEF1" w:color="auto" w:val="clear"/>
+            <w:tcMar>
+              <w:top w:type="dxa" w:w="60"/>
+              <w:left w:type="dxa" w:w="120"/>
+              <w:bottom w:type="dxa" w:w="60"/>
+              <w:right w:type="dxa" w:w="120"/>
+            </w:tcMar>
+            <w:vAlign w:val="top"/>
+          </w:tcPr>
+          <w:p>
+            <w:pPr>
+              <w:spacing w:after="40" w:before="0"/>
+              <w:jc w:val="left"/>
+            </w:pPr>
+            <w:r>
+              <w:rPr>
+                <w:rFonts w:ascii="Arial" w:cs="Arial" w:eastAsia="Arial" w:hAnsi="Arial"/>
+                <w:b/>
+                <w:bCs/>
+                <w:i w:val="false"/>
+                <w:iCs w:val="false"/>
+                <w:color w:val="000000"/>
+                <w:sz w:val="18"/>
+                <w:szCs w:val="18"/>
+              </w:rPr>
+              <w:t xml:space="preserve">Observe Phase</w:t>
             </w:r>
           </w:p>
           <w:p>
@@ -14695,7 +14695,7 @@
             <w:pPr>
               <w:spacing w:after="20" w:before="0"/>
             </w:pPr>
-            <w:hyperlink w:history="1" r:id="rIdiytbtixdusf8slkonblmz">
+            <w:hyperlink w:history="1" r:id="rId434fm7-kxe7w6vejaqic9">
               <w:r>
                 <w:rPr>
                   <w:rFonts w:ascii="Arial" w:cs="Arial" w:eastAsia="Arial" w:hAnsi="Arial"/>
@@ -14728,7 +14728,7 @@
               <w:spacing w:after="10" w:before="0"/>
               <w:ind w:left="120"/>
             </w:pPr>
-            <w:hyperlink w:history="1" r:id="rId2a6xwehzjmywcrio78-oj">
+            <w:hyperlink w:history="1" r:id="rIdlrrx1sxwjub_yb7jemin_">
               <w:r>
                 <w:rPr>
                   <w:rFonts w:ascii="Arial" w:cs="Arial" w:eastAsia="Arial" w:hAnsi="Arial"/>
@@ -14773,7 +14773,7 @@
             <w:pPr>
               <w:spacing w:after="20" w:before="0"/>
             </w:pPr>
-            <w:hyperlink w:history="1" r:id="rIdlkfb1zqfblawoztyf1snm">
+            <w:hyperlink w:history="1" r:id="rIdzuxxoieuqjh75rox19neu">
               <w:r>
                 <w:rPr>
                   <w:rFonts w:ascii="Arial" w:cs="Arial" w:eastAsia="Arial" w:hAnsi="Arial"/>
@@ -14806,7 +14806,7 @@
               <w:spacing w:after="10" w:before="0"/>
               <w:ind w:left="120"/>
             </w:pPr>
-            <w:hyperlink w:history="1" r:id="rIdkumazrbzsmofuyvcr0b5u">
+            <w:hyperlink w:history="1" r:id="rIdkinujy49ox5jbm2cjhwrc">
               <w:r>
                 <w:rPr>
                   <w:rFonts w:ascii="Arial" w:cs="Arial" w:eastAsia="Arial" w:hAnsi="Arial"/>
@@ -14953,32 +14953,32 @@
         <w:tc>
           <w:tcPr>
             <w:tcW w:type="dxa" w:w="1520"/>
-            <w:shd w:fill="F2F2F2" w:color="auto" w:val="clear"/>
-            <w:tcMar>
-              <w:top w:type="dxa" w:w="60"/>
-              <w:left w:type="dxa" w:w="120"/>
-              <w:bottom w:type="dxa" w:w="60"/>
-              <w:right w:type="dxa" w:w="120"/>
-            </w:tcMar>
-            <w:vAlign w:val="top"/>
-          </w:tcPr>
-          <w:p>
-            <w:pPr>
-              <w:spacing w:after="40" w:before="0"/>
-              <w:jc w:val="left"/>
-            </w:pPr>
-            <w:r>
-              <w:rPr>
-                <w:rFonts w:ascii="Arial" w:cs="Arial" w:eastAsia="Arial" w:hAnsi="Arial"/>
-                <w:b/>
-                <w:bCs/>
-                <w:i w:val="false"/>
-                <w:iCs w:val="false"/>
-                <w:color w:val="000000"/>
-                <w:sz w:val="18"/>
-                <w:szCs w:val="18"/>
-              </w:rPr>
-              <w:t xml:space="preserve">3 — Explain Phase (Formal Introduction of the Principle of Inference)</w:t>
+            <w:shd w:fill="E2EFDA" w:color="auto" w:val="clear"/>
+            <w:tcMar>
+              <w:top w:type="dxa" w:w="60"/>
+              <w:left w:type="dxa" w:w="120"/>
+              <w:bottom w:type="dxa" w:w="60"/>
+              <w:right w:type="dxa" w:w="120"/>
+            </w:tcMar>
+            <w:vAlign w:val="top"/>
+          </w:tcPr>
+          <w:p>
+            <w:pPr>
+              <w:spacing w:after="40" w:before="0"/>
+              <w:jc w:val="left"/>
+            </w:pPr>
+            <w:r>
+              <w:rPr>
+                <w:rFonts w:ascii="Arial" w:cs="Arial" w:eastAsia="Arial" w:hAnsi="Arial"/>
+                <w:b/>
+                <w:bCs/>
+                <w:i w:val="false"/>
+                <w:iCs w:val="false"/>
+                <w:color w:val="000000"/>
+                <w:sz w:val="18"/>
+                <w:szCs w:val="18"/>
+              </w:rPr>
+              <w:t xml:space="preserve">Explain Phase</w:t>
             </w:r>
           </w:p>
           <w:p>
@@ -15001,7 +15001,7 @@
             <w:pPr>
               <w:spacing w:after="20" w:before="0"/>
             </w:pPr>
-            <w:hyperlink w:history="1" r:id="rIdrjyjrpf8zrswwe1gps3_e">
+            <w:hyperlink w:history="1" r:id="rIdh2zqyz7llcltmtkfj_xxs">
               <w:r>
                 <w:rPr>
                   <w:rFonts w:ascii="Arial" w:cs="Arial" w:eastAsia="Arial" w:hAnsi="Arial"/>
@@ -15034,7 +15034,7 @@
               <w:spacing w:after="10" w:before="0"/>
               <w:ind w:left="120"/>
             </w:pPr>
-            <w:hyperlink w:history="1" r:id="rIdud8xda-1rydxonzp5opqe">
+            <w:hyperlink w:history="1" r:id="rIdr7wrwx9tuyl9xdxvo_5x5">
               <w:r>
                 <w:rPr>
                   <w:rFonts w:ascii="Arial" w:cs="Arial" w:eastAsia="Arial" w:hAnsi="Arial"/>
@@ -15079,7 +15079,7 @@
             <w:pPr>
               <w:spacing w:after="20" w:before="0"/>
             </w:pPr>
-            <w:hyperlink w:history="1" r:id="rIdpo1r-k4ehm1gxjlip2aid">
+            <w:hyperlink w:history="1" r:id="rIdu4oapzrydolgc7pdooaim">
               <w:r>
                 <w:rPr>
                   <w:rFonts w:ascii="Arial" w:cs="Arial" w:eastAsia="Arial" w:hAnsi="Arial"/>
@@ -15112,7 +15112,7 @@
               <w:spacing w:after="10" w:before="0"/>
               <w:ind w:left="120"/>
             </w:pPr>
-            <w:hyperlink w:history="1" r:id="rId2ub7smlrrdxku33odhyxb">
+            <w:hyperlink w:history="1" r:id="rIdzhpsaiapns3naxtti84lu">
               <w:r>
                 <w:rPr>
                   <w:rFonts w:ascii="Arial" w:cs="Arial" w:eastAsia="Arial" w:hAnsi="Arial"/>
@@ -15259,32 +15259,32 @@
         <w:tc>
           <w:tcPr>
             <w:tcW w:type="dxa" w:w="1520"/>
-            <w:shd w:fill="F2F2F2" w:color="auto" w:val="clear"/>
-            <w:tcMar>
-              <w:top w:type="dxa" w:w="60"/>
-              <w:left w:type="dxa" w:w="120"/>
-              <w:bottom w:type="dxa" w:w="60"/>
-              <w:right w:type="dxa" w:w="120"/>
-            </w:tcMar>
-            <w:vAlign w:val="top"/>
-          </w:tcPr>
-          <w:p>
-            <w:pPr>
-              <w:spacing w:after="40" w:before="0"/>
-              <w:jc w:val="left"/>
-            </w:pPr>
-            <w:r>
-              <w:rPr>
-                <w:rFonts w:ascii="Arial" w:cs="Arial" w:eastAsia="Arial" w:hAnsi="Arial"/>
-                <w:b/>
-                <w:bCs/>
-                <w:i w:val="false"/>
-                <w:iCs w:val="false"/>
-                <w:color w:val="000000"/>
-                <w:sz w:val="18"/>
-                <w:szCs w:val="18"/>
-              </w:rPr>
-              <w:t xml:space="preserve">4 — Driving Question Board (DQB) Update</w:t>
+            <w:shd w:fill="FCE4D6" w:color="auto" w:val="clear"/>
+            <w:tcMar>
+              <w:top w:type="dxa" w:w="60"/>
+              <w:left w:type="dxa" w:w="120"/>
+              <w:bottom w:type="dxa" w:w="60"/>
+              <w:right w:type="dxa" w:w="120"/>
+            </w:tcMar>
+            <w:vAlign w:val="top"/>
+          </w:tcPr>
+          <w:p>
+            <w:pPr>
+              <w:spacing w:after="40" w:before="0"/>
+              <w:jc w:val="left"/>
+            </w:pPr>
+            <w:r>
+              <w:rPr>
+                <w:rFonts w:ascii="Arial" w:cs="Arial" w:eastAsia="Arial" w:hAnsi="Arial"/>
+                <w:b/>
+                <w:bCs/>
+                <w:i w:val="false"/>
+                <w:iCs w:val="false"/>
+                <w:color w:val="000000"/>
+                <w:sz w:val="18"/>
+                <w:szCs w:val="18"/>
+              </w:rPr>
+              <w:t xml:space="preserve">Driving Question Board (DQB) Creation</w:t>
             </w:r>
           </w:p>
           <w:p>
@@ -15307,7 +15307,7 @@
             <w:pPr>
               <w:spacing w:after="20" w:before="0"/>
             </w:pPr>
-            <w:hyperlink w:history="1" r:id="rIddezksvllrfddnmxfzkjbw">
+            <w:hyperlink w:history="1" r:id="rIdlj1jqwdjrhjsicks5ui0k">
               <w:r>
                 <w:rPr>
                   <w:rFonts w:ascii="Arial" w:cs="Arial" w:eastAsia="Arial" w:hAnsi="Arial"/>
@@ -15340,7 +15340,7 @@
               <w:spacing w:after="10" w:before="0"/>
               <w:ind w:left="120"/>
             </w:pPr>
-            <w:hyperlink w:history="1" r:id="rIdsq2vp5m9wozdhjhzq_gqr">
+            <w:hyperlink w:history="1" r:id="rIdsjgdbmbct3qpdzuldr1ax">
               <w:r>
                 <w:rPr>
                   <w:rFonts w:ascii="Arial" w:cs="Arial" w:eastAsia="Arial" w:hAnsi="Arial"/>
@@ -15385,7 +15385,7 @@
             <w:pPr>
               <w:spacing w:after="20" w:before="0"/>
             </w:pPr>
-            <w:hyperlink w:history="1" r:id="rId5-cz_0kwj-5h2kttpc3ew">
+            <w:hyperlink w:history="1" r:id="rId0ym48xi-6diend_25mbpw">
               <w:r>
                 <w:rPr>
                   <w:rFonts w:ascii="Arial" w:cs="Arial" w:eastAsia="Arial" w:hAnsi="Arial"/>
@@ -15418,7 +15418,7 @@
               <w:spacing w:after="10" w:before="0"/>
               <w:ind w:left="120"/>
             </w:pPr>
-            <w:hyperlink w:history="1" r:id="rIdaaqn5d9be5iosc_edwvp5">
+            <w:hyperlink w:history="1" r:id="rId80ugorjhhkyfyoozek7im">
               <w:r>
                 <w:rPr>
                   <w:rFonts w:ascii="Arial" w:cs="Arial" w:eastAsia="Arial" w:hAnsi="Arial"/>
@@ -15565,32 +15565,32 @@
         <w:tc>
           <w:tcPr>
             <w:tcW w:type="dxa" w:w="1520"/>
-            <w:shd w:fill="F2F2F2" w:color="auto" w:val="clear"/>
-            <w:tcMar>
-              <w:top w:type="dxa" w:w="60"/>
-              <w:left w:type="dxa" w:w="120"/>
-              <w:bottom w:type="dxa" w:w="60"/>
-              <w:right w:type="dxa" w:w="120"/>
-            </w:tcMar>
-            <w:vAlign w:val="top"/>
-          </w:tcPr>
-          <w:p>
-            <w:pPr>
-              <w:spacing w:after="40" w:before="0"/>
-              <w:jc w:val="left"/>
-            </w:pPr>
-            <w:r>
-              <w:rPr>
-                <w:rFonts w:ascii="Arial" w:cs="Arial" w:eastAsia="Arial" w:hAnsi="Arial"/>
-                <w:b/>
-                <w:bCs/>
-                <w:i w:val="false"/>
-                <w:iCs w:val="false"/>
-                <w:color w:val="000000"/>
-                <w:sz w:val="18"/>
-                <w:szCs w:val="18"/>
-              </w:rPr>
-              <w:t xml:space="preserve">5 — Model Building Phase (Table as Conceptual Model + Exit Card)</w:t>
+            <w:shd w:fill="D5E8F0" w:color="auto" w:val="clear"/>
+            <w:tcMar>
+              <w:top w:type="dxa" w:w="60"/>
+              <w:left w:type="dxa" w:w="120"/>
+              <w:bottom w:type="dxa" w:w="60"/>
+              <w:right w:type="dxa" w:w="120"/>
+            </w:tcMar>
+            <w:vAlign w:val="top"/>
+          </w:tcPr>
+          <w:p>
+            <w:pPr>
+              <w:spacing w:after="40" w:before="0"/>
+              <w:jc w:val="left"/>
+            </w:pPr>
+            <w:r>
+              <w:rPr>
+                <w:rFonts w:ascii="Arial" w:cs="Arial" w:eastAsia="Arial" w:hAnsi="Arial"/>
+                <w:b/>
+                <w:bCs/>
+                <w:i w:val="false"/>
+                <w:iCs w:val="false"/>
+                <w:color w:val="000000"/>
+                <w:sz w:val="18"/>
+                <w:szCs w:val="18"/>
+              </w:rPr>
+              <w:t xml:space="preserve">Model Building Phase</w:t>
             </w:r>
           </w:p>
           <w:p>
@@ -15613,7 +15613,7 @@
             <w:pPr>
               <w:spacing w:after="20" w:before="0"/>
             </w:pPr>
-            <w:hyperlink w:history="1" r:id="rIdryb0lhxxlq0bpqhznxczx">
+            <w:hyperlink w:history="1" r:id="rIdp5umdflq6vollcgifx6tw">
               <w:r>
                 <w:rPr>
                   <w:rFonts w:ascii="Arial" w:cs="Arial" w:eastAsia="Arial" w:hAnsi="Arial"/>
@@ -15646,7 +15646,7 @@
               <w:spacing w:after="10" w:before="0"/>
               <w:ind w:left="120"/>
             </w:pPr>
-            <w:hyperlink w:history="1" r:id="rIdd2_r0le5ggbpxwtbumhvg">
+            <w:hyperlink w:history="1" r:id="rIdensysvea851hdrnilo-h7">
               <w:r>
                 <w:rPr>
                   <w:rFonts w:ascii="Arial" w:cs="Arial" w:eastAsia="Arial" w:hAnsi="Arial"/>
@@ -15691,7 +15691,7 @@
             <w:pPr>
               <w:spacing w:after="20" w:before="0"/>
             </w:pPr>
-            <w:hyperlink w:history="1" r:id="rIdvs_g8a1esnlkercm1mtyq">
+            <w:hyperlink w:history="1" r:id="rIdjgskfrhztgnlfkp57qasi">
               <w:r>
                 <w:rPr>
                   <w:rFonts w:ascii="Arial" w:cs="Arial" w:eastAsia="Arial" w:hAnsi="Arial"/>
@@ -15724,7 +15724,7 @@
               <w:spacing w:after="10" w:before="0"/>
               <w:ind w:left="120"/>
             </w:pPr>
-            <w:hyperlink w:history="1" r:id="rIdjpfkl_xvwanjrzk0ifk92">
+            <w:hyperlink w:history="1" r:id="rId7qqtb2z8u29yfs7uvbpff">
               <w:r>
                 <w:rPr>
                   <w:rFonts w:ascii="Arial" w:cs="Arial" w:eastAsia="Arial" w:hAnsi="Arial"/>
@@ -17163,32 +17163,32 @@
         <w:tc>
           <w:tcPr>
             <w:tcW w:type="dxa" w:w="1520"/>
-            <w:shd w:fill="F2F2F2" w:color="auto" w:val="clear"/>
-            <w:tcMar>
-              <w:top w:type="dxa" w:w="60"/>
-              <w:left w:type="dxa" w:w="120"/>
-              <w:bottom w:type="dxa" w:w="60"/>
-              <w:right w:type="dxa" w:w="120"/>
-            </w:tcMar>
-            <w:vAlign w:val="top"/>
-          </w:tcPr>
-          <w:p>
-            <w:pPr>
-              <w:spacing w:after="40" w:before="0"/>
-              <w:jc w:val="left"/>
-            </w:pPr>
-            <w:r>
-              <w:rPr>
-                <w:rFonts w:ascii="Arial" w:cs="Arial" w:eastAsia="Arial" w:hAnsi="Arial"/>
-                <w:b/>
-                <w:bCs/>
-                <w:i w:val="false"/>
-                <w:iCs w:val="false"/>
-                <w:color w:val="000000"/>
-                <w:sz w:val="18"/>
-                <w:szCs w:val="18"/>
-              </w:rPr>
-              <w:t xml:space="preserve">Phase 1 — Predict (10 minutes)</w:t>
+            <w:shd w:fill="EAD1F5" w:color="auto" w:val="clear"/>
+            <w:tcMar>
+              <w:top w:type="dxa" w:w="60"/>
+              <w:left w:type="dxa" w:w="120"/>
+              <w:bottom w:type="dxa" w:w="60"/>
+              <w:right w:type="dxa" w:w="120"/>
+            </w:tcMar>
+            <w:vAlign w:val="top"/>
+          </w:tcPr>
+          <w:p>
+            <w:pPr>
+              <w:spacing w:after="40" w:before="0"/>
+              <w:jc w:val="left"/>
+            </w:pPr>
+            <w:r>
+              <w:rPr>
+                <w:rFonts w:ascii="Arial" w:cs="Arial" w:eastAsia="Arial" w:hAnsi="Arial"/>
+                <w:b/>
+                <w:bCs/>
+                <w:i w:val="false"/>
+                <w:iCs w:val="false"/>
+                <w:color w:val="000000"/>
+                <w:sz w:val="18"/>
+                <w:szCs w:val="18"/>
+              </w:rPr>
+              <w:t xml:space="preserve">Predict Phase</w:t>
             </w:r>
           </w:p>
           <w:p>
@@ -17211,7 +17211,7 @@
             <w:pPr>
               <w:spacing w:after="20" w:before="0"/>
             </w:pPr>
-            <w:hyperlink w:history="1" r:id="rIdpha4diwxwcikkqddyjo_f">
+            <w:hyperlink w:history="1" r:id="rIdrhvxbyjcntbcdajzvgfuc">
               <w:r>
                 <w:rPr>
                   <w:rFonts w:ascii="Arial" w:cs="Arial" w:eastAsia="Arial" w:hAnsi="Arial"/>
@@ -17244,7 +17244,7 @@
               <w:spacing w:after="10" w:before="0"/>
               <w:ind w:left="120"/>
             </w:pPr>
-            <w:hyperlink w:history="1" r:id="rIds5o8ddr9m6cumz3o_nfpr">
+            <w:hyperlink w:history="1" r:id="rIdqjtvyyx30-wbnvypmtuee">
               <w:r>
                 <w:rPr>
                   <w:rFonts w:ascii="Arial" w:cs="Arial" w:eastAsia="Arial" w:hAnsi="Arial"/>
@@ -17289,7 +17289,7 @@
             <w:pPr>
               <w:spacing w:after="20" w:before="0"/>
             </w:pPr>
-            <w:hyperlink w:history="1" r:id="rIdkahmmierm_j1ppzoo0sbf">
+            <w:hyperlink w:history="1" r:id="rIdv6u37nq-hgjxs8um92gtk">
               <w:r>
                 <w:rPr>
                   <w:rFonts w:ascii="Arial" w:cs="Arial" w:eastAsia="Arial" w:hAnsi="Arial"/>
@@ -17322,7 +17322,7 @@
               <w:spacing w:after="10" w:before="0"/>
               <w:ind w:left="120"/>
             </w:pPr>
-            <w:hyperlink w:history="1" r:id="rIda7f0mzzid7q7ztubj9su5">
+            <w:hyperlink w:history="1" r:id="rIdxhhofup6jmfbe1l9mwqvw">
               <w:r>
                 <w:rPr>
                   <w:rFonts w:ascii="Arial" w:cs="Arial" w:eastAsia="Arial" w:hAnsi="Arial"/>
@@ -17469,32 +17469,32 @@
         <w:tc>
           <w:tcPr>
             <w:tcW w:type="dxa" w:w="1520"/>
-            <w:shd w:fill="F2F2F2" w:color="auto" w:val="clear"/>
-            <w:tcMar>
-              <w:top w:type="dxa" w:w="60"/>
-              <w:left w:type="dxa" w:w="120"/>
-              <w:bottom w:type="dxa" w:w="60"/>
-              <w:right w:type="dxa" w:w="120"/>
-            </w:tcMar>
-            <w:vAlign w:val="top"/>
-          </w:tcPr>
-          <w:p>
-            <w:pPr>
-              <w:spacing w:after="40" w:before="0"/>
-              <w:jc w:val="left"/>
-            </w:pPr>
-            <w:r>
-              <w:rPr>
-                <w:rFonts w:ascii="Arial" w:cs="Arial" w:eastAsia="Arial" w:hAnsi="Arial"/>
-                <w:b/>
-                <w:bCs/>
-                <w:i w:val="false"/>
-                <w:iCs w:val="false"/>
-                <w:color w:val="000000"/>
-                <w:sz w:val="18"/>
-                <w:szCs w:val="18"/>
-              </w:rPr>
-              <w:t xml:space="preserve">Phase 2 — Observe / Evidence-Gathering (25 minutes)</w:t>
+            <w:shd w:fill="D9EEF1" w:color="auto" w:val="clear"/>
+            <w:tcMar>
+              <w:top w:type="dxa" w:w="60"/>
+              <w:left w:type="dxa" w:w="120"/>
+              <w:bottom w:type="dxa" w:w="60"/>
+              <w:right w:type="dxa" w:w="120"/>
+            </w:tcMar>
+            <w:vAlign w:val="top"/>
+          </w:tcPr>
+          <w:p>
+            <w:pPr>
+              <w:spacing w:after="40" w:before="0"/>
+              <w:jc w:val="left"/>
+            </w:pPr>
+            <w:r>
+              <w:rPr>
+                <w:rFonts w:ascii="Arial" w:cs="Arial" w:eastAsia="Arial" w:hAnsi="Arial"/>
+                <w:b/>
+                <w:bCs/>
+                <w:i w:val="false"/>
+                <w:iCs w:val="false"/>
+                <w:color w:val="000000"/>
+                <w:sz w:val="18"/>
+                <w:szCs w:val="18"/>
+              </w:rPr>
+              <w:t xml:space="preserve">Observe Phase</w:t>
             </w:r>
           </w:p>
           <w:p>
@@ -17517,7 +17517,7 @@
             <w:pPr>
               <w:spacing w:after="20" w:before="0"/>
             </w:pPr>
-            <w:hyperlink w:history="1" r:id="rIdrera9jow1vrodjw_-przz">
+            <w:hyperlink w:history="1" r:id="rIdlw0xlbmhwxwxekst0dxdb">
               <w:r>
                 <w:rPr>
                   <w:rFonts w:ascii="Arial" w:cs="Arial" w:eastAsia="Arial" w:hAnsi="Arial"/>
@@ -17550,7 +17550,7 @@
               <w:spacing w:after="10" w:before="0"/>
               <w:ind w:left="120"/>
             </w:pPr>
-            <w:hyperlink w:history="1" r:id="rIdnqgyn9hnzydkeqk9h_iya">
+            <w:hyperlink w:history="1" r:id="rIdylw2wytjbwy-t6auijdro">
               <w:r>
                 <w:rPr>
                   <w:rFonts w:ascii="Arial" w:cs="Arial" w:eastAsia="Arial" w:hAnsi="Arial"/>
@@ -17595,7 +17595,7 @@
             <w:pPr>
               <w:spacing w:after="20" w:before="0"/>
             </w:pPr>
-            <w:hyperlink w:history="1" r:id="rId8w6fkdzhwt0wc-gyynqn1">
+            <w:hyperlink w:history="1" r:id="rIdj1a8cbnnuyh3y7a9isqfb">
               <w:r>
                 <w:rPr>
                   <w:rFonts w:ascii="Arial" w:cs="Arial" w:eastAsia="Arial" w:hAnsi="Arial"/>
@@ -17628,7 +17628,7 @@
               <w:spacing w:after="10" w:before="0"/>
               <w:ind w:left="120"/>
             </w:pPr>
-            <w:hyperlink w:history="1" r:id="rIdngpkxa3a4zagqiaxymxe_">
+            <w:hyperlink w:history="1" r:id="rIdvoohayjn-w1vzkbbd_mcb">
               <w:r>
                 <w:rPr>
                   <w:rFonts w:ascii="Arial" w:cs="Arial" w:eastAsia="Arial" w:hAnsi="Arial"/>
@@ -17775,32 +17775,32 @@
         <w:tc>
           <w:tcPr>
             <w:tcW w:type="dxa" w:w="1520"/>
-            <w:shd w:fill="F2F2F2" w:color="auto" w:val="clear"/>
-            <w:tcMar>
-              <w:top w:type="dxa" w:w="60"/>
-              <w:left w:type="dxa" w:w="120"/>
-              <w:bottom w:type="dxa" w:w="60"/>
-              <w:right w:type="dxa" w:w="120"/>
-            </w:tcMar>
-            <w:vAlign w:val="top"/>
-          </w:tcPr>
-          <w:p>
-            <w:pPr>
-              <w:spacing w:after="40" w:before="0"/>
-              <w:jc w:val="left"/>
-            </w:pPr>
-            <w:r>
-              <w:rPr>
-                <w:rFonts w:ascii="Arial" w:cs="Arial" w:eastAsia="Arial" w:hAnsi="Arial"/>
-                <w:b/>
-                <w:bCs/>
-                <w:i w:val="false"/>
-                <w:iCs w:val="false"/>
-                <w:color w:val="000000"/>
-                <w:sz w:val="18"/>
-                <w:szCs w:val="18"/>
-              </w:rPr>
-              <w:t xml:space="preserve">Phase 3 — Explain (20 minutes)</w:t>
+            <w:shd w:fill="E2EFDA" w:color="auto" w:val="clear"/>
+            <w:tcMar>
+              <w:top w:type="dxa" w:w="60"/>
+              <w:left w:type="dxa" w:w="120"/>
+              <w:bottom w:type="dxa" w:w="60"/>
+              <w:right w:type="dxa" w:w="120"/>
+            </w:tcMar>
+            <w:vAlign w:val="top"/>
+          </w:tcPr>
+          <w:p>
+            <w:pPr>
+              <w:spacing w:after="40" w:before="0"/>
+              <w:jc w:val="left"/>
+            </w:pPr>
+            <w:r>
+              <w:rPr>
+                <w:rFonts w:ascii="Arial" w:cs="Arial" w:eastAsia="Arial" w:hAnsi="Arial"/>
+                <w:b/>
+                <w:bCs/>
+                <w:i w:val="false"/>
+                <w:iCs w:val="false"/>
+                <w:color w:val="000000"/>
+                <w:sz w:val="18"/>
+                <w:szCs w:val="18"/>
+              </w:rPr>
+              <w:t xml:space="preserve">Explain Phase</w:t>
             </w:r>
           </w:p>
           <w:p>
@@ -17823,7 +17823,7 @@
             <w:pPr>
               <w:spacing w:after="20" w:before="0"/>
             </w:pPr>
-            <w:hyperlink w:history="1" r:id="rIdydau-ay2nr5ytyzosgxrt">
+            <w:hyperlink w:history="1" r:id="rIduqblkv4qmcg54zuwkutwj">
               <w:r>
                 <w:rPr>
                   <w:rFonts w:ascii="Arial" w:cs="Arial" w:eastAsia="Arial" w:hAnsi="Arial"/>
@@ -17856,7 +17856,7 @@
               <w:spacing w:after="10" w:before="0"/>
               <w:ind w:left="120"/>
             </w:pPr>
-            <w:hyperlink w:history="1" r:id="rIdhxfnzxnoc2yefywvj-bjb">
+            <w:hyperlink w:history="1" r:id="rIdwdnvtawxcoslcjszvmteg">
               <w:r>
                 <w:rPr>
                   <w:rFonts w:ascii="Arial" w:cs="Arial" w:eastAsia="Arial" w:hAnsi="Arial"/>
@@ -17901,7 +17901,7 @@
             <w:pPr>
               <w:spacing w:after="20" w:before="0"/>
             </w:pPr>
-            <w:hyperlink w:history="1" r:id="rId_vgsmg0cwx9q45afyj9rx">
+            <w:hyperlink w:history="1" r:id="rIdgndmbqjlsqy-jghyfanna">
               <w:r>
                 <w:rPr>
                   <w:rFonts w:ascii="Arial" w:cs="Arial" w:eastAsia="Arial" w:hAnsi="Arial"/>
@@ -17934,7 +17934,7 @@
               <w:spacing w:after="10" w:before="0"/>
               <w:ind w:left="120"/>
             </w:pPr>
-            <w:hyperlink w:history="1" r:id="rIdvjrvahe0clmxu39foxj0k">
+            <w:hyperlink w:history="1" r:id="rIdamisxnxrwldvsvbmbp6zy">
               <w:r>
                 <w:rPr>
                   <w:rFonts w:ascii="Arial" w:cs="Arial" w:eastAsia="Arial" w:hAnsi="Arial"/>
@@ -18081,32 +18081,32 @@
         <w:tc>
           <w:tcPr>
             <w:tcW w:type="dxa" w:w="1520"/>
-            <w:shd w:fill="F2F2F2" w:color="auto" w:val="clear"/>
-            <w:tcMar>
-              <w:top w:type="dxa" w:w="60"/>
-              <w:left w:type="dxa" w:w="120"/>
-              <w:bottom w:type="dxa" w:w="60"/>
-              <w:right w:type="dxa" w:w="120"/>
-            </w:tcMar>
-            <w:vAlign w:val="top"/>
-          </w:tcPr>
-          <w:p>
-            <w:pPr>
-              <w:spacing w:after="40" w:before="0"/>
-              <w:jc w:val="left"/>
-            </w:pPr>
-            <w:r>
-              <w:rPr>
-                <w:rFonts w:ascii="Arial" w:cs="Arial" w:eastAsia="Arial" w:hAnsi="Arial"/>
-                <w:b/>
-                <w:bCs/>
-                <w:i w:val="false"/>
-                <w:iCs w:val="false"/>
-                <w:color w:val="000000"/>
-                <w:sz w:val="18"/>
-                <w:szCs w:val="18"/>
-              </w:rPr>
-              <w:t xml:space="preserve">Phase 4 — Driving Question Board Update (10 minutes)</w:t>
+            <w:shd w:fill="FCE4D6" w:color="auto" w:val="clear"/>
+            <w:tcMar>
+              <w:top w:type="dxa" w:w="60"/>
+              <w:left w:type="dxa" w:w="120"/>
+              <w:bottom w:type="dxa" w:w="60"/>
+              <w:right w:type="dxa" w:w="120"/>
+            </w:tcMar>
+            <w:vAlign w:val="top"/>
+          </w:tcPr>
+          <w:p>
+            <w:pPr>
+              <w:spacing w:after="40" w:before="0"/>
+              <w:jc w:val="left"/>
+            </w:pPr>
+            <w:r>
+              <w:rPr>
+                <w:rFonts w:ascii="Arial" w:cs="Arial" w:eastAsia="Arial" w:hAnsi="Arial"/>
+                <w:b/>
+                <w:bCs/>
+                <w:i w:val="false"/>
+                <w:iCs w:val="false"/>
+                <w:color w:val="000000"/>
+                <w:sz w:val="18"/>
+                <w:szCs w:val="18"/>
+              </w:rPr>
+              <w:t xml:space="preserve">Driving Question Board (DQB) Creation</w:t>
             </w:r>
           </w:p>
           <w:p>
@@ -18129,7 +18129,7 @@
             <w:pPr>
               <w:spacing w:after="20" w:before="0"/>
             </w:pPr>
-            <w:hyperlink w:history="1" r:id="rId3nygaanunc3crz7ybmxaa">
+            <w:hyperlink w:history="1" r:id="rIdjumuvp4wooodllsglewtl">
               <w:r>
                 <w:rPr>
                   <w:rFonts w:ascii="Arial" w:cs="Arial" w:eastAsia="Arial" w:hAnsi="Arial"/>
@@ -18162,7 +18162,7 @@
               <w:spacing w:after="10" w:before="0"/>
               <w:ind w:left="120"/>
             </w:pPr>
-            <w:hyperlink w:history="1" r:id="rId1ynwewz4z5u-lemg7mkof">
+            <w:hyperlink w:history="1" r:id="rIdaksfck0tjhymdjkj6fsqn">
               <w:r>
                 <w:rPr>
                   <w:rFonts w:ascii="Arial" w:cs="Arial" w:eastAsia="Arial" w:hAnsi="Arial"/>
@@ -18207,7 +18207,7 @@
             <w:pPr>
               <w:spacing w:after="20" w:before="0"/>
             </w:pPr>
-            <w:hyperlink w:history="1" r:id="rIdsbqoklfd8f8ccxjl1oumk">
+            <w:hyperlink w:history="1" r:id="rIdorz_dqjn1gvzhyj5ojbii">
               <w:r>
                 <w:rPr>
                   <w:rFonts w:ascii="Arial" w:cs="Arial" w:eastAsia="Arial" w:hAnsi="Arial"/>
@@ -18240,7 +18240,7 @@
               <w:spacing w:after="10" w:before="0"/>
               <w:ind w:left="120"/>
             </w:pPr>
-            <w:hyperlink w:history="1" r:id="rId0vbvxobmuun7mvwvuclta">
+            <w:hyperlink w:history="1" r:id="rIdoy9qvuvscr6f36goihnq2">
               <w:r>
                 <w:rPr>
                   <w:rFonts w:ascii="Arial" w:cs="Arial" w:eastAsia="Arial" w:hAnsi="Arial"/>
@@ -18387,32 +18387,32 @@
         <w:tc>
           <w:tcPr>
             <w:tcW w:type="dxa" w:w="1520"/>
-            <w:shd w:fill="F2F2F2" w:color="auto" w:val="clear"/>
-            <w:tcMar>
-              <w:top w:type="dxa" w:w="60"/>
-              <w:left w:type="dxa" w:w="120"/>
-              <w:bottom w:type="dxa" w:w="60"/>
-              <w:right w:type="dxa" w:w="120"/>
-            </w:tcMar>
-            <w:vAlign w:val="top"/>
-          </w:tcPr>
-          <w:p>
-            <w:pPr>
-              <w:spacing w:after="40" w:before="0"/>
-              <w:jc w:val="left"/>
-            </w:pPr>
-            <w:r>
-              <w:rPr>
-                <w:rFonts w:ascii="Arial" w:cs="Arial" w:eastAsia="Arial" w:hAnsi="Arial"/>
-                <w:b/>
-                <w:bCs/>
-                <w:i w:val="false"/>
-                <w:iCs w:val="false"/>
-                <w:color w:val="000000"/>
-                <w:sz w:val="18"/>
-                <w:szCs w:val="18"/>
-              </w:rPr>
-              <w:t xml:space="preserve">Phase 5 — Model Building (15 minutes)</w:t>
+            <w:shd w:fill="D5E8F0" w:color="auto" w:val="clear"/>
+            <w:tcMar>
+              <w:top w:type="dxa" w:w="60"/>
+              <w:left w:type="dxa" w:w="120"/>
+              <w:bottom w:type="dxa" w:w="60"/>
+              <w:right w:type="dxa" w:w="120"/>
+            </w:tcMar>
+            <w:vAlign w:val="top"/>
+          </w:tcPr>
+          <w:p>
+            <w:pPr>
+              <w:spacing w:after="40" w:before="0"/>
+              <w:jc w:val="left"/>
+            </w:pPr>
+            <w:r>
+              <w:rPr>
+                <w:rFonts w:ascii="Arial" w:cs="Arial" w:eastAsia="Arial" w:hAnsi="Arial"/>
+                <w:b/>
+                <w:bCs/>
+                <w:i w:val="false"/>
+                <w:iCs w:val="false"/>
+                <w:color w:val="000000"/>
+                <w:sz w:val="18"/>
+                <w:szCs w:val="18"/>
+              </w:rPr>
+              <w:t xml:space="preserve">Model Building Phase</w:t>
             </w:r>
           </w:p>
           <w:p>
@@ -18435,7 +18435,7 @@
             <w:pPr>
               <w:spacing w:after="20" w:before="0"/>
             </w:pPr>
-            <w:hyperlink w:history="1" r:id="rIdpejgyrvoxs5dafyqcy7rr">
+            <w:hyperlink w:history="1" r:id="rIdybh2weicxtbwyrxvvwamu">
               <w:r>
                 <w:rPr>
                   <w:rFonts w:ascii="Arial" w:cs="Arial" w:eastAsia="Arial" w:hAnsi="Arial"/>
@@ -18468,7 +18468,7 @@
               <w:spacing w:after="10" w:before="0"/>
               <w:ind w:left="120"/>
             </w:pPr>
-            <w:hyperlink w:history="1" r:id="rIdazusiajykydttfvixmtrx">
+            <w:hyperlink w:history="1" r:id="rId-kjtyytzglwrk813uwgj0">
               <w:r>
                 <w:rPr>
                   <w:rFonts w:ascii="Arial" w:cs="Arial" w:eastAsia="Arial" w:hAnsi="Arial"/>
@@ -18513,7 +18513,7 @@
             <w:pPr>
               <w:spacing w:after="20" w:before="0"/>
             </w:pPr>
-            <w:hyperlink w:history="1" r:id="rIdxhk_gp-kcnd8z8temfd8x">
+            <w:hyperlink w:history="1" r:id="rId184ctdiafxb6gtqa5rfib">
               <w:r>
                 <w:rPr>
                   <w:rFonts w:ascii="Arial" w:cs="Arial" w:eastAsia="Arial" w:hAnsi="Arial"/>
@@ -18546,7 +18546,7 @@
               <w:spacing w:after="10" w:before="0"/>
               <w:ind w:left="120"/>
             </w:pPr>
-            <w:hyperlink w:history="1" r:id="rIdfpsrvp55_ylcaictwzk_n">
+            <w:hyperlink w:history="1" r:id="rIdzoc4e6fxe1vyll5b_z3ve">
               <w:r>
                 <w:rPr>
                   <w:rFonts w:ascii="Arial" w:cs="Arial" w:eastAsia="Arial" w:hAnsi="Arial"/>
@@ -20213,32 +20213,32 @@
         <w:tc>
           <w:tcPr>
             <w:tcW w:type="dxa" w:w="1520"/>
-            <w:shd w:fill="F2F2F2" w:color="auto" w:val="clear"/>
-            <w:tcMar>
-              <w:top w:type="dxa" w:w="60"/>
-              <w:left w:type="dxa" w:w="120"/>
-              <w:bottom w:type="dxa" w:w="60"/>
-              <w:right w:type="dxa" w:w="120"/>
-            </w:tcMar>
-            <w:vAlign w:val="top"/>
-          </w:tcPr>
-          <w:p>
-            <w:pPr>
-              <w:spacing w:after="40" w:before="0"/>
-              <w:jc w:val="left"/>
-            </w:pPr>
-            <w:r>
-              <w:rPr>
-                <w:rFonts w:ascii="Arial" w:cs="Arial" w:eastAsia="Arial" w:hAnsi="Arial"/>
-                <w:b/>
-                <w:bCs/>
-                <w:i w:val="false"/>
-                <w:iCs w:val="false"/>
-                <w:color w:val="000000"/>
-                <w:sz w:val="18"/>
-                <w:szCs w:val="18"/>
-              </w:rPr>
-              <w:t xml:space="preserve">Predict Phase — Auditing Our Own Knowledge</w:t>
+            <w:shd w:fill="EAD1F5" w:color="auto" w:val="clear"/>
+            <w:tcMar>
+              <w:top w:type="dxa" w:w="60"/>
+              <w:left w:type="dxa" w:w="120"/>
+              <w:bottom w:type="dxa" w:w="60"/>
+              <w:right w:type="dxa" w:w="120"/>
+            </w:tcMar>
+            <w:vAlign w:val="top"/>
+          </w:tcPr>
+          <w:p>
+            <w:pPr>
+              <w:spacing w:after="40" w:before="0"/>
+              <w:jc w:val="left"/>
+            </w:pPr>
+            <w:r>
+              <w:rPr>
+                <w:rFonts w:ascii="Arial" w:cs="Arial" w:eastAsia="Arial" w:hAnsi="Arial"/>
+                <w:b/>
+                <w:bCs/>
+                <w:i w:val="false"/>
+                <w:iCs w:val="false"/>
+                <w:color w:val="000000"/>
+                <w:sz w:val="18"/>
+                <w:szCs w:val="18"/>
+              </w:rPr>
+              <w:t xml:space="preserve">Predict Phase</w:t>
             </w:r>
           </w:p>
           <w:p>
@@ -20261,7 +20261,7 @@
             <w:pPr>
               <w:spacing w:after="20" w:before="0"/>
             </w:pPr>
-            <w:hyperlink w:history="1" r:id="rIdf9ahs7bbmk1taasvdn4vk">
+            <w:hyperlink w:history="1" r:id="rId47iqhvc-8y0pa6d2-qrii">
               <w:r>
                 <w:rPr>
                   <w:rFonts w:ascii="Arial" w:cs="Arial" w:eastAsia="Arial" w:hAnsi="Arial"/>
@@ -20294,7 +20294,7 @@
               <w:spacing w:after="10" w:before="0"/>
               <w:ind w:left="120"/>
             </w:pPr>
-            <w:hyperlink w:history="1" r:id="rIdpdrffywxpjdyi7jrrd4vt">
+            <w:hyperlink w:history="1" r:id="rIdik3vjm5uzskz09077iv7q">
               <w:r>
                 <w:rPr>
                   <w:rFonts w:ascii="Arial" w:cs="Arial" w:eastAsia="Arial" w:hAnsi="Arial"/>
@@ -20339,7 +20339,7 @@
             <w:pPr>
               <w:spacing w:after="20" w:before="0"/>
             </w:pPr>
-            <w:hyperlink w:history="1" r:id="rIdaei_2l7qlowfa2zsifhtq">
+            <w:hyperlink w:history="1" r:id="rIdhqd6jp0avv3nadex2u8fa">
               <w:r>
                 <w:rPr>
                   <w:rFonts w:ascii="Arial" w:cs="Arial" w:eastAsia="Arial" w:hAnsi="Arial"/>
@@ -20372,7 +20372,7 @@
               <w:spacing w:after="10" w:before="0"/>
               <w:ind w:left="120"/>
             </w:pPr>
-            <w:hyperlink w:history="1" r:id="rIdlv7fyfcz497fwhsdq8zkd">
+            <w:hyperlink w:history="1" r:id="rId6znm8o8jb8ue1jsmsjwby">
               <w:r>
                 <w:rPr>
                   <w:rFonts w:ascii="Arial" w:cs="Arial" w:eastAsia="Arial" w:hAnsi="Arial"/>
@@ -20519,32 +20519,32 @@
         <w:tc>
           <w:tcPr>
             <w:tcW w:type="dxa" w:w="1520"/>
-            <w:shd w:fill="F2F2F2" w:color="auto" w:val="clear"/>
-            <w:tcMar>
-              <w:top w:type="dxa" w:w="60"/>
-              <w:left w:type="dxa" w:w="120"/>
-              <w:bottom w:type="dxa" w:w="60"/>
-              <w:right w:type="dxa" w:w="120"/>
-            </w:tcMar>
-            <w:vAlign w:val="top"/>
-          </w:tcPr>
-          <w:p>
-            <w:pPr>
-              <w:spacing w:after="40" w:before="0"/>
-              <w:jc w:val="left"/>
-            </w:pPr>
-            <w:r>
-              <w:rPr>
-                <w:rFonts w:ascii="Arial" w:cs="Arial" w:eastAsia="Arial" w:hAnsi="Arial"/>
-                <w:b/>
-                <w:bCs/>
-                <w:i w:val="false"/>
-                <w:iCs w:val="false"/>
-                <w:color w:val="000000"/>
-                <w:sz w:val="18"/>
-                <w:szCs w:val="18"/>
-              </w:rPr>
-              <w:t xml:space="preserve">Observe Phase — DQB Curation: Sorting the Evidence</w:t>
+            <w:shd w:fill="D9EEF1" w:color="auto" w:val="clear"/>
+            <w:tcMar>
+              <w:top w:type="dxa" w:w="60"/>
+              <w:left w:type="dxa" w:w="120"/>
+              <w:bottom w:type="dxa" w:w="60"/>
+              <w:right w:type="dxa" w:w="120"/>
+            </w:tcMar>
+            <w:vAlign w:val="top"/>
+          </w:tcPr>
+          <w:p>
+            <w:pPr>
+              <w:spacing w:after="40" w:before="0"/>
+              <w:jc w:val="left"/>
+            </w:pPr>
+            <w:r>
+              <w:rPr>
+                <w:rFonts w:ascii="Arial" w:cs="Arial" w:eastAsia="Arial" w:hAnsi="Arial"/>
+                <w:b/>
+                <w:bCs/>
+                <w:i w:val="false"/>
+                <w:iCs w:val="false"/>
+                <w:color w:val="000000"/>
+                <w:sz w:val="18"/>
+                <w:szCs w:val="18"/>
+              </w:rPr>
+              <w:t xml:space="preserve">Observe Phase</w:t>
             </w:r>
           </w:p>
           <w:p>
@@ -20567,7 +20567,7 @@
             <w:pPr>
               <w:spacing w:after="20" w:before="0"/>
             </w:pPr>
-            <w:hyperlink w:history="1" r:id="rIdayqanaowuyl-l0uvyyx06">
+            <w:hyperlink w:history="1" r:id="rIdkrbpxfreraxincetyprdp">
               <w:r>
                 <w:rPr>
                   <w:rFonts w:ascii="Arial" w:cs="Arial" w:eastAsia="Arial" w:hAnsi="Arial"/>
@@ -20600,7 +20600,7 @@
               <w:spacing w:after="10" w:before="0"/>
               <w:ind w:left="120"/>
             </w:pPr>
-            <w:hyperlink w:history="1" r:id="rIdkmbffdifqksknq8ebqvem">
+            <w:hyperlink w:history="1" r:id="rId4pkiu7-rp4ujawvv8oeox">
               <w:r>
                 <w:rPr>
                   <w:rFonts w:ascii="Arial" w:cs="Arial" w:eastAsia="Arial" w:hAnsi="Arial"/>
@@ -20645,7 +20645,7 @@
             <w:pPr>
               <w:spacing w:after="20" w:before="0"/>
             </w:pPr>
-            <w:hyperlink w:history="1" r:id="rIdc75x5qhtakgmyjo0a8wno">
+            <w:hyperlink w:history="1" r:id="rIdr5uo8l_qbbdr4l8efrrua">
               <w:r>
                 <w:rPr>
                   <w:rFonts w:ascii="Arial" w:cs="Arial" w:eastAsia="Arial" w:hAnsi="Arial"/>
@@ -20678,7 +20678,7 @@
               <w:spacing w:after="10" w:before="0"/>
               <w:ind w:left="120"/>
             </w:pPr>
-            <w:hyperlink w:history="1" r:id="rId_l5gherzdrbb8keuntgtl">
+            <w:hyperlink w:history="1" r:id="rIdqb2n229scwbdiy5bjmdpp">
               <w:r>
                 <w:rPr>
                   <w:rFonts w:ascii="Arial" w:cs="Arial" w:eastAsia="Arial" w:hAnsi="Arial"/>
@@ -20825,32 +20825,32 @@
         <w:tc>
           <w:tcPr>
             <w:tcW w:type="dxa" w:w="1520"/>
-            <w:shd w:fill="F2F2F2" w:color="auto" w:val="clear"/>
-            <w:tcMar>
-              <w:top w:type="dxa" w:w="60"/>
-              <w:left w:type="dxa" w:w="120"/>
-              <w:bottom w:type="dxa" w:w="60"/>
-              <w:right w:type="dxa" w:w="120"/>
-            </w:tcMar>
-            <w:vAlign w:val="top"/>
-          </w:tcPr>
-          <w:p>
-            <w:pPr>
-              <w:spacing w:after="40" w:before="0"/>
-              <w:jc w:val="left"/>
-            </w:pPr>
-            <w:r>
-              <w:rPr>
-                <w:rFonts w:ascii="Arial" w:cs="Arial" w:eastAsia="Arial" w:hAnsi="Arial"/>
-                <w:b/>
-                <w:bCs/>
-                <w:i w:val="false"/>
-                <w:iCs w:val="false"/>
-                <w:color w:val="000000"/>
-                <w:sz w:val="18"/>
-                <w:szCs w:val="18"/>
-              </w:rPr>
-              <w:t xml:space="preserve">Explain Phase — Storyline Bridge and Career Connections</w:t>
+            <w:shd w:fill="E2EFDA" w:color="auto" w:val="clear"/>
+            <w:tcMar>
+              <w:top w:type="dxa" w:w="60"/>
+              <w:left w:type="dxa" w:w="120"/>
+              <w:bottom w:type="dxa" w:w="60"/>
+              <w:right w:type="dxa" w:w="120"/>
+            </w:tcMar>
+            <w:vAlign w:val="top"/>
+          </w:tcPr>
+          <w:p>
+            <w:pPr>
+              <w:spacing w:after="40" w:before="0"/>
+              <w:jc w:val="left"/>
+            </w:pPr>
+            <w:r>
+              <w:rPr>
+                <w:rFonts w:ascii="Arial" w:cs="Arial" w:eastAsia="Arial" w:hAnsi="Arial"/>
+                <w:b/>
+                <w:bCs/>
+                <w:i w:val="false"/>
+                <w:iCs w:val="false"/>
+                <w:color w:val="000000"/>
+                <w:sz w:val="18"/>
+                <w:szCs w:val="18"/>
+              </w:rPr>
+              <w:t xml:space="preserve">Explain Phase</w:t>
             </w:r>
           </w:p>
           <w:p>
@@ -20873,7 +20873,7 @@
             <w:pPr>
               <w:spacing w:after="20" w:before="0"/>
             </w:pPr>
-            <w:hyperlink w:history="1" r:id="rId7on58lnww3mcoke6czmtg">
+            <w:hyperlink w:history="1" r:id="rIdcytt5y6oettjhvsdq1sl-">
               <w:r>
                 <w:rPr>
                   <w:rFonts w:ascii="Arial" w:cs="Arial" w:eastAsia="Arial" w:hAnsi="Arial"/>
@@ -20906,7 +20906,7 @@
               <w:spacing w:after="10" w:before="0"/>
               <w:ind w:left="120"/>
             </w:pPr>
-            <w:hyperlink w:history="1" r:id="rIdzblkwdla6aa8ekwq303zz">
+            <w:hyperlink w:history="1" r:id="rIdreblgyh5ftbatd_kbesys">
               <w:r>
                 <w:rPr>
                   <w:rFonts w:ascii="Arial" w:cs="Arial" w:eastAsia="Arial" w:hAnsi="Arial"/>
@@ -20951,7 +20951,7 @@
             <w:pPr>
               <w:spacing w:after="20" w:before="0"/>
             </w:pPr>
-            <w:hyperlink w:history="1" r:id="rIdyp2vzh0sm5wggn_e64w3n">
+            <w:hyperlink w:history="1" r:id="rIdqnn63zwu8mw7aof08thsd">
               <w:r>
                 <w:rPr>
                   <w:rFonts w:ascii="Arial" w:cs="Arial" w:eastAsia="Arial" w:hAnsi="Arial"/>
@@ -20984,7 +20984,7 @@
               <w:spacing w:after="10" w:before="0"/>
               <w:ind w:left="120"/>
             </w:pPr>
-            <w:hyperlink w:history="1" r:id="rIdwovofurl3prb_k4gf7een">
+            <w:hyperlink w:history="1" r:id="rIddx5i5kkvdtkentwr9dsyk">
               <w:r>
                 <w:rPr>
                   <w:rFonts w:ascii="Arial" w:cs="Arial" w:eastAsia="Arial" w:hAnsi="Arial"/>
@@ -21131,32 +21131,32 @@
         <w:tc>
           <w:tcPr>
             <w:tcW w:type="dxa" w:w="1520"/>
-            <w:shd w:fill="F2F2F2" w:color="auto" w:val="clear"/>
-            <w:tcMar>
-              <w:top w:type="dxa" w:w="60"/>
-              <w:left w:type="dxa" w:w="120"/>
-              <w:bottom w:type="dxa" w:w="60"/>
-              <w:right w:type="dxa" w:w="120"/>
-            </w:tcMar>
-            <w:vAlign w:val="top"/>
-          </w:tcPr>
-          <w:p>
-            <w:pPr>
-              <w:spacing w:after="40" w:before="0"/>
-              <w:jc w:val="left"/>
-            </w:pPr>
-            <w:r>
-              <w:rPr>
-                <w:rFonts w:ascii="Arial" w:cs="Arial" w:eastAsia="Arial" w:hAnsi="Arial"/>
-                <w:b/>
-                <w:bCs/>
-                <w:i w:val="false"/>
-                <w:iCs w:val="false"/>
-                <w:color w:val="000000"/>
-                <w:sz w:val="18"/>
-                <w:szCs w:val="18"/>
-              </w:rPr>
-              <w:t xml:space="preserve">Driving Question Board (DQB) Creation — Finalising the Board</w:t>
+            <w:shd w:fill="FCE4D6" w:color="auto" w:val="clear"/>
+            <w:tcMar>
+              <w:top w:type="dxa" w:w="60"/>
+              <w:left w:type="dxa" w:w="120"/>
+              <w:bottom w:type="dxa" w:w="60"/>
+              <w:right w:type="dxa" w:w="120"/>
+            </w:tcMar>
+            <w:vAlign w:val="top"/>
+          </w:tcPr>
+          <w:p>
+            <w:pPr>
+              <w:spacing w:after="40" w:before="0"/>
+              <w:jc w:val="left"/>
+            </w:pPr>
+            <w:r>
+              <w:rPr>
+                <w:rFonts w:ascii="Arial" w:cs="Arial" w:eastAsia="Arial" w:hAnsi="Arial"/>
+                <w:b/>
+                <w:bCs/>
+                <w:i w:val="false"/>
+                <w:iCs w:val="false"/>
+                <w:color w:val="000000"/>
+                <w:sz w:val="18"/>
+                <w:szCs w:val="18"/>
+              </w:rPr>
+              <w:t xml:space="preserve">Driving Question Board (DQB) Creation</w:t>
             </w:r>
           </w:p>
           <w:p>
@@ -21179,7 +21179,7 @@
             <w:pPr>
               <w:spacing w:after="20" w:before="0"/>
             </w:pPr>
-            <w:hyperlink w:history="1" r:id="rId_wfdvrkri0kgvyyzoqaa2">
+            <w:hyperlink w:history="1" r:id="rIdha1oh7sdhapud0pw7als4">
               <w:r>
                 <w:rPr>
                   <w:rFonts w:ascii="Arial" w:cs="Arial" w:eastAsia="Arial" w:hAnsi="Arial"/>
@@ -21212,7 +21212,7 @@
               <w:spacing w:after="10" w:before="0"/>
               <w:ind w:left="120"/>
             </w:pPr>
-            <w:hyperlink w:history="1" r:id="rId_0w1jeasagf0hvnmdzded">
+            <w:hyperlink w:history="1" r:id="rIdykwv9mbchfxkl1gia-va2">
               <w:r>
                 <w:rPr>
                   <w:rFonts w:ascii="Arial" w:cs="Arial" w:eastAsia="Arial" w:hAnsi="Arial"/>
@@ -21257,7 +21257,7 @@
             <w:pPr>
               <w:spacing w:after="20" w:before="0"/>
             </w:pPr>
-            <w:hyperlink w:history="1" r:id="rIdr6jfkslwvbdak8s4lbj_j">
+            <w:hyperlink w:history="1" r:id="rIdqjgn8kmv1xl8vfajeceo6">
               <w:r>
                 <w:rPr>
                   <w:rFonts w:ascii="Arial" w:cs="Arial" w:eastAsia="Arial" w:hAnsi="Arial"/>
@@ -21290,7 +21290,7 @@
               <w:spacing w:after="10" w:before="0"/>
               <w:ind w:left="120"/>
             </w:pPr>
-            <w:hyperlink w:history="1" r:id="rIdcv9edt94ndn-ieuqpv2yc">
+            <w:hyperlink w:history="1" r:id="rId4tf7ryoxv1yeyqr4oiyty">
               <w:r>
                 <w:rPr>
                   <w:rFonts w:ascii="Arial" w:cs="Arial" w:eastAsia="Arial" w:hAnsi="Arial"/>
@@ -21437,32 +21437,32 @@
         <w:tc>
           <w:tcPr>
             <w:tcW w:type="dxa" w:w="1520"/>
-            <w:shd w:fill="F2F2F2" w:color="auto" w:val="clear"/>
-            <w:tcMar>
-              <w:top w:type="dxa" w:w="60"/>
-              <w:left w:type="dxa" w:w="120"/>
-              <w:bottom w:type="dxa" w:w="60"/>
-              <w:right w:type="dxa" w:w="120"/>
-            </w:tcMar>
-            <w:vAlign w:val="top"/>
-          </w:tcPr>
-          <w:p>
-            <w:pPr>
-              <w:spacing w:after="40" w:before="0"/>
-              <w:jc w:val="left"/>
-            </w:pPr>
-            <w:r>
-              <w:rPr>
-                <w:rFonts w:ascii="Arial" w:cs="Arial" w:eastAsia="Arial" w:hAnsi="Arial"/>
-                <w:b/>
-                <w:bCs/>
-                <w:i w:val="false"/>
-                <w:iCs w:val="false"/>
-                <w:color w:val="000000"/>
-                <w:sz w:val="18"/>
-                <w:szCs w:val="18"/>
-              </w:rPr>
-              <w:t xml:space="preserve">Model Building Phase — Cumulative Science Model Construction and Peer Review</w:t>
+            <w:shd w:fill="D5E8F0" w:color="auto" w:val="clear"/>
+            <w:tcMar>
+              <w:top w:type="dxa" w:w="60"/>
+              <w:left w:type="dxa" w:w="120"/>
+              <w:bottom w:type="dxa" w:w="60"/>
+              <w:right w:type="dxa" w:w="120"/>
+            </w:tcMar>
+            <w:vAlign w:val="top"/>
+          </w:tcPr>
+          <w:p>
+            <w:pPr>
+              <w:spacing w:after="40" w:before="0"/>
+              <w:jc w:val="left"/>
+            </w:pPr>
+            <w:r>
+              <w:rPr>
+                <w:rFonts w:ascii="Arial" w:cs="Arial" w:eastAsia="Arial" w:hAnsi="Arial"/>
+                <w:b/>
+                <w:bCs/>
+                <w:i w:val="false"/>
+                <w:iCs w:val="false"/>
+                <w:color w:val="000000"/>
+                <w:sz w:val="18"/>
+                <w:szCs w:val="18"/>
+              </w:rPr>
+              <w:t xml:space="preserve">Model Building Phase</w:t>
             </w:r>
           </w:p>
           <w:p>
@@ -21485,7 +21485,7 @@
             <w:pPr>
               <w:spacing w:after="20" w:before="0"/>
             </w:pPr>
-            <w:hyperlink w:history="1" r:id="rId_hv8qn69syun0mkglg8xb">
+            <w:hyperlink w:history="1" r:id="rIdxfmb8nwuffnfw7osch27e">
               <w:r>
                 <w:rPr>
                   <w:rFonts w:ascii="Arial" w:cs="Arial" w:eastAsia="Arial" w:hAnsi="Arial"/>
@@ -21518,7 +21518,7 @@
               <w:spacing w:after="10" w:before="0"/>
               <w:ind w:left="120"/>
             </w:pPr>
-            <w:hyperlink w:history="1" r:id="rIdc-gsszatd3vka2za4rb_g">
+            <w:hyperlink w:history="1" r:id="rIdsh7sexrq9obtkdkrggvc5">
               <w:r>
                 <w:rPr>
                   <w:rFonts w:ascii="Arial" w:cs="Arial" w:eastAsia="Arial" w:hAnsi="Arial"/>
@@ -21563,7 +21563,7 @@
             <w:pPr>
               <w:spacing w:after="20" w:before="0"/>
             </w:pPr>
-            <w:hyperlink w:history="1" r:id="rIdnhzhkn6olw-9nkesr8tzm">
+            <w:hyperlink w:history="1" r:id="rIdv9rv1xdfllwpp89yvuqo2">
               <w:r>
                 <w:rPr>
                   <w:rFonts w:ascii="Arial" w:cs="Arial" w:eastAsia="Arial" w:hAnsi="Arial"/>
@@ -21596,7 +21596,7 @@
               <w:spacing w:after="10" w:before="0"/>
               <w:ind w:left="120"/>
             </w:pPr>
-            <w:hyperlink w:history="1" r:id="rIdz23znbuw7i6xtrfmmqvkh">
+            <w:hyperlink w:history="1" r:id="rIdqijavtwfjor_tjbflkgel">
               <w:r>
                 <w:rPr>
                   <w:rFonts w:ascii="Arial" w:cs="Arial" w:eastAsia="Arial" w:hAnsi="Arial"/>
@@ -23322,7 +23322,7 @@
             <w:pPr>
               <w:spacing w:after="20" w:before="0"/>
             </w:pPr>
-            <w:hyperlink w:history="1" r:id="rId-wsyvpr5e38dehzynvhle">
+            <w:hyperlink w:history="1" r:id="rIdw-rrevdempw0rfmv0wwpk">
               <w:r>
                 <w:rPr>
                   <w:rFonts w:ascii="Arial" w:cs="Arial" w:eastAsia="Arial" w:hAnsi="Arial"/>
@@ -23355,7 +23355,7 @@
               <w:spacing w:after="10" w:before="0"/>
               <w:ind w:left="120"/>
             </w:pPr>
-            <w:hyperlink w:history="1" r:id="rIds6cwbeiul4qwrcnolpcmd">
+            <w:hyperlink w:history="1" r:id="rIddaivraogvvajd12ugq9b4">
               <w:r>
                 <w:rPr>
                   <w:rFonts w:ascii="Arial" w:cs="Arial" w:eastAsia="Arial" w:hAnsi="Arial"/>
@@ -23400,7 +23400,7 @@
             <w:pPr>
               <w:spacing w:after="20" w:before="0"/>
             </w:pPr>
-            <w:hyperlink w:history="1" r:id="rIdnzvzlc5dlj2kpnrlduk5z">
+            <w:hyperlink w:history="1" r:id="rIdfh9rww1uak2zyt-xq-cds">
               <w:r>
                 <w:rPr>
                   <w:rFonts w:ascii="Arial" w:cs="Arial" w:eastAsia="Arial" w:hAnsi="Arial"/>
@@ -23433,7 +23433,7 @@
               <w:spacing w:after="10" w:before="0"/>
               <w:ind w:left="120"/>
             </w:pPr>
-            <w:hyperlink w:history="1" r:id="rIdggpxcmo0bcg2nho0fw4ku">
+            <w:hyperlink w:history="1" r:id="rIdbfgobm3rhhf0uqo80x23i">
               <w:r>
                 <w:rPr>
                   <w:rFonts w:ascii="Arial" w:cs="Arial" w:eastAsia="Arial" w:hAnsi="Arial"/>
@@ -23628,7 +23628,7 @@
             <w:pPr>
               <w:spacing w:after="20" w:before="0"/>
             </w:pPr>
-            <w:hyperlink w:history="1" r:id="rId3uy1ivva02bwea9bwb_31">
+            <w:hyperlink w:history="1" r:id="rIdm91kjyirgjqxmfrnqr3y-">
               <w:r>
                 <w:rPr>
                   <w:rFonts w:ascii="Arial" w:cs="Arial" w:eastAsia="Arial" w:hAnsi="Arial"/>
@@ -23661,7 +23661,7 @@
               <w:spacing w:after="10" w:before="0"/>
               <w:ind w:left="120"/>
             </w:pPr>
-            <w:hyperlink w:history="1" r:id="rIdc13oqmhoz7qvypoydk8ue">
+            <w:hyperlink w:history="1" r:id="rIdtcybbuhd0izrxwtbyqlip">
               <w:r>
                 <w:rPr>
                   <w:rFonts w:ascii="Arial" w:cs="Arial" w:eastAsia="Arial" w:hAnsi="Arial"/>
@@ -23706,7 +23706,7 @@
             <w:pPr>
               <w:spacing w:after="20" w:before="0"/>
             </w:pPr>
-            <w:hyperlink w:history="1" r:id="rIdzvhcaj1eugbyldbu_cskw">
+            <w:hyperlink w:history="1" r:id="rIdt_rgdttxvczbet6fzar5t">
               <w:r>
                 <w:rPr>
                   <w:rFonts w:ascii="Arial" w:cs="Arial" w:eastAsia="Arial" w:hAnsi="Arial"/>
@@ -23739,7 +23739,7 @@
               <w:spacing w:after="10" w:before="0"/>
               <w:ind w:left="120"/>
             </w:pPr>
-            <w:hyperlink w:history="1" r:id="rId6fx91y4ehhj_tmows4dvu">
+            <w:hyperlink w:history="1" r:id="rIdwqoltghii5wwheoide-et">
               <w:r>
                 <w:rPr>
                   <w:rFonts w:ascii="Arial" w:cs="Arial" w:eastAsia="Arial" w:hAnsi="Arial"/>
@@ -23934,7 +23934,7 @@
             <w:pPr>
               <w:spacing w:after="20" w:before="0"/>
             </w:pPr>
-            <w:hyperlink w:history="1" r:id="rIdf5_iersi3qio-6ot98mvq">
+            <w:hyperlink w:history="1" r:id="rIdd4mnnod40xi-nudfujzik">
               <w:r>
                 <w:rPr>
                   <w:rFonts w:ascii="Arial" w:cs="Arial" w:eastAsia="Arial" w:hAnsi="Arial"/>
@@ -23967,7 +23967,7 @@
               <w:spacing w:after="10" w:before="0"/>
               <w:ind w:left="120"/>
             </w:pPr>
-            <w:hyperlink w:history="1" r:id="rIdiynx6yaup3t6tw3tw64oa">
+            <w:hyperlink w:history="1" r:id="rIddd4p6tfp7-hki8ycwimrq">
               <w:r>
                 <w:rPr>
                   <w:rFonts w:ascii="Arial" w:cs="Arial" w:eastAsia="Arial" w:hAnsi="Arial"/>
@@ -24012,7 +24012,7 @@
             <w:pPr>
               <w:spacing w:after="20" w:before="0"/>
             </w:pPr>
-            <w:hyperlink w:history="1" r:id="rId5hmgbylawqtptetimgbje">
+            <w:hyperlink w:history="1" r:id="rIdmqt3l9ibsi9hulovsee0e">
               <w:r>
                 <w:rPr>
                   <w:rFonts w:ascii="Arial" w:cs="Arial" w:eastAsia="Arial" w:hAnsi="Arial"/>
@@ -24045,7 +24045,7 @@
               <w:spacing w:after="10" w:before="0"/>
               <w:ind w:left="120"/>
             </w:pPr>
-            <w:hyperlink w:history="1" r:id="rIdi_edk47hjyvqrxmdilpah">
+            <w:hyperlink w:history="1" r:id="rIdop3pcr_ye8ojny3vxzxhq">
               <w:r>
                 <w:rPr>
                   <w:rFonts w:ascii="Arial" w:cs="Arial" w:eastAsia="Arial" w:hAnsi="Arial"/>
@@ -24240,7 +24240,7 @@
             <w:pPr>
               <w:spacing w:after="20" w:before="0"/>
             </w:pPr>
-            <w:hyperlink w:history="1" r:id="rIdbqcuv-g-08vn7mbd7xqx_">
+            <w:hyperlink w:history="1" r:id="rIdxltlbqscxrju7vpxdfssf">
               <w:r>
                 <w:rPr>
                   <w:rFonts w:ascii="Arial" w:cs="Arial" w:eastAsia="Arial" w:hAnsi="Arial"/>
@@ -24273,7 +24273,7 @@
               <w:spacing w:after="10" w:before="0"/>
               <w:ind w:left="120"/>
             </w:pPr>
-            <w:hyperlink w:history="1" r:id="rIdkgfa9efxjcln0em59hcj1">
+            <w:hyperlink w:history="1" r:id="rIdbrevtsjwzn1xxxe2hgq7b">
               <w:r>
                 <w:rPr>
                   <w:rFonts w:ascii="Arial" w:cs="Arial" w:eastAsia="Arial" w:hAnsi="Arial"/>
@@ -24318,7 +24318,7 @@
             <w:pPr>
               <w:spacing w:after="20" w:before="0"/>
             </w:pPr>
-            <w:hyperlink w:history="1" r:id="rIdiik2bmxd91tzgle7qzkqm">
+            <w:hyperlink w:history="1" r:id="rIdo1ebc-jrzg9rkzxk1txlo">
               <w:r>
                 <w:rPr>
                   <w:rFonts w:ascii="Arial" w:cs="Arial" w:eastAsia="Arial" w:hAnsi="Arial"/>
@@ -24351,7 +24351,7 @@
               <w:spacing w:after="10" w:before="0"/>
               <w:ind w:left="120"/>
             </w:pPr>
-            <w:hyperlink w:history="1" r:id="rIda-ixikeanek5rgvodxgu2">
+            <w:hyperlink w:history="1" r:id="rIdxc_unqbmpkxcrlwli9bbb">
               <w:r>
                 <w:rPr>
                   <w:rFonts w:ascii="Arial" w:cs="Arial" w:eastAsia="Arial" w:hAnsi="Arial"/>
@@ -24546,7 +24546,7 @@
             <w:pPr>
               <w:spacing w:after="20" w:before="0"/>
             </w:pPr>
-            <w:hyperlink w:history="1" r:id="rIdmh3q83eehj3nxeepss2wr">
+            <w:hyperlink w:history="1" r:id="rIdefjlz8dgxhw6ku-413gaj">
               <w:r>
                 <w:rPr>
                   <w:rFonts w:ascii="Arial" w:cs="Arial" w:eastAsia="Arial" w:hAnsi="Arial"/>
@@ -24579,7 +24579,7 @@
               <w:spacing w:after="10" w:before="0"/>
               <w:ind w:left="120"/>
             </w:pPr>
-            <w:hyperlink w:history="1" r:id="rIdnafukja4wx9t79vtgmit4">
+            <w:hyperlink w:history="1" r:id="rIdvpvpmhcub83s49b4bwp-t">
               <w:r>
                 <w:rPr>
                   <w:rFonts w:ascii="Arial" w:cs="Arial" w:eastAsia="Arial" w:hAnsi="Arial"/>
@@ -24624,7 +24624,7 @@
             <w:pPr>
               <w:spacing w:after="20" w:before="0"/>
             </w:pPr>
-            <w:hyperlink w:history="1" r:id="rIda66cptagscrqcu46y21ck">
+            <w:hyperlink w:history="1" r:id="rIdprn4ahgbjeb3jbjxuc_7v">
               <w:r>
                 <w:rPr>
                   <w:rFonts w:ascii="Arial" w:cs="Arial" w:eastAsia="Arial" w:hAnsi="Arial"/>
@@ -24657,7 +24657,7 @@
               <w:spacing w:after="10" w:before="0"/>
               <w:ind w:left="120"/>
             </w:pPr>
-            <w:hyperlink w:history="1" r:id="rIdimwx_vkvd-714rmgxoll6">
+            <w:hyperlink w:history="1" r:id="rIdan8dkh9t2vxqrvty8tnbd">
               <w:r>
                 <w:rPr>
                   <w:rFonts w:ascii="Arial" w:cs="Arial" w:eastAsia="Arial" w:hAnsi="Arial"/>

--- a/data/outputs/v2/General_Science/SS1.1_Introduction_to_General_Science/General_Science_Introduction_to_General_Science_CBE_LessonSequence.docx
+++ b/data/outputs/v2/General_Science/SS1.1_Introduction_to_General_Science/General_Science_Introduction_to_General_Science_CBE_LessonSequence.docx
@@ -2987,7 +2987,7 @@
             <w:pPr>
               <w:spacing w:after="20" w:before="0"/>
             </w:pPr>
-            <w:hyperlink w:history="1" r:id="rIdraah7z97jarioaxifd_ou">
+            <w:hyperlink w:history="1" r:id="rId3chwy4munvyqdxfrkhjqx">
               <w:r>
                 <w:rPr>
                   <w:rFonts w:ascii="Arial" w:cs="Arial" w:eastAsia="Arial" w:hAnsi="Arial"/>
@@ -3020,7 +3020,7 @@
               <w:spacing w:after="10" w:before="0"/>
               <w:ind w:left="120"/>
             </w:pPr>
-            <w:hyperlink w:history="1" r:id="rId8lj994qbhghcng4-i0kdd">
+            <w:hyperlink w:history="1" r:id="rIdp7ozjq4q7xswa59878uqk">
               <w:r>
                 <w:rPr>
                   <w:rFonts w:ascii="Arial" w:cs="Arial" w:eastAsia="Arial" w:hAnsi="Arial"/>
@@ -3065,7 +3065,7 @@
             <w:pPr>
               <w:spacing w:after="20" w:before="0"/>
             </w:pPr>
-            <w:hyperlink w:history="1" r:id="rIdocpeetkzkjofkrxavfp-w">
+            <w:hyperlink w:history="1" r:id="rIdbbbrf97bolw0ukuopzwi9">
               <w:r>
                 <w:rPr>
                   <w:rFonts w:ascii="Arial" w:cs="Arial" w:eastAsia="Arial" w:hAnsi="Arial"/>
@@ -3098,7 +3098,7 @@
               <w:spacing w:after="10" w:before="0"/>
               <w:ind w:left="120"/>
             </w:pPr>
-            <w:hyperlink w:history="1" r:id="rIdvckjiudednh476hqidwth">
+            <w:hyperlink w:history="1" r:id="rId-_h2mypuxtpuepatjivlt">
               <w:r>
                 <w:rPr>
                   <w:rFonts w:ascii="Arial" w:cs="Arial" w:eastAsia="Arial" w:hAnsi="Arial"/>
@@ -3293,7 +3293,7 @@
             <w:pPr>
               <w:spacing w:after="20" w:before="0"/>
             </w:pPr>
-            <w:hyperlink w:history="1" r:id="rIdsqeaepbfiqwznnit4uj56">
+            <w:hyperlink w:history="1" r:id="rIdv22rmk-uqjtkjguq-qm0f">
               <w:r>
                 <w:rPr>
                   <w:rFonts w:ascii="Arial" w:cs="Arial" w:eastAsia="Arial" w:hAnsi="Arial"/>
@@ -3326,7 +3326,7 @@
               <w:spacing w:after="10" w:before="0"/>
               <w:ind w:left="120"/>
             </w:pPr>
-            <w:hyperlink w:history="1" r:id="rIdrztw3rkylltzqvz_bhvdz">
+            <w:hyperlink w:history="1" r:id="rIdzbqy6uivhob55-scajh1f">
               <w:r>
                 <w:rPr>
                   <w:rFonts w:ascii="Arial" w:cs="Arial" w:eastAsia="Arial" w:hAnsi="Arial"/>
@@ -3371,7 +3371,7 @@
             <w:pPr>
               <w:spacing w:after="20" w:before="0"/>
             </w:pPr>
-            <w:hyperlink w:history="1" r:id="rId3rqdxe-bfaejgvanehdml">
+            <w:hyperlink w:history="1" r:id="rIdtlxwthejx4rab8oasl-wx">
               <w:r>
                 <w:rPr>
                   <w:rFonts w:ascii="Arial" w:cs="Arial" w:eastAsia="Arial" w:hAnsi="Arial"/>
@@ -3404,7 +3404,7 @@
               <w:spacing w:after="10" w:before="0"/>
               <w:ind w:left="120"/>
             </w:pPr>
-            <w:hyperlink w:history="1" r:id="rIdca6lstkmn8rrezscwub36">
+            <w:hyperlink w:history="1" r:id="rIds-yqxg0qm4y9_ozyyglzu">
               <w:r>
                 <w:rPr>
                   <w:rFonts w:ascii="Arial" w:cs="Arial" w:eastAsia="Arial" w:hAnsi="Arial"/>
@@ -3599,7 +3599,7 @@
             <w:pPr>
               <w:spacing w:after="20" w:before="0"/>
             </w:pPr>
-            <w:hyperlink w:history="1" r:id="rIdjpywf7bhn9kaitfcjq9le">
+            <w:hyperlink w:history="1" r:id="rIdd2vlk4zfmqykuhgsxlohb">
               <w:r>
                 <w:rPr>
                   <w:rFonts w:ascii="Arial" w:cs="Arial" w:eastAsia="Arial" w:hAnsi="Arial"/>
@@ -3632,7 +3632,7 @@
               <w:spacing w:after="10" w:before="0"/>
               <w:ind w:left="120"/>
             </w:pPr>
-            <w:hyperlink w:history="1" r:id="rIdwgrs5hyumwmnetkham7ut">
+            <w:hyperlink w:history="1" r:id="rIdagngcqasmxaf19gdlyl9x">
               <w:r>
                 <w:rPr>
                   <w:rFonts w:ascii="Arial" w:cs="Arial" w:eastAsia="Arial" w:hAnsi="Arial"/>
@@ -3677,7 +3677,7 @@
             <w:pPr>
               <w:spacing w:after="20" w:before="0"/>
             </w:pPr>
-            <w:hyperlink w:history="1" r:id="rIdro1gp3neyeiddkm6v7_1b">
+            <w:hyperlink w:history="1" r:id="rIdjtx_-xlhesq9siptti4zs">
               <w:r>
                 <w:rPr>
                   <w:rFonts w:ascii="Arial" w:cs="Arial" w:eastAsia="Arial" w:hAnsi="Arial"/>
@@ -3710,7 +3710,7 @@
               <w:spacing w:after="10" w:before="0"/>
               <w:ind w:left="120"/>
             </w:pPr>
-            <w:hyperlink w:history="1" r:id="rIdczqih5zdg7-znostjpgbm">
+            <w:hyperlink w:history="1" r:id="rIduzbhijdx_bbjhrae4h6a7">
               <w:r>
                 <w:rPr>
                   <w:rFonts w:ascii="Arial" w:cs="Arial" w:eastAsia="Arial" w:hAnsi="Arial"/>
@@ -3905,7 +3905,7 @@
             <w:pPr>
               <w:spacing w:after="20" w:before="0"/>
             </w:pPr>
-            <w:hyperlink w:history="1" r:id="rId133gyprydggpcp8dw3rax">
+            <w:hyperlink w:history="1" r:id="rIdakvtoskoq6ufz1gdeful0">
               <w:r>
                 <w:rPr>
                   <w:rFonts w:ascii="Arial" w:cs="Arial" w:eastAsia="Arial" w:hAnsi="Arial"/>
@@ -3938,7 +3938,7 @@
               <w:spacing w:after="10" w:before="0"/>
               <w:ind w:left="120"/>
             </w:pPr>
-            <w:hyperlink w:history="1" r:id="rIdeyjz6sbff45kkuvad6d04">
+            <w:hyperlink w:history="1" r:id="rIdvyccfdrugkjnzwo1i69he">
               <w:r>
                 <w:rPr>
                   <w:rFonts w:ascii="Arial" w:cs="Arial" w:eastAsia="Arial" w:hAnsi="Arial"/>
@@ -3983,7 +3983,7 @@
             <w:pPr>
               <w:spacing w:after="20" w:before="0"/>
             </w:pPr>
-            <w:hyperlink w:history="1" r:id="rIdokkw-d2hkaboxb6ffkq4r">
+            <w:hyperlink w:history="1" r:id="rIdzxogjlaqsyoc0fyq3bbny">
               <w:r>
                 <w:rPr>
                   <w:rFonts w:ascii="Arial" w:cs="Arial" w:eastAsia="Arial" w:hAnsi="Arial"/>
@@ -4016,7 +4016,7 @@
               <w:spacing w:after="10" w:before="0"/>
               <w:ind w:left="120"/>
             </w:pPr>
-            <w:hyperlink w:history="1" r:id="rId1vyupsxim7vgi9uf1fa2m">
+            <w:hyperlink w:history="1" r:id="rId_boremo_ex5xwagfy5eug">
               <w:r>
                 <w:rPr>
                   <w:rFonts w:ascii="Arial" w:cs="Arial" w:eastAsia="Arial" w:hAnsi="Arial"/>
@@ -4211,7 +4211,7 @@
             <w:pPr>
               <w:spacing w:after="20" w:before="0"/>
             </w:pPr>
-            <w:hyperlink w:history="1" r:id="rId3hkzfggwxorxg4j_prcq3">
+            <w:hyperlink w:history="1" r:id="rId_tmanjc249w0xp_fh7suf">
               <w:r>
                 <w:rPr>
                   <w:rFonts w:ascii="Arial" w:cs="Arial" w:eastAsia="Arial" w:hAnsi="Arial"/>
@@ -4244,7 +4244,7 @@
               <w:spacing w:after="10" w:before="0"/>
               <w:ind w:left="120"/>
             </w:pPr>
-            <w:hyperlink w:history="1" r:id="rIdfnj5yycymtqbf-w2d_-im">
+            <w:hyperlink w:history="1" r:id="rIdbfn0vqgdso7vlakcf4eaj">
               <w:r>
                 <w:rPr>
                   <w:rFonts w:ascii="Arial" w:cs="Arial" w:eastAsia="Arial" w:hAnsi="Arial"/>
@@ -4289,7 +4289,7 @@
             <w:pPr>
               <w:spacing w:after="20" w:before="0"/>
             </w:pPr>
-            <w:hyperlink w:history="1" r:id="rIdytjtdhrtc4ng-u2c-w8os">
+            <w:hyperlink w:history="1" r:id="rId4vqdhnfwvw84le__y81bi">
               <w:r>
                 <w:rPr>
                   <w:rFonts w:ascii="Arial" w:cs="Arial" w:eastAsia="Arial" w:hAnsi="Arial"/>
@@ -4322,7 +4322,7 @@
               <w:spacing w:after="10" w:before="0"/>
               <w:ind w:left="120"/>
             </w:pPr>
-            <w:hyperlink w:history="1" r:id="rIdy44ac6slovwctcqvabzbm">
+            <w:hyperlink w:history="1" r:id="rIdrs0rd-s9kfehkvlpkibrc">
               <w:r>
                 <w:rPr>
                   <w:rFonts w:ascii="Arial" w:cs="Arial" w:eastAsia="Arial" w:hAnsi="Arial"/>
@@ -5809,7 +5809,7 @@
             <w:pPr>
               <w:spacing w:after="20" w:before="0"/>
             </w:pPr>
-            <w:hyperlink w:history="1" r:id="rIdjcvek48ahcmjfifemle8c">
+            <w:hyperlink w:history="1" r:id="rIdootag_9cnqt1okh37gjmd">
               <w:r>
                 <w:rPr>
                   <w:rFonts w:ascii="Arial" w:cs="Arial" w:eastAsia="Arial" w:hAnsi="Arial"/>
@@ -5842,7 +5842,7 @@
               <w:spacing w:after="10" w:before="0"/>
               <w:ind w:left="120"/>
             </w:pPr>
-            <w:hyperlink w:history="1" r:id="rIdbyy_3u_gqmtzb9a5itnea">
+            <w:hyperlink w:history="1" r:id="rIdwgvnpjc8ub6bw626zcj5y">
               <w:r>
                 <w:rPr>
                   <w:rFonts w:ascii="Arial" w:cs="Arial" w:eastAsia="Arial" w:hAnsi="Arial"/>
@@ -5887,7 +5887,7 @@
             <w:pPr>
               <w:spacing w:after="20" w:before="0"/>
             </w:pPr>
-            <w:hyperlink w:history="1" r:id="rIdzriuaxtsxopjkvdz2odv0">
+            <w:hyperlink w:history="1" r:id="rIdkywywfh6aa_vmgxkapp-z">
               <w:r>
                 <w:rPr>
                   <w:rFonts w:ascii="Arial" w:cs="Arial" w:eastAsia="Arial" w:hAnsi="Arial"/>
@@ -5920,7 +5920,7 @@
               <w:spacing w:after="10" w:before="0"/>
               <w:ind w:left="120"/>
             </w:pPr>
-            <w:hyperlink w:history="1" r:id="rIdzdotmbwqhfjgyyt8q8jx3">
+            <w:hyperlink w:history="1" r:id="rIdhu8tgy8whrqi_kwuv12pb">
               <w:r>
                 <w:rPr>
                   <w:rFonts w:ascii="Arial" w:cs="Arial" w:eastAsia="Arial" w:hAnsi="Arial"/>
@@ -6115,7 +6115,7 @@
             <w:pPr>
               <w:spacing w:after="20" w:before="0"/>
             </w:pPr>
-            <w:hyperlink w:history="1" r:id="rIdj_z3qodquhg227pjf3j94">
+            <w:hyperlink w:history="1" r:id="rId71nvanjwnnughdpks21ml">
               <w:r>
                 <w:rPr>
                   <w:rFonts w:ascii="Arial" w:cs="Arial" w:eastAsia="Arial" w:hAnsi="Arial"/>
@@ -6148,7 +6148,7 @@
               <w:spacing w:after="10" w:before="0"/>
               <w:ind w:left="120"/>
             </w:pPr>
-            <w:hyperlink w:history="1" r:id="rIdwrwhpxgm_9pwda8vhecds">
+            <w:hyperlink w:history="1" r:id="rIdoblgexhwsva5-ftf6atnj">
               <w:r>
                 <w:rPr>
                   <w:rFonts w:ascii="Arial" w:cs="Arial" w:eastAsia="Arial" w:hAnsi="Arial"/>
@@ -6193,7 +6193,7 @@
             <w:pPr>
               <w:spacing w:after="20" w:before="0"/>
             </w:pPr>
-            <w:hyperlink w:history="1" r:id="rId84omx7w5_ocg1ruaz4k4z">
+            <w:hyperlink w:history="1" r:id="rId73lhuc3hlgvkwio68yzpj">
               <w:r>
                 <w:rPr>
                   <w:rFonts w:ascii="Arial" w:cs="Arial" w:eastAsia="Arial" w:hAnsi="Arial"/>
@@ -6226,7 +6226,7 @@
               <w:spacing w:after="10" w:before="0"/>
               <w:ind w:left="120"/>
             </w:pPr>
-            <w:hyperlink w:history="1" r:id="rIdicrjersngrgtkmjf0-b-g">
+            <w:hyperlink w:history="1" r:id="rId-exawcygn6sfdipn2dijn">
               <w:r>
                 <w:rPr>
                   <w:rFonts w:ascii="Arial" w:cs="Arial" w:eastAsia="Arial" w:hAnsi="Arial"/>
@@ -6421,7 +6421,7 @@
             <w:pPr>
               <w:spacing w:after="20" w:before="0"/>
             </w:pPr>
-            <w:hyperlink w:history="1" r:id="rIdz19um88dnwykzez7xfofn">
+            <w:hyperlink w:history="1" r:id="rIdqsbp-wqgqftvtskqm8z_h">
               <w:r>
                 <w:rPr>
                   <w:rFonts w:ascii="Arial" w:cs="Arial" w:eastAsia="Arial" w:hAnsi="Arial"/>
@@ -6454,7 +6454,7 @@
               <w:spacing w:after="10" w:before="0"/>
               <w:ind w:left="120"/>
             </w:pPr>
-            <w:hyperlink w:history="1" r:id="rId5n8nb1spgwc5vbdcszlzn">
+            <w:hyperlink w:history="1" r:id="rIdxwdbsg2gpzznnfeaqvgyz">
               <w:r>
                 <w:rPr>
                   <w:rFonts w:ascii="Arial" w:cs="Arial" w:eastAsia="Arial" w:hAnsi="Arial"/>
@@ -6499,7 +6499,7 @@
             <w:pPr>
               <w:spacing w:after="20" w:before="0"/>
             </w:pPr>
-            <w:hyperlink w:history="1" r:id="rIdd91kr7ggpv5eg82ryqhaz">
+            <w:hyperlink w:history="1" r:id="rIdtol5cyejc7kzf2msion-t">
               <w:r>
                 <w:rPr>
                   <w:rFonts w:ascii="Arial" w:cs="Arial" w:eastAsia="Arial" w:hAnsi="Arial"/>
@@ -6532,7 +6532,7 @@
               <w:spacing w:after="10" w:before="0"/>
               <w:ind w:left="120"/>
             </w:pPr>
-            <w:hyperlink w:history="1" r:id="rIdwopbuzqy2zx6uczimywag">
+            <w:hyperlink w:history="1" r:id="rId5m72ue1w_8r0ydbvx8vxj">
               <w:r>
                 <w:rPr>
                   <w:rFonts w:ascii="Arial" w:cs="Arial" w:eastAsia="Arial" w:hAnsi="Arial"/>
@@ -6727,7 +6727,7 @@
             <w:pPr>
               <w:spacing w:after="20" w:before="0"/>
             </w:pPr>
-            <w:hyperlink w:history="1" r:id="rId7nuz3flolnqvywujxeopq">
+            <w:hyperlink w:history="1" r:id="rId21ha6zgiwxciqiodmcph-">
               <w:r>
                 <w:rPr>
                   <w:rFonts w:ascii="Arial" w:cs="Arial" w:eastAsia="Arial" w:hAnsi="Arial"/>
@@ -6760,7 +6760,7 @@
               <w:spacing w:after="10" w:before="0"/>
               <w:ind w:left="120"/>
             </w:pPr>
-            <w:hyperlink w:history="1" r:id="rIdhycly5hxxdsq0ypegr2uo">
+            <w:hyperlink w:history="1" r:id="rIdxw4p_vbjefsq9aybezkys">
               <w:r>
                 <w:rPr>
                   <w:rFonts w:ascii="Arial" w:cs="Arial" w:eastAsia="Arial" w:hAnsi="Arial"/>
@@ -6805,7 +6805,7 @@
             <w:pPr>
               <w:spacing w:after="20" w:before="0"/>
             </w:pPr>
-            <w:hyperlink w:history="1" r:id="rIddpwa8krdiiwxicsmv78a_">
+            <w:hyperlink w:history="1" r:id="rId4m4ijpnfiggea6i4tcc6u">
               <w:r>
                 <w:rPr>
                   <w:rFonts w:ascii="Arial" w:cs="Arial" w:eastAsia="Arial" w:hAnsi="Arial"/>
@@ -6838,7 +6838,7 @@
               <w:spacing w:after="10" w:before="0"/>
               <w:ind w:left="120"/>
             </w:pPr>
-            <w:hyperlink w:history="1" r:id="rId-s1ransrhj5-lfoj6djn-">
+            <w:hyperlink w:history="1" r:id="rId1t2om9bd_8uljozaugw4l">
               <w:r>
                 <w:rPr>
                   <w:rFonts w:ascii="Arial" w:cs="Arial" w:eastAsia="Arial" w:hAnsi="Arial"/>
@@ -7033,7 +7033,7 @@
             <w:pPr>
               <w:spacing w:after="20" w:before="0"/>
             </w:pPr>
-            <w:hyperlink w:history="1" r:id="rId9qintshoejeryzt9fxjo9">
+            <w:hyperlink w:history="1" r:id="rIdyhlo3fw5f_rqfqltw5-xg">
               <w:r>
                 <w:rPr>
                   <w:rFonts w:ascii="Arial" w:cs="Arial" w:eastAsia="Arial" w:hAnsi="Arial"/>
@@ -7066,7 +7066,7 @@
               <w:spacing w:after="10" w:before="0"/>
               <w:ind w:left="120"/>
             </w:pPr>
-            <w:hyperlink w:history="1" r:id="rIdaosf7pqdhvcx0jjv5ooyy">
+            <w:hyperlink w:history="1" r:id="rIda4vjdysgq09nlnlhsfxjr">
               <w:r>
                 <w:rPr>
                   <w:rFonts w:ascii="Arial" w:cs="Arial" w:eastAsia="Arial" w:hAnsi="Arial"/>
@@ -7111,7 +7111,7 @@
             <w:pPr>
               <w:spacing w:after="20" w:before="0"/>
             </w:pPr>
-            <w:hyperlink w:history="1" r:id="rId9cijdj0pqggzmmmuhbllp">
+            <w:hyperlink w:history="1" r:id="rIdq__bebe9nmizqg_mijyai">
               <w:r>
                 <w:rPr>
                   <w:rFonts w:ascii="Arial" w:cs="Arial" w:eastAsia="Arial" w:hAnsi="Arial"/>
@@ -7144,7 +7144,7 @@
               <w:spacing w:after="10" w:before="0"/>
               <w:ind w:left="120"/>
             </w:pPr>
-            <w:hyperlink w:history="1" r:id="rIdqnuhromssb7zr9kyxrtok">
+            <w:hyperlink w:history="1" r:id="rIdikuzzdhrdpjzo_xce_yy4">
               <w:r>
                 <w:rPr>
                   <w:rFonts w:ascii="Arial" w:cs="Arial" w:eastAsia="Arial" w:hAnsi="Arial"/>
@@ -8631,7 +8631,7 @@
             <w:pPr>
               <w:spacing w:after="20" w:before="0"/>
             </w:pPr>
-            <w:hyperlink w:history="1" r:id="rId4gfvd8ebztq9y5pr4i1vc">
+            <w:hyperlink w:history="1" r:id="rIdv_bxvyvlzdqbu8nnhew2z">
               <w:r>
                 <w:rPr>
                   <w:rFonts w:ascii="Arial" w:cs="Arial" w:eastAsia="Arial" w:hAnsi="Arial"/>
@@ -8664,7 +8664,7 @@
               <w:spacing w:after="10" w:before="0"/>
               <w:ind w:left="120"/>
             </w:pPr>
-            <w:hyperlink w:history="1" r:id="rIdhe7abarjdorwenmj7mgxx">
+            <w:hyperlink w:history="1" r:id="rIdet9sny63-dlzo0mspgeou">
               <w:r>
                 <w:rPr>
                   <w:rFonts w:ascii="Arial" w:cs="Arial" w:eastAsia="Arial" w:hAnsi="Arial"/>
@@ -8709,7 +8709,7 @@
             <w:pPr>
               <w:spacing w:after="20" w:before="0"/>
             </w:pPr>
-            <w:hyperlink w:history="1" r:id="rIdor68brotjrzpiyn_grwgn">
+            <w:hyperlink w:history="1" r:id="rIdrdrj-a-a-c_a1luq6lbv5">
               <w:r>
                 <w:rPr>
                   <w:rFonts w:ascii="Arial" w:cs="Arial" w:eastAsia="Arial" w:hAnsi="Arial"/>
@@ -8742,7 +8742,7 @@
               <w:spacing w:after="10" w:before="0"/>
               <w:ind w:left="120"/>
             </w:pPr>
-            <w:hyperlink w:history="1" r:id="rIdqa8yj4mw3cap8iq4bxwkc">
+            <w:hyperlink w:history="1" r:id="rIdozzwykponwaexfiuscjfa">
               <w:r>
                 <w:rPr>
                   <w:rFonts w:ascii="Arial" w:cs="Arial" w:eastAsia="Arial" w:hAnsi="Arial"/>
@@ -8937,7 +8937,7 @@
             <w:pPr>
               <w:spacing w:after="20" w:before="0"/>
             </w:pPr>
-            <w:hyperlink w:history="1" r:id="rIdp7l3bsidmklovds-1rzx0">
+            <w:hyperlink w:history="1" r:id="rIdo5b-a-3n3bg8-x6tk0mgt">
               <w:r>
                 <w:rPr>
                   <w:rFonts w:ascii="Arial" w:cs="Arial" w:eastAsia="Arial" w:hAnsi="Arial"/>
@@ -8970,7 +8970,7 @@
               <w:spacing w:after="10" w:before="0"/>
               <w:ind w:left="120"/>
             </w:pPr>
-            <w:hyperlink w:history="1" r:id="rIdtlkierzktj9ahdg2mfi-u">
+            <w:hyperlink w:history="1" r:id="rIdiqgcohecd8aislx3-ns67">
               <w:r>
                 <w:rPr>
                   <w:rFonts w:ascii="Arial" w:cs="Arial" w:eastAsia="Arial" w:hAnsi="Arial"/>
@@ -9015,7 +9015,7 @@
             <w:pPr>
               <w:spacing w:after="20" w:before="0"/>
             </w:pPr>
-            <w:hyperlink w:history="1" r:id="rIdlzbidcptsuxhsm_ky4atj">
+            <w:hyperlink w:history="1" r:id="rId-3ntjd5vc3f5djr5ians-">
               <w:r>
                 <w:rPr>
                   <w:rFonts w:ascii="Arial" w:cs="Arial" w:eastAsia="Arial" w:hAnsi="Arial"/>
@@ -9048,7 +9048,7 @@
               <w:spacing w:after="10" w:before="0"/>
               <w:ind w:left="120"/>
             </w:pPr>
-            <w:hyperlink w:history="1" r:id="rIdurufhekmrgsdjtx4oyhee">
+            <w:hyperlink w:history="1" r:id="rIdt2nqzzvlmpuc9gszzcibr">
               <w:r>
                 <w:rPr>
                   <w:rFonts w:ascii="Arial" w:cs="Arial" w:eastAsia="Arial" w:hAnsi="Arial"/>
@@ -9243,7 +9243,7 @@
             <w:pPr>
               <w:spacing w:after="20" w:before="0"/>
             </w:pPr>
-            <w:hyperlink w:history="1" r:id="rIdtgzl2c56ejxklewpdwvtg">
+            <w:hyperlink w:history="1" r:id="rIdox9m8vpthpxpz1qjdw2ul">
               <w:r>
                 <w:rPr>
                   <w:rFonts w:ascii="Arial" w:cs="Arial" w:eastAsia="Arial" w:hAnsi="Arial"/>
@@ -9276,7 +9276,7 @@
               <w:spacing w:after="10" w:before="0"/>
               <w:ind w:left="120"/>
             </w:pPr>
-            <w:hyperlink w:history="1" r:id="rIdhiwotiszkahia7sv2a7ur">
+            <w:hyperlink w:history="1" r:id="rIdfniqv03atqcblcp2zzs_p">
               <w:r>
                 <w:rPr>
                   <w:rFonts w:ascii="Arial" w:cs="Arial" w:eastAsia="Arial" w:hAnsi="Arial"/>
@@ -9321,7 +9321,7 @@
             <w:pPr>
               <w:spacing w:after="20" w:before="0"/>
             </w:pPr>
-            <w:hyperlink w:history="1" r:id="rIdlgwjvt-obtcio27fao9kt">
+            <w:hyperlink w:history="1" r:id="rIdsvo5gk94ewxrn7bslcbf7">
               <w:r>
                 <w:rPr>
                   <w:rFonts w:ascii="Arial" w:cs="Arial" w:eastAsia="Arial" w:hAnsi="Arial"/>
@@ -9354,7 +9354,7 @@
               <w:spacing w:after="10" w:before="0"/>
               <w:ind w:left="120"/>
             </w:pPr>
-            <w:hyperlink w:history="1" r:id="rIde1kj17qgiu4lo-wxocvf3">
+            <w:hyperlink w:history="1" r:id="rId8bhv4x2wcd5yyproepat3">
               <w:r>
                 <w:rPr>
                   <w:rFonts w:ascii="Arial" w:cs="Arial" w:eastAsia="Arial" w:hAnsi="Arial"/>
@@ -9549,7 +9549,7 @@
             <w:pPr>
               <w:spacing w:after="20" w:before="0"/>
             </w:pPr>
-            <w:hyperlink w:history="1" r:id="rIdrofvmz1_6_drp7cpwfboj">
+            <w:hyperlink w:history="1" r:id="rIdcwntml5th64wb-wetniwe">
               <w:r>
                 <w:rPr>
                   <w:rFonts w:ascii="Arial" w:cs="Arial" w:eastAsia="Arial" w:hAnsi="Arial"/>
@@ -9582,7 +9582,7 @@
               <w:spacing w:after="10" w:before="0"/>
               <w:ind w:left="120"/>
             </w:pPr>
-            <w:hyperlink w:history="1" r:id="rIdkr0pfxizv-04ayt89u_sq">
+            <w:hyperlink w:history="1" r:id="rIdaohlil-7p0ioxcfvvjvpv">
               <w:r>
                 <w:rPr>
                   <w:rFonts w:ascii="Arial" w:cs="Arial" w:eastAsia="Arial" w:hAnsi="Arial"/>
@@ -9627,7 +9627,7 @@
             <w:pPr>
               <w:spacing w:after="20" w:before="0"/>
             </w:pPr>
-            <w:hyperlink w:history="1" r:id="rIdyvajbjvxwpyixyxgl2qwh">
+            <w:hyperlink w:history="1" r:id="rIdqjnie0nxshtqxgt0j4sod">
               <w:r>
                 <w:rPr>
                   <w:rFonts w:ascii="Arial" w:cs="Arial" w:eastAsia="Arial" w:hAnsi="Arial"/>
@@ -9660,7 +9660,7 @@
               <w:spacing w:after="10" w:before="0"/>
               <w:ind w:left="120"/>
             </w:pPr>
-            <w:hyperlink w:history="1" r:id="rId3juxfappzs_ecw7i7wg1f">
+            <w:hyperlink w:history="1" r:id="rId6vmg5dhmnpbltzetjjm0o">
               <w:r>
                 <w:rPr>
                   <w:rFonts w:ascii="Arial" w:cs="Arial" w:eastAsia="Arial" w:hAnsi="Arial"/>
@@ -9855,7 +9855,7 @@
             <w:pPr>
               <w:spacing w:after="20" w:before="0"/>
             </w:pPr>
-            <w:hyperlink w:history="1" r:id="rIdi0ku8ca4k3ctuv2oty0fm">
+            <w:hyperlink w:history="1" r:id="rIdalbkmwws2zsqwbbdli7lq">
               <w:r>
                 <w:rPr>
                   <w:rFonts w:ascii="Arial" w:cs="Arial" w:eastAsia="Arial" w:hAnsi="Arial"/>
@@ -9888,7 +9888,7 @@
               <w:spacing w:after="10" w:before="0"/>
               <w:ind w:left="120"/>
             </w:pPr>
-            <w:hyperlink w:history="1" r:id="rIdglffdq8ift_rxc_0czgdf">
+            <w:hyperlink w:history="1" r:id="rIdxrw7o_kjqhpy9tda8zub4">
               <w:r>
                 <w:rPr>
                   <w:rFonts w:ascii="Arial" w:cs="Arial" w:eastAsia="Arial" w:hAnsi="Arial"/>
@@ -9933,7 +9933,7 @@
             <w:pPr>
               <w:spacing w:after="20" w:before="0"/>
             </w:pPr>
-            <w:hyperlink w:history="1" r:id="rIdxawlseysxy3cdsxjbw2l1">
+            <w:hyperlink w:history="1" r:id="rIdw2bl8yadqxrb8hsysnhnu">
               <w:r>
                 <w:rPr>
                   <w:rFonts w:ascii="Arial" w:cs="Arial" w:eastAsia="Arial" w:hAnsi="Arial"/>
@@ -9966,7 +9966,7 @@
               <w:spacing w:after="10" w:before="0"/>
               <w:ind w:left="120"/>
             </w:pPr>
-            <w:hyperlink w:history="1" r:id="rId7tgdcyuott6logoh_gvku">
+            <w:hyperlink w:history="1" r:id="rIdml39oicgcdkojcfekvp3g">
               <w:r>
                 <w:rPr>
                   <w:rFonts w:ascii="Arial" w:cs="Arial" w:eastAsia="Arial" w:hAnsi="Arial"/>
@@ -11453,7 +11453,7 @@
             <w:pPr>
               <w:spacing w:after="20" w:before="0"/>
             </w:pPr>
-            <w:hyperlink w:history="1" r:id="rId1fyeo0hx5n9_oku-efbkj">
+            <w:hyperlink w:history="1" r:id="rIdnj0ffkzlonqlgpzevrxwq">
               <w:r>
                 <w:rPr>
                   <w:rFonts w:ascii="Arial" w:cs="Arial" w:eastAsia="Arial" w:hAnsi="Arial"/>
@@ -11486,7 +11486,7 @@
               <w:spacing w:after="10" w:before="0"/>
               <w:ind w:left="120"/>
             </w:pPr>
-            <w:hyperlink w:history="1" r:id="rIdx5uycogek-zavqoaytbq5">
+            <w:hyperlink w:history="1" r:id="rId8jfvht0va-4epw0uxlcyk">
               <w:r>
                 <w:rPr>
                   <w:rFonts w:ascii="Arial" w:cs="Arial" w:eastAsia="Arial" w:hAnsi="Arial"/>
@@ -11531,7 +11531,7 @@
             <w:pPr>
               <w:spacing w:after="20" w:before="0"/>
             </w:pPr>
-            <w:hyperlink w:history="1" r:id="rIdknx8gjwi_zbf59zyqtta7">
+            <w:hyperlink w:history="1" r:id="rIdwd6t6nednftquzxc4ozuh">
               <w:r>
                 <w:rPr>
                   <w:rFonts w:ascii="Arial" w:cs="Arial" w:eastAsia="Arial" w:hAnsi="Arial"/>
@@ -11564,7 +11564,7 @@
               <w:spacing w:after="10" w:before="0"/>
               <w:ind w:left="120"/>
             </w:pPr>
-            <w:hyperlink w:history="1" r:id="rIdnf4hxnni9y9dv4qvgidg-">
+            <w:hyperlink w:history="1" r:id="rIdtzrun-4sefzvv5op_vqi8">
               <w:r>
                 <w:rPr>
                   <w:rFonts w:ascii="Arial" w:cs="Arial" w:eastAsia="Arial" w:hAnsi="Arial"/>
@@ -11759,7 +11759,7 @@
             <w:pPr>
               <w:spacing w:after="20" w:before="0"/>
             </w:pPr>
-            <w:hyperlink w:history="1" r:id="rIdo1ht_sr9fyimwodqq5yhz">
+            <w:hyperlink w:history="1" r:id="rIdthbpzfgonoyamyhz-jdxj">
               <w:r>
                 <w:rPr>
                   <w:rFonts w:ascii="Arial" w:cs="Arial" w:eastAsia="Arial" w:hAnsi="Arial"/>
@@ -11792,7 +11792,7 @@
               <w:spacing w:after="10" w:before="0"/>
               <w:ind w:left="120"/>
             </w:pPr>
-            <w:hyperlink w:history="1" r:id="rIdocv-ai-c5gmqo5amyf5yj">
+            <w:hyperlink w:history="1" r:id="rIddfe2aruuhpteegwpgbamr">
               <w:r>
                 <w:rPr>
                   <w:rFonts w:ascii="Arial" w:cs="Arial" w:eastAsia="Arial" w:hAnsi="Arial"/>
@@ -11837,7 +11837,7 @@
             <w:pPr>
               <w:spacing w:after="20" w:before="0"/>
             </w:pPr>
-            <w:hyperlink w:history="1" r:id="rIdjsjhtz9ukjxq8dprn9umt">
+            <w:hyperlink w:history="1" r:id="rIdqn6xqzkdll9muid3v00e4">
               <w:r>
                 <w:rPr>
                   <w:rFonts w:ascii="Arial" w:cs="Arial" w:eastAsia="Arial" w:hAnsi="Arial"/>
@@ -11870,7 +11870,7 @@
               <w:spacing w:after="10" w:before="0"/>
               <w:ind w:left="120"/>
             </w:pPr>
-            <w:hyperlink w:history="1" r:id="rIdtgp6m_snbrav5rjpa-y8l">
+            <w:hyperlink w:history="1" r:id="rIdu1qiitalcevjejtnwvca9">
               <w:r>
                 <w:rPr>
                   <w:rFonts w:ascii="Arial" w:cs="Arial" w:eastAsia="Arial" w:hAnsi="Arial"/>
@@ -12065,7 +12065,7 @@
             <w:pPr>
               <w:spacing w:after="20" w:before="0"/>
             </w:pPr>
-            <w:hyperlink w:history="1" r:id="rIdhg-_4oi8yclp6vroxotu-">
+            <w:hyperlink w:history="1" r:id="rIdg9suzatjgqfqcmn-xb64e">
               <w:r>
                 <w:rPr>
                   <w:rFonts w:ascii="Arial" w:cs="Arial" w:eastAsia="Arial" w:hAnsi="Arial"/>
@@ -12098,7 +12098,7 @@
               <w:spacing w:after="10" w:before="0"/>
               <w:ind w:left="120"/>
             </w:pPr>
-            <w:hyperlink w:history="1" r:id="rIdstdl5x12gbuqvjdk5j0ya">
+            <w:hyperlink w:history="1" r:id="rIdt1v3ukcfyreoegieuh_kt">
               <w:r>
                 <w:rPr>
                   <w:rFonts w:ascii="Arial" w:cs="Arial" w:eastAsia="Arial" w:hAnsi="Arial"/>
@@ -12143,7 +12143,7 @@
             <w:pPr>
               <w:spacing w:after="20" w:before="0"/>
             </w:pPr>
-            <w:hyperlink w:history="1" r:id="rId4dw-k-oqs3lcz3jr9hzhg">
+            <w:hyperlink w:history="1" r:id="rIdnx9vnshaydmrvn13rpwap">
               <w:r>
                 <w:rPr>
                   <w:rFonts w:ascii="Arial" w:cs="Arial" w:eastAsia="Arial" w:hAnsi="Arial"/>
@@ -12176,7 +12176,7 @@
               <w:spacing w:after="10" w:before="0"/>
               <w:ind w:left="120"/>
             </w:pPr>
-            <w:hyperlink w:history="1" r:id="rIdo0cqhupf_ro6waqmajqbg">
+            <w:hyperlink w:history="1" r:id="rIdhtpv7dzk6f-sved3do9sr">
               <w:r>
                 <w:rPr>
                   <w:rFonts w:ascii="Arial" w:cs="Arial" w:eastAsia="Arial" w:hAnsi="Arial"/>
@@ -12371,7 +12371,7 @@
             <w:pPr>
               <w:spacing w:after="20" w:before="0"/>
             </w:pPr>
-            <w:hyperlink w:history="1" r:id="rIdvijuovrysox5c_spawo5a">
+            <w:hyperlink w:history="1" r:id="rIdmf3gnxs7datasjrmawhhr">
               <w:r>
                 <w:rPr>
                   <w:rFonts w:ascii="Arial" w:cs="Arial" w:eastAsia="Arial" w:hAnsi="Arial"/>
@@ -12404,7 +12404,7 @@
               <w:spacing w:after="10" w:before="0"/>
               <w:ind w:left="120"/>
             </w:pPr>
-            <w:hyperlink w:history="1" r:id="rIda3irnxysmt8tkmycrjqnb">
+            <w:hyperlink w:history="1" r:id="rIdoggbynn2xb0idn3izblrx">
               <w:r>
                 <w:rPr>
                   <w:rFonts w:ascii="Arial" w:cs="Arial" w:eastAsia="Arial" w:hAnsi="Arial"/>
@@ -12449,7 +12449,7 @@
             <w:pPr>
               <w:spacing w:after="20" w:before="0"/>
             </w:pPr>
-            <w:hyperlink w:history="1" r:id="rIdndonmslrihgn962-jpkz_">
+            <w:hyperlink w:history="1" r:id="rIdxqtgqrjwuc05bysakqijk">
               <w:r>
                 <w:rPr>
                   <w:rFonts w:ascii="Arial" w:cs="Arial" w:eastAsia="Arial" w:hAnsi="Arial"/>
@@ -12482,7 +12482,7 @@
               <w:spacing w:after="10" w:before="0"/>
               <w:ind w:left="120"/>
             </w:pPr>
-            <w:hyperlink w:history="1" r:id="rId1llektakcfkngwfzkq0--">
+            <w:hyperlink w:history="1" r:id="rId2srulijapfxx8kmz6aocr">
               <w:r>
                 <w:rPr>
                   <w:rFonts w:ascii="Arial" w:cs="Arial" w:eastAsia="Arial" w:hAnsi="Arial"/>
@@ -12677,7 +12677,7 @@
             <w:pPr>
               <w:spacing w:after="20" w:before="0"/>
             </w:pPr>
-            <w:hyperlink w:history="1" r:id="rIdftresdcd2a_blypkjj32c">
+            <w:hyperlink w:history="1" r:id="rIdefurxl-d3qmx0bhi9bl7h">
               <w:r>
                 <w:rPr>
                   <w:rFonts w:ascii="Arial" w:cs="Arial" w:eastAsia="Arial" w:hAnsi="Arial"/>
@@ -12710,7 +12710,7 @@
               <w:spacing w:after="10" w:before="0"/>
               <w:ind w:left="120"/>
             </w:pPr>
-            <w:hyperlink w:history="1" r:id="rIdaczx5lz92rdsshg_yyi4w">
+            <w:hyperlink w:history="1" r:id="rIdizizqir9wydr4eeyjqnyn">
               <w:r>
                 <w:rPr>
                   <w:rFonts w:ascii="Arial" w:cs="Arial" w:eastAsia="Arial" w:hAnsi="Arial"/>
@@ -12755,7 +12755,7 @@
             <w:pPr>
               <w:spacing w:after="20" w:before="0"/>
             </w:pPr>
-            <w:hyperlink w:history="1" r:id="rIdfg2h-tz4xfubsd1b3bl2g">
+            <w:hyperlink w:history="1" r:id="rIdhesn45i63to8ggdmbxbon">
               <w:r>
                 <w:rPr>
                   <w:rFonts w:ascii="Arial" w:cs="Arial" w:eastAsia="Arial" w:hAnsi="Arial"/>
@@ -12788,7 +12788,7 @@
               <w:spacing w:after="10" w:before="0"/>
               <w:ind w:left="120"/>
             </w:pPr>
-            <w:hyperlink w:history="1" r:id="rIdbergv7t2rxqtw-bxpm1mb">
+            <w:hyperlink w:history="1" r:id="rIdl5cwmgsvuydhgq8cjpfet">
               <w:r>
                 <w:rPr>
                   <w:rFonts w:ascii="Arial" w:cs="Arial" w:eastAsia="Arial" w:hAnsi="Arial"/>
@@ -14389,7 +14389,7 @@
             <w:pPr>
               <w:spacing w:after="20" w:before="0"/>
             </w:pPr>
-            <w:hyperlink w:history="1" r:id="rIduf_ibioe5wk7ivuslecac">
+            <w:hyperlink w:history="1" r:id="rIdccit28rtwifdqhxkaodda">
               <w:r>
                 <w:rPr>
                   <w:rFonts w:ascii="Arial" w:cs="Arial" w:eastAsia="Arial" w:hAnsi="Arial"/>
@@ -14422,7 +14422,7 @@
               <w:spacing w:after="10" w:before="0"/>
               <w:ind w:left="120"/>
             </w:pPr>
-            <w:hyperlink w:history="1" r:id="rIdaswu3fvpubhtbju1li_do">
+            <w:hyperlink w:history="1" r:id="rIdxzr4suxsmu9pczsesyzzh">
               <w:r>
                 <w:rPr>
                   <w:rFonts w:ascii="Arial" w:cs="Arial" w:eastAsia="Arial" w:hAnsi="Arial"/>
@@ -14467,7 +14467,7 @@
             <w:pPr>
               <w:spacing w:after="20" w:before="0"/>
             </w:pPr>
-            <w:hyperlink w:history="1" r:id="rIdqngdj4uv_qiwxxwgzbwt-">
+            <w:hyperlink w:history="1" r:id="rIdqbtrbniywnyqhpkxv6j2_">
               <w:r>
                 <w:rPr>
                   <w:rFonts w:ascii="Arial" w:cs="Arial" w:eastAsia="Arial" w:hAnsi="Arial"/>
@@ -14500,7 +14500,7 @@
               <w:spacing w:after="10" w:before="0"/>
               <w:ind w:left="120"/>
             </w:pPr>
-            <w:hyperlink w:history="1" r:id="rIdabssuucfrvcxcvdmlcgfs">
+            <w:hyperlink w:history="1" r:id="rIdcc5ww7wsc5vvtylujgbw9">
               <w:r>
                 <w:rPr>
                   <w:rFonts w:ascii="Arial" w:cs="Arial" w:eastAsia="Arial" w:hAnsi="Arial"/>
@@ -14695,7 +14695,7 @@
             <w:pPr>
               <w:spacing w:after="20" w:before="0"/>
             </w:pPr>
-            <w:hyperlink w:history="1" r:id="rId434fm7-kxe7w6vejaqic9">
+            <w:hyperlink w:history="1" r:id="rIdovbu9aqkwjsxzwphiplv7">
               <w:r>
                 <w:rPr>
                   <w:rFonts w:ascii="Arial" w:cs="Arial" w:eastAsia="Arial" w:hAnsi="Arial"/>
@@ -14728,7 +14728,7 @@
               <w:spacing w:after="10" w:before="0"/>
               <w:ind w:left="120"/>
             </w:pPr>
-            <w:hyperlink w:history="1" r:id="rIdlrrx1sxwjub_yb7jemin_">
+            <w:hyperlink w:history="1" r:id="rIdzdegknfqcvjia7i7ox234">
               <w:r>
                 <w:rPr>
                   <w:rFonts w:ascii="Arial" w:cs="Arial" w:eastAsia="Arial" w:hAnsi="Arial"/>
@@ -14773,7 +14773,7 @@
             <w:pPr>
               <w:spacing w:after="20" w:before="0"/>
             </w:pPr>
-            <w:hyperlink w:history="1" r:id="rIdzuxxoieuqjh75rox19neu">
+            <w:hyperlink w:history="1" r:id="rIdb296pv2oep2focfqchfn4">
               <w:r>
                 <w:rPr>
                   <w:rFonts w:ascii="Arial" w:cs="Arial" w:eastAsia="Arial" w:hAnsi="Arial"/>
@@ -14806,7 +14806,7 @@
               <w:spacing w:after="10" w:before="0"/>
               <w:ind w:left="120"/>
             </w:pPr>
-            <w:hyperlink w:history="1" r:id="rIdkinujy49ox5jbm2cjhwrc">
+            <w:hyperlink w:history="1" r:id="rIdlfdgq35mekbhjmo1tnptx">
               <w:r>
                 <w:rPr>
                   <w:rFonts w:ascii="Arial" w:cs="Arial" w:eastAsia="Arial" w:hAnsi="Arial"/>
@@ -15001,7 +15001,7 @@
             <w:pPr>
               <w:spacing w:after="20" w:before="0"/>
             </w:pPr>
-            <w:hyperlink w:history="1" r:id="rIdh2zqyz7llcltmtkfj_xxs">
+            <w:hyperlink w:history="1" r:id="rIdtkdwgwg9ndmm-tfos--ka">
               <w:r>
                 <w:rPr>
                   <w:rFonts w:ascii="Arial" w:cs="Arial" w:eastAsia="Arial" w:hAnsi="Arial"/>
@@ -15034,7 +15034,7 @@
               <w:spacing w:after="10" w:before="0"/>
               <w:ind w:left="120"/>
             </w:pPr>
-            <w:hyperlink w:history="1" r:id="rIdr7wrwx9tuyl9xdxvo_5x5">
+            <w:hyperlink w:history="1" r:id="rIdpyj7zfefvdwyc10rirkhx">
               <w:r>
                 <w:rPr>
                   <w:rFonts w:ascii="Arial" w:cs="Arial" w:eastAsia="Arial" w:hAnsi="Arial"/>
@@ -15079,7 +15079,7 @@
             <w:pPr>
               <w:spacing w:after="20" w:before="0"/>
             </w:pPr>
-            <w:hyperlink w:history="1" r:id="rIdu4oapzrydolgc7pdooaim">
+            <w:hyperlink w:history="1" r:id="rIdhtm5-twsszgf-iomebitr">
               <w:r>
                 <w:rPr>
                   <w:rFonts w:ascii="Arial" w:cs="Arial" w:eastAsia="Arial" w:hAnsi="Arial"/>
@@ -15112,7 +15112,7 @@
               <w:spacing w:after="10" w:before="0"/>
               <w:ind w:left="120"/>
             </w:pPr>
-            <w:hyperlink w:history="1" r:id="rIdzhpsaiapns3naxtti84lu">
+            <w:hyperlink w:history="1" r:id="rId3w2ewopoashi8qrzvylf4">
               <w:r>
                 <w:rPr>
                   <w:rFonts w:ascii="Arial" w:cs="Arial" w:eastAsia="Arial" w:hAnsi="Arial"/>
@@ -15307,7 +15307,7 @@
             <w:pPr>
               <w:spacing w:after="20" w:before="0"/>
             </w:pPr>
-            <w:hyperlink w:history="1" r:id="rIdlj1jqwdjrhjsicks5ui0k">
+            <w:hyperlink w:history="1" r:id="rIdtryqcygtf9z4bhm7d8hzz">
               <w:r>
                 <w:rPr>
                   <w:rFonts w:ascii="Arial" w:cs="Arial" w:eastAsia="Arial" w:hAnsi="Arial"/>
@@ -15340,7 +15340,7 @@
               <w:spacing w:after="10" w:before="0"/>
               <w:ind w:left="120"/>
             </w:pPr>
-            <w:hyperlink w:history="1" r:id="rIdsjgdbmbct3qpdzuldr1ax">
+            <w:hyperlink w:history="1" r:id="rIdlcyflpqbtxhgtavnrazpt">
               <w:r>
                 <w:rPr>
                   <w:rFonts w:ascii="Arial" w:cs="Arial" w:eastAsia="Arial" w:hAnsi="Arial"/>
@@ -15385,7 +15385,7 @@
             <w:pPr>
               <w:spacing w:after="20" w:before="0"/>
             </w:pPr>
-            <w:hyperlink w:history="1" r:id="rId0ym48xi-6diend_25mbpw">
+            <w:hyperlink w:history="1" r:id="rIddvw2jtkb40jmj494jq-rn">
               <w:r>
                 <w:rPr>
                   <w:rFonts w:ascii="Arial" w:cs="Arial" w:eastAsia="Arial" w:hAnsi="Arial"/>
@@ -15418,7 +15418,7 @@
               <w:spacing w:after="10" w:before="0"/>
               <w:ind w:left="120"/>
             </w:pPr>
-            <w:hyperlink w:history="1" r:id="rId80ugorjhhkyfyoozek7im">
+            <w:hyperlink w:history="1" r:id="rIdubcdj3f4bn_wvg_ebgy_o">
               <w:r>
                 <w:rPr>
                   <w:rFonts w:ascii="Arial" w:cs="Arial" w:eastAsia="Arial" w:hAnsi="Arial"/>
@@ -15613,7 +15613,7 @@
             <w:pPr>
               <w:spacing w:after="20" w:before="0"/>
             </w:pPr>
-            <w:hyperlink w:history="1" r:id="rIdp5umdflq6vollcgifx6tw">
+            <w:hyperlink w:history="1" r:id="rIdg-yld-w6vfyphdfpdj3dv">
               <w:r>
                 <w:rPr>
                   <w:rFonts w:ascii="Arial" w:cs="Arial" w:eastAsia="Arial" w:hAnsi="Arial"/>
@@ -15646,7 +15646,7 @@
               <w:spacing w:after="10" w:before="0"/>
               <w:ind w:left="120"/>
             </w:pPr>
-            <w:hyperlink w:history="1" r:id="rIdensysvea851hdrnilo-h7">
+            <w:hyperlink w:history="1" r:id="rIdonsjzyajlltgpjbqz11sz">
               <w:r>
                 <w:rPr>
                   <w:rFonts w:ascii="Arial" w:cs="Arial" w:eastAsia="Arial" w:hAnsi="Arial"/>
@@ -15691,7 +15691,7 @@
             <w:pPr>
               <w:spacing w:after="20" w:before="0"/>
             </w:pPr>
-            <w:hyperlink w:history="1" r:id="rIdjgskfrhztgnlfkp57qasi">
+            <w:hyperlink w:history="1" r:id="rIdu6hngwpt2fdknkfxjcdjm">
               <w:r>
                 <w:rPr>
                   <w:rFonts w:ascii="Arial" w:cs="Arial" w:eastAsia="Arial" w:hAnsi="Arial"/>
@@ -15724,7 +15724,7 @@
               <w:spacing w:after="10" w:before="0"/>
               <w:ind w:left="120"/>
             </w:pPr>
-            <w:hyperlink w:history="1" r:id="rId7qqtb2z8u29yfs7uvbpff">
+            <w:hyperlink w:history="1" r:id="rIdhxzdo2njx5md1ykldhtqx">
               <w:r>
                 <w:rPr>
                   <w:rFonts w:ascii="Arial" w:cs="Arial" w:eastAsia="Arial" w:hAnsi="Arial"/>
@@ -17211,7 +17211,7 @@
             <w:pPr>
               <w:spacing w:after="20" w:before="0"/>
             </w:pPr>
-            <w:hyperlink w:history="1" r:id="rIdrhvxbyjcntbcdajzvgfuc">
+            <w:hyperlink w:history="1" r:id="rIdrjq5tknqolvxmixrvfiep">
               <w:r>
                 <w:rPr>
                   <w:rFonts w:ascii="Arial" w:cs="Arial" w:eastAsia="Arial" w:hAnsi="Arial"/>
@@ -17244,7 +17244,7 @@
               <w:spacing w:after="10" w:before="0"/>
               <w:ind w:left="120"/>
             </w:pPr>
-            <w:hyperlink w:history="1" r:id="rIdqjtvyyx30-wbnvypmtuee">
+            <w:hyperlink w:history="1" r:id="rIdcevlybyokuat912lb-k2v">
               <w:r>
                 <w:rPr>
                   <w:rFonts w:ascii="Arial" w:cs="Arial" w:eastAsia="Arial" w:hAnsi="Arial"/>
@@ -17289,7 +17289,7 @@
             <w:pPr>
               <w:spacing w:after="20" w:before="0"/>
             </w:pPr>
-            <w:hyperlink w:history="1" r:id="rIdv6u37nq-hgjxs8um92gtk">
+            <w:hyperlink w:history="1" r:id="rIdh4g7zpxmma_c_oyjz-kys">
               <w:r>
                 <w:rPr>
                   <w:rFonts w:ascii="Arial" w:cs="Arial" w:eastAsia="Arial" w:hAnsi="Arial"/>
@@ -17322,7 +17322,7 @@
               <w:spacing w:after="10" w:before="0"/>
               <w:ind w:left="120"/>
             </w:pPr>
-            <w:hyperlink w:history="1" r:id="rIdxhhofup6jmfbe1l9mwqvw">
+            <w:hyperlink w:history="1" r:id="rIdhtj7v_xbkdcyln7kwpkr_">
               <w:r>
                 <w:rPr>
                   <w:rFonts w:ascii="Arial" w:cs="Arial" w:eastAsia="Arial" w:hAnsi="Arial"/>
@@ -17517,7 +17517,7 @@
             <w:pPr>
               <w:spacing w:after="20" w:before="0"/>
             </w:pPr>
-            <w:hyperlink w:history="1" r:id="rIdlw0xlbmhwxwxekst0dxdb">
+            <w:hyperlink w:history="1" r:id="rIdmmwmialjr_c37xkdvmoj7">
               <w:r>
                 <w:rPr>
                   <w:rFonts w:ascii="Arial" w:cs="Arial" w:eastAsia="Arial" w:hAnsi="Arial"/>
@@ -17550,7 +17550,7 @@
               <w:spacing w:after="10" w:before="0"/>
               <w:ind w:left="120"/>
             </w:pPr>
-            <w:hyperlink w:history="1" r:id="rIdylw2wytjbwy-t6auijdro">
+            <w:hyperlink w:history="1" r:id="rIdckmgiuz39pe8vouwp89td">
               <w:r>
                 <w:rPr>
                   <w:rFonts w:ascii="Arial" w:cs="Arial" w:eastAsia="Arial" w:hAnsi="Arial"/>
@@ -17595,7 +17595,7 @@
             <w:pPr>
               <w:spacing w:after="20" w:before="0"/>
             </w:pPr>
-            <w:hyperlink w:history="1" r:id="rIdj1a8cbnnuyh3y7a9isqfb">
+            <w:hyperlink w:history="1" r:id="rIdkffsf4ttqbyviibhhoeps">
               <w:r>
                 <w:rPr>
                   <w:rFonts w:ascii="Arial" w:cs="Arial" w:eastAsia="Arial" w:hAnsi="Arial"/>
@@ -17628,7 +17628,7 @@
               <w:spacing w:after="10" w:before="0"/>
               <w:ind w:left="120"/>
             </w:pPr>
-            <w:hyperlink w:history="1" r:id="rIdvoohayjn-w1vzkbbd_mcb">
+            <w:hyperlink w:history="1" r:id="rIdf4lygkgifwuuat7wcwpki">
               <w:r>
                 <w:rPr>
                   <w:rFonts w:ascii="Arial" w:cs="Arial" w:eastAsia="Arial" w:hAnsi="Arial"/>
@@ -17823,7 +17823,7 @@
             <w:pPr>
               <w:spacing w:after="20" w:before="0"/>
             </w:pPr>
-            <w:hyperlink w:history="1" r:id="rIduqblkv4qmcg54zuwkutwj">
+            <w:hyperlink w:history="1" r:id="rIdivzcy0ai5e0qm5qlg3v7b">
               <w:r>
                 <w:rPr>
                   <w:rFonts w:ascii="Arial" w:cs="Arial" w:eastAsia="Arial" w:hAnsi="Arial"/>
@@ -17856,7 +17856,7 @@
               <w:spacing w:after="10" w:before="0"/>
               <w:ind w:left="120"/>
             </w:pPr>
-            <w:hyperlink w:history="1" r:id="rIdwdnvtawxcoslcjszvmteg">
+            <w:hyperlink w:history="1" r:id="rId9-cdww5ql3tmx5srfkfmw">
               <w:r>
                 <w:rPr>
                   <w:rFonts w:ascii="Arial" w:cs="Arial" w:eastAsia="Arial" w:hAnsi="Arial"/>
@@ -17901,7 +17901,7 @@
             <w:pPr>
               <w:spacing w:after="20" w:before="0"/>
             </w:pPr>
-            <w:hyperlink w:history="1" r:id="rIdgndmbqjlsqy-jghyfanna">
+            <w:hyperlink w:history="1" r:id="rIdieffvf8mljmsdli-ybl8c">
               <w:r>
                 <w:rPr>
                   <w:rFonts w:ascii="Arial" w:cs="Arial" w:eastAsia="Arial" w:hAnsi="Arial"/>
@@ -17934,7 +17934,7 @@
               <w:spacing w:after="10" w:before="0"/>
               <w:ind w:left="120"/>
             </w:pPr>
-            <w:hyperlink w:history="1" r:id="rIdamisxnxrwldvsvbmbp6zy">
+            <w:hyperlink w:history="1" r:id="rId6tlytnrbhrypt8-zacwnu">
               <w:r>
                 <w:rPr>
                   <w:rFonts w:ascii="Arial" w:cs="Arial" w:eastAsia="Arial" w:hAnsi="Arial"/>
@@ -18129,7 +18129,7 @@
             <w:pPr>
               <w:spacing w:after="20" w:before="0"/>
             </w:pPr>
-            <w:hyperlink w:history="1" r:id="rIdjumuvp4wooodllsglewtl">
+            <w:hyperlink w:history="1" r:id="rIddz5p-ztpiiuk9b5cg72ve">
               <w:r>
                 <w:rPr>
                   <w:rFonts w:ascii="Arial" w:cs="Arial" w:eastAsia="Arial" w:hAnsi="Arial"/>
@@ -18162,7 +18162,7 @@
               <w:spacing w:after="10" w:before="0"/>
               <w:ind w:left="120"/>
             </w:pPr>
-            <w:hyperlink w:history="1" r:id="rIdaksfck0tjhymdjkj6fsqn">
+            <w:hyperlink w:history="1" r:id="rIdiwt77td9rhyzqw7nkxggt">
               <w:r>
                 <w:rPr>
                   <w:rFonts w:ascii="Arial" w:cs="Arial" w:eastAsia="Arial" w:hAnsi="Arial"/>
@@ -18207,7 +18207,7 @@
             <w:pPr>
               <w:spacing w:after="20" w:before="0"/>
             </w:pPr>
-            <w:hyperlink w:history="1" r:id="rIdorz_dqjn1gvzhyj5ojbii">
+            <w:hyperlink w:history="1" r:id="rIdbwk65tp9h5yc8r6hz7mj_">
               <w:r>
                 <w:rPr>
                   <w:rFonts w:ascii="Arial" w:cs="Arial" w:eastAsia="Arial" w:hAnsi="Arial"/>
@@ -18240,7 +18240,7 @@
               <w:spacing w:after="10" w:before="0"/>
               <w:ind w:left="120"/>
             </w:pPr>
-            <w:hyperlink w:history="1" r:id="rIdoy9qvuvscr6f36goihnq2">
+            <w:hyperlink w:history="1" r:id="rIdmbn715kxs-5kvcbpx_egz">
               <w:r>
                 <w:rPr>
                   <w:rFonts w:ascii="Arial" w:cs="Arial" w:eastAsia="Arial" w:hAnsi="Arial"/>
@@ -18435,7 +18435,7 @@
             <w:pPr>
               <w:spacing w:after="20" w:before="0"/>
             </w:pPr>
-            <w:hyperlink w:history="1" r:id="rIdybh2weicxtbwyrxvvwamu">
+            <w:hyperlink w:history="1" r:id="rIdx93ymuqunsarf6zxyydvz">
               <w:r>
                 <w:rPr>
                   <w:rFonts w:ascii="Arial" w:cs="Arial" w:eastAsia="Arial" w:hAnsi="Arial"/>
@@ -18468,7 +18468,7 @@
               <w:spacing w:after="10" w:before="0"/>
               <w:ind w:left="120"/>
             </w:pPr>
-            <w:hyperlink w:history="1" r:id="rId-kjtyytzglwrk813uwgj0">
+            <w:hyperlink w:history="1" r:id="rIdtnkoaiwdzdku4r9mnq1pp">
               <w:r>
                 <w:rPr>
                   <w:rFonts w:ascii="Arial" w:cs="Arial" w:eastAsia="Arial" w:hAnsi="Arial"/>
@@ -18513,7 +18513,7 @@
             <w:pPr>
               <w:spacing w:after="20" w:before="0"/>
             </w:pPr>
-            <w:hyperlink w:history="1" r:id="rId184ctdiafxb6gtqa5rfib">
+            <w:hyperlink w:history="1" r:id="rIdrnqpv3nqke51avuratemt">
               <w:r>
                 <w:rPr>
                   <w:rFonts w:ascii="Arial" w:cs="Arial" w:eastAsia="Arial" w:hAnsi="Arial"/>
@@ -18546,7 +18546,7 @@
               <w:spacing w:after="10" w:before="0"/>
               <w:ind w:left="120"/>
             </w:pPr>
-            <w:hyperlink w:history="1" r:id="rIdzoc4e6fxe1vyll5b_z3ve">
+            <w:hyperlink w:history="1" r:id="rIdr03bgivzvquup4wrgyi7j">
               <w:r>
                 <w:rPr>
                   <w:rFonts w:ascii="Arial" w:cs="Arial" w:eastAsia="Arial" w:hAnsi="Arial"/>
@@ -20261,7 +20261,7 @@
             <w:pPr>
               <w:spacing w:after="20" w:before="0"/>
             </w:pPr>
-            <w:hyperlink w:history="1" r:id="rId47iqhvc-8y0pa6d2-qrii">
+            <w:hyperlink w:history="1" r:id="rIdyy09-y6mv0okpggdzwdqb">
               <w:r>
                 <w:rPr>
                   <w:rFonts w:ascii="Arial" w:cs="Arial" w:eastAsia="Arial" w:hAnsi="Arial"/>
@@ -20294,7 +20294,7 @@
               <w:spacing w:after="10" w:before="0"/>
               <w:ind w:left="120"/>
             </w:pPr>
-            <w:hyperlink w:history="1" r:id="rIdik3vjm5uzskz09077iv7q">
+            <w:hyperlink w:history="1" r:id="rId0eimfssw4faueffmkc-l1">
               <w:r>
                 <w:rPr>
                   <w:rFonts w:ascii="Arial" w:cs="Arial" w:eastAsia="Arial" w:hAnsi="Arial"/>
@@ -20339,7 +20339,7 @@
             <w:pPr>
               <w:spacing w:after="20" w:before="0"/>
             </w:pPr>
-            <w:hyperlink w:history="1" r:id="rIdhqd6jp0avv3nadex2u8fa">
+            <w:hyperlink w:history="1" r:id="rIdysc_mve3rki1domwpinkk">
               <w:r>
                 <w:rPr>
                   <w:rFonts w:ascii="Arial" w:cs="Arial" w:eastAsia="Arial" w:hAnsi="Arial"/>
@@ -20372,7 +20372,7 @@
               <w:spacing w:after="10" w:before="0"/>
               <w:ind w:left="120"/>
             </w:pPr>
-            <w:hyperlink w:history="1" r:id="rId6znm8o8jb8ue1jsmsjwby">
+            <w:hyperlink w:history="1" r:id="rIdmroyatzescumyjx_h8lla">
               <w:r>
                 <w:rPr>
                   <w:rFonts w:ascii="Arial" w:cs="Arial" w:eastAsia="Arial" w:hAnsi="Arial"/>
@@ -20567,7 +20567,7 @@
             <w:pPr>
               <w:spacing w:after="20" w:before="0"/>
             </w:pPr>
-            <w:hyperlink w:history="1" r:id="rIdkrbpxfreraxincetyprdp">
+            <w:hyperlink w:history="1" r:id="rIddwqlgrythrcpiq4qqdkf_">
               <w:r>
                 <w:rPr>
                   <w:rFonts w:ascii="Arial" w:cs="Arial" w:eastAsia="Arial" w:hAnsi="Arial"/>
@@ -20600,7 +20600,7 @@
               <w:spacing w:after="10" w:before="0"/>
               <w:ind w:left="120"/>
             </w:pPr>
-            <w:hyperlink w:history="1" r:id="rId4pkiu7-rp4ujawvv8oeox">
+            <w:hyperlink w:history="1" r:id="rIdkm2deu9lt0qmqg1700o-k">
               <w:r>
                 <w:rPr>
                   <w:rFonts w:ascii="Arial" w:cs="Arial" w:eastAsia="Arial" w:hAnsi="Arial"/>
@@ -20645,7 +20645,7 @@
             <w:pPr>
               <w:spacing w:after="20" w:before="0"/>
             </w:pPr>
-            <w:hyperlink w:history="1" r:id="rIdr5uo8l_qbbdr4l8efrrua">
+            <w:hyperlink w:history="1" r:id="rIdvcbgh4ewsnhibphbedsei">
               <w:r>
                 <w:rPr>
                   <w:rFonts w:ascii="Arial" w:cs="Arial" w:eastAsia="Arial" w:hAnsi="Arial"/>
@@ -20678,7 +20678,7 @@
               <w:spacing w:after="10" w:before="0"/>
               <w:ind w:left="120"/>
             </w:pPr>
-            <w:hyperlink w:history="1" r:id="rIdqb2n229scwbdiy5bjmdpp">
+            <w:hyperlink w:history="1" r:id="rId13txjfprzkq4vkiudhvkv">
               <w:r>
                 <w:rPr>
                   <w:rFonts w:ascii="Arial" w:cs="Arial" w:eastAsia="Arial" w:hAnsi="Arial"/>
@@ -20873,7 +20873,7 @@
             <w:pPr>
               <w:spacing w:after="20" w:before="0"/>
             </w:pPr>
-            <w:hyperlink w:history="1" r:id="rIdcytt5y6oettjhvsdq1sl-">
+            <w:hyperlink w:history="1" r:id="rIdwdbgp_ssasw_8eagaqcfv">
               <w:r>
                 <w:rPr>
                   <w:rFonts w:ascii="Arial" w:cs="Arial" w:eastAsia="Arial" w:hAnsi="Arial"/>
@@ -20906,7 +20906,7 @@
               <w:spacing w:after="10" w:before="0"/>
               <w:ind w:left="120"/>
             </w:pPr>
-            <w:hyperlink w:history="1" r:id="rIdreblgyh5ftbatd_kbesys">
+            <w:hyperlink w:history="1" r:id="rId0xfsnmecc9u1a_iikqn-d">
               <w:r>
                 <w:rPr>
                   <w:rFonts w:ascii="Arial" w:cs="Arial" w:eastAsia="Arial" w:hAnsi="Arial"/>
@@ -20951,7 +20951,7 @@
             <w:pPr>
               <w:spacing w:after="20" w:before="0"/>
             </w:pPr>
-            <w:hyperlink w:history="1" r:id="rIdqnn63zwu8mw7aof08thsd">
+            <w:hyperlink w:history="1" r:id="rId92-8s3xb8bbjopigwikol">
               <w:r>
                 <w:rPr>
                   <w:rFonts w:ascii="Arial" w:cs="Arial" w:eastAsia="Arial" w:hAnsi="Arial"/>
@@ -20984,7 +20984,7 @@
               <w:spacing w:after="10" w:before="0"/>
               <w:ind w:left="120"/>
             </w:pPr>
-            <w:hyperlink w:history="1" r:id="rIddx5i5kkvdtkentwr9dsyk">
+            <w:hyperlink w:history="1" r:id="rIdzehn2wewmagl1fqukxwre">
               <w:r>
                 <w:rPr>
                   <w:rFonts w:ascii="Arial" w:cs="Arial" w:eastAsia="Arial" w:hAnsi="Arial"/>
@@ -21179,7 +21179,7 @@
             <w:pPr>
               <w:spacing w:after="20" w:before="0"/>
             </w:pPr>
-            <w:hyperlink w:history="1" r:id="rIdha1oh7sdhapud0pw7als4">
+            <w:hyperlink w:history="1" r:id="rIdubkr0qlgasazptdyylrxf">
               <w:r>
                 <w:rPr>
                   <w:rFonts w:ascii="Arial" w:cs="Arial" w:eastAsia="Arial" w:hAnsi="Arial"/>
@@ -21212,7 +21212,7 @@
               <w:spacing w:after="10" w:before="0"/>
               <w:ind w:left="120"/>
             </w:pPr>
-            <w:hyperlink w:history="1" r:id="rIdykwv9mbchfxkl1gia-va2">
+            <w:hyperlink w:history="1" r:id="rIddi-pqsdp9di8zygiv0ugm">
               <w:r>
                 <w:rPr>
                   <w:rFonts w:ascii="Arial" w:cs="Arial" w:eastAsia="Arial" w:hAnsi="Arial"/>
@@ -21257,7 +21257,7 @@
             <w:pPr>
               <w:spacing w:after="20" w:before="0"/>
             </w:pPr>
-            <w:hyperlink w:history="1" r:id="rIdqjgn8kmv1xl8vfajeceo6">
+            <w:hyperlink w:history="1" r:id="rIdsoomj1ztcpwjsbh_nvba3">
               <w:r>
                 <w:rPr>
                   <w:rFonts w:ascii="Arial" w:cs="Arial" w:eastAsia="Arial" w:hAnsi="Arial"/>
@@ -21290,7 +21290,7 @@
               <w:spacing w:after="10" w:before="0"/>
               <w:ind w:left="120"/>
             </w:pPr>
-            <w:hyperlink w:history="1" r:id="rId4tf7ryoxv1yeyqr4oiyty">
+            <w:hyperlink w:history="1" r:id="rId2kkqn0sj01jwiasfa0fjz">
               <w:r>
                 <w:rPr>
                   <w:rFonts w:ascii="Arial" w:cs="Arial" w:eastAsia="Arial" w:hAnsi="Arial"/>
@@ -21485,7 +21485,7 @@
             <w:pPr>
               <w:spacing w:after="20" w:before="0"/>
             </w:pPr>
-            <w:hyperlink w:history="1" r:id="rIdxfmb8nwuffnfw7osch27e">
+            <w:hyperlink w:history="1" r:id="rIdulum6u5qlvajwvl7n8suy">
               <w:r>
                 <w:rPr>
                   <w:rFonts w:ascii="Arial" w:cs="Arial" w:eastAsia="Arial" w:hAnsi="Arial"/>
@@ -21518,7 +21518,7 @@
               <w:spacing w:after="10" w:before="0"/>
               <w:ind w:left="120"/>
             </w:pPr>
-            <w:hyperlink w:history="1" r:id="rIdsh7sexrq9obtkdkrggvc5">
+            <w:hyperlink w:history="1" r:id="rIdxucbltmlb390uxvugqz-j">
               <w:r>
                 <w:rPr>
                   <w:rFonts w:ascii="Arial" w:cs="Arial" w:eastAsia="Arial" w:hAnsi="Arial"/>
@@ -21563,7 +21563,7 @@
             <w:pPr>
               <w:spacing w:after="20" w:before="0"/>
             </w:pPr>
-            <w:hyperlink w:history="1" r:id="rIdv9rv1xdfllwpp89yvuqo2">
+            <w:hyperlink w:history="1" r:id="rIdlopqcoyrdqdiqujdbsv1c">
               <w:r>
                 <w:rPr>
                   <w:rFonts w:ascii="Arial" w:cs="Arial" w:eastAsia="Arial" w:hAnsi="Arial"/>
@@ -21596,7 +21596,7 @@
               <w:spacing w:after="10" w:before="0"/>
               <w:ind w:left="120"/>
             </w:pPr>
-            <w:hyperlink w:history="1" r:id="rIdqijavtwfjor_tjbflkgel">
+            <w:hyperlink w:history="1" r:id="rId11jqhctwjjvahtnvea9oi">
               <w:r>
                 <w:rPr>
                   <w:rFonts w:ascii="Arial" w:cs="Arial" w:eastAsia="Arial" w:hAnsi="Arial"/>
@@ -23322,7 +23322,7 @@
             <w:pPr>
               <w:spacing w:after="20" w:before="0"/>
             </w:pPr>
-            <w:hyperlink w:history="1" r:id="rIdw-rrevdempw0rfmv0wwpk">
+            <w:hyperlink w:history="1" r:id="rIdew_qsoctg8_7ompzkhazy">
               <w:r>
                 <w:rPr>
                   <w:rFonts w:ascii="Arial" w:cs="Arial" w:eastAsia="Arial" w:hAnsi="Arial"/>
@@ -23355,7 +23355,7 @@
               <w:spacing w:after="10" w:before="0"/>
               <w:ind w:left="120"/>
             </w:pPr>
-            <w:hyperlink w:history="1" r:id="rIddaivraogvvajd12ugq9b4">
+            <w:hyperlink w:history="1" r:id="rIdupukagnrbosbpa1c3jpqi">
               <w:r>
                 <w:rPr>
                   <w:rFonts w:ascii="Arial" w:cs="Arial" w:eastAsia="Arial" w:hAnsi="Arial"/>
@@ -23400,7 +23400,7 @@
             <w:pPr>
               <w:spacing w:after="20" w:before="0"/>
             </w:pPr>
-            <w:hyperlink w:history="1" r:id="rIdfh9rww1uak2zyt-xq-cds">
+            <w:hyperlink w:history="1" r:id="rIdjvugysdj-efct8i6vyl3d">
               <w:r>
                 <w:rPr>
                   <w:rFonts w:ascii="Arial" w:cs="Arial" w:eastAsia="Arial" w:hAnsi="Arial"/>
@@ -23433,7 +23433,7 @@
               <w:spacing w:after="10" w:before="0"/>
               <w:ind w:left="120"/>
             </w:pPr>
-            <w:hyperlink w:history="1" r:id="rIdbfgobm3rhhf0uqo80x23i">
+            <w:hyperlink w:history="1" r:id="rIdgzokbyjbanpuqmz7a5jji">
               <w:r>
                 <w:rPr>
                   <w:rFonts w:ascii="Arial" w:cs="Arial" w:eastAsia="Arial" w:hAnsi="Arial"/>
@@ -23628,7 +23628,7 @@
             <w:pPr>
               <w:spacing w:after="20" w:before="0"/>
             </w:pPr>
-            <w:hyperlink w:history="1" r:id="rIdm91kjyirgjqxmfrnqr3y-">
+            <w:hyperlink w:history="1" r:id="rIdmvxfg_joau9ldm5grhudl">
               <w:r>
                 <w:rPr>
                   <w:rFonts w:ascii="Arial" w:cs="Arial" w:eastAsia="Arial" w:hAnsi="Arial"/>
@@ -23661,7 +23661,7 @@
               <w:spacing w:after="10" w:before="0"/>
               <w:ind w:left="120"/>
             </w:pPr>
-            <w:hyperlink w:history="1" r:id="rIdtcybbuhd0izrxwtbyqlip">
+            <w:hyperlink w:history="1" r:id="rIdkioefn66tvn4jwlsgcw76">
               <w:r>
                 <w:rPr>
                   <w:rFonts w:ascii="Arial" w:cs="Arial" w:eastAsia="Arial" w:hAnsi="Arial"/>
@@ -23706,7 +23706,7 @@
             <w:pPr>
               <w:spacing w:after="20" w:before="0"/>
             </w:pPr>
-            <w:hyperlink w:history="1" r:id="rIdt_rgdttxvczbet6fzar5t">
+            <w:hyperlink w:history="1" r:id="rIdrvwg9i-glbaayjhj1kp3e">
               <w:r>
                 <w:rPr>
                   <w:rFonts w:ascii="Arial" w:cs="Arial" w:eastAsia="Arial" w:hAnsi="Arial"/>
@@ -23739,7 +23739,7 @@
               <w:spacing w:after="10" w:before="0"/>
               <w:ind w:left="120"/>
             </w:pPr>
-            <w:hyperlink w:history="1" r:id="rIdwqoltghii5wwheoide-et">
+            <w:hyperlink w:history="1" r:id="rIdnmv2usx3nx1ai2qlurcsj">
               <w:r>
                 <w:rPr>
                   <w:rFonts w:ascii="Arial" w:cs="Arial" w:eastAsia="Arial" w:hAnsi="Arial"/>
@@ -23934,7 +23934,7 @@
             <w:pPr>
               <w:spacing w:after="20" w:before="0"/>
             </w:pPr>
-            <w:hyperlink w:history="1" r:id="rIdd4mnnod40xi-nudfujzik">
+            <w:hyperlink w:history="1" r:id="rIdxs6tpumbeuk2e6f7lww4v">
               <w:r>
                 <w:rPr>
                   <w:rFonts w:ascii="Arial" w:cs="Arial" w:eastAsia="Arial" w:hAnsi="Arial"/>
@@ -23967,7 +23967,7 @@
               <w:spacing w:after="10" w:before="0"/>
               <w:ind w:left="120"/>
             </w:pPr>
-            <w:hyperlink w:history="1" r:id="rIddd4p6tfp7-hki8ycwimrq">
+            <w:hyperlink w:history="1" r:id="rIdnezs8_qlzn-2cpn1yoqg3">
               <w:r>
                 <w:rPr>
                   <w:rFonts w:ascii="Arial" w:cs="Arial" w:eastAsia="Arial" w:hAnsi="Arial"/>
@@ -24012,7 +24012,7 @@
             <w:pPr>
               <w:spacing w:after="20" w:before="0"/>
             </w:pPr>
-            <w:hyperlink w:history="1" r:id="rIdmqt3l9ibsi9hulovsee0e">
+            <w:hyperlink w:history="1" r:id="rIdqg7za6kn2uhexicu5zfu4">
               <w:r>
                 <w:rPr>
                   <w:rFonts w:ascii="Arial" w:cs="Arial" w:eastAsia="Arial" w:hAnsi="Arial"/>
@@ -24045,7 +24045,7 @@
               <w:spacing w:after="10" w:before="0"/>
               <w:ind w:left="120"/>
             </w:pPr>
-            <w:hyperlink w:history="1" r:id="rIdop3pcr_ye8ojny3vxzxhq">
+            <w:hyperlink w:history="1" r:id="rIdgt2zaesdn4tpkrmi-uej3">
               <w:r>
                 <w:rPr>
                   <w:rFonts w:ascii="Arial" w:cs="Arial" w:eastAsia="Arial" w:hAnsi="Arial"/>
@@ -24240,7 +24240,7 @@
             <w:pPr>
               <w:spacing w:after="20" w:before="0"/>
             </w:pPr>
-            <w:hyperlink w:history="1" r:id="rIdxltlbqscxrju7vpxdfssf">
+            <w:hyperlink w:history="1" r:id="rIdyb4mqytkhb98i8p32gb1q">
               <w:r>
                 <w:rPr>
                   <w:rFonts w:ascii="Arial" w:cs="Arial" w:eastAsia="Arial" w:hAnsi="Arial"/>
@@ -24273,7 +24273,7 @@
               <w:spacing w:after="10" w:before="0"/>
               <w:ind w:left="120"/>
             </w:pPr>
-            <w:hyperlink w:history="1" r:id="rIdbrevtsjwzn1xxxe2hgq7b">
+            <w:hyperlink w:history="1" r:id="rIdq7l5cdwrdmfjwytpmsyrl">
               <w:r>
                 <w:rPr>
                   <w:rFonts w:ascii="Arial" w:cs="Arial" w:eastAsia="Arial" w:hAnsi="Arial"/>
@@ -24318,7 +24318,7 @@
             <w:pPr>
               <w:spacing w:after="20" w:before="0"/>
             </w:pPr>
-            <w:hyperlink w:history="1" r:id="rIdo1ebc-jrzg9rkzxk1txlo">
+            <w:hyperlink w:history="1" r:id="rIdfujffxjmklytftjviw8g3">
               <w:r>
                 <w:rPr>
                   <w:rFonts w:ascii="Arial" w:cs="Arial" w:eastAsia="Arial" w:hAnsi="Arial"/>
@@ -24351,7 +24351,7 @@
               <w:spacing w:after="10" w:before="0"/>
               <w:ind w:left="120"/>
             </w:pPr>
-            <w:hyperlink w:history="1" r:id="rIdxc_unqbmpkxcrlwli9bbb">
+            <w:hyperlink w:history="1" r:id="rIdtulm4slsaucynzcd-hpai">
               <w:r>
                 <w:rPr>
                   <w:rFonts w:ascii="Arial" w:cs="Arial" w:eastAsia="Arial" w:hAnsi="Arial"/>
@@ -24546,7 +24546,7 @@
             <w:pPr>
               <w:spacing w:after="20" w:before="0"/>
             </w:pPr>
-            <w:hyperlink w:history="1" r:id="rIdefjlz8dgxhw6ku-413gaj">
+            <w:hyperlink w:history="1" r:id="rIdetyfsblhcr4xq0ulndwb3">
               <w:r>
                 <w:rPr>
                   <w:rFonts w:ascii="Arial" w:cs="Arial" w:eastAsia="Arial" w:hAnsi="Arial"/>
@@ -24579,7 +24579,7 @@
               <w:spacing w:after="10" w:before="0"/>
               <w:ind w:left="120"/>
             </w:pPr>
-            <w:hyperlink w:history="1" r:id="rIdvpvpmhcub83s49b4bwp-t">
+            <w:hyperlink w:history="1" r:id="rIdsvv9xb8hfoof2ipfmucd2">
               <w:r>
                 <w:rPr>
                   <w:rFonts w:ascii="Arial" w:cs="Arial" w:eastAsia="Arial" w:hAnsi="Arial"/>
@@ -24624,7 +24624,7 @@
             <w:pPr>
               <w:spacing w:after="20" w:before="0"/>
             </w:pPr>
-            <w:hyperlink w:history="1" r:id="rIdprn4ahgbjeb3jbjxuc_7v">
+            <w:hyperlink w:history="1" r:id="rIdyo_wuzorobkh_ca7amfij">
               <w:r>
                 <w:rPr>
                   <w:rFonts w:ascii="Arial" w:cs="Arial" w:eastAsia="Arial" w:hAnsi="Arial"/>
@@ -24657,7 +24657,7 @@
               <w:spacing w:after="10" w:before="0"/>
               <w:ind w:left="120"/>
             </w:pPr>
-            <w:hyperlink w:history="1" r:id="rIdan8dkh9t2vxqrvty8tnbd">
+            <w:hyperlink w:history="1" r:id="rIdlgyifwjk0cqji1dkd_e7t">
               <w:r>
                 <w:rPr>
                   <w:rFonts w:ascii="Arial" w:cs="Arial" w:eastAsia="Arial" w:hAnsi="Arial"/>
